--- a/SmartBus_AI_Research_Paper.docx
+++ b/SmartBus_AI_Research_Paper.docx
@@ -4,110 +4,320 @@
   <w:body>
     <w:p>
       <w:pPr>
+        <w:spacing w:after="240"/>
+        <w:jc w:val="center"/>
+      </w:pPr>
+      <w:r>
+        <w:rPr>
+          <w:b/>
+          <w:bCs/>
+          <w:sz w:val="32"/>
+          <w:szCs w:val="32"/>
+        </w:rPr>
+        <w:t xml:space="preserve">SmartBus AI: A Mobile-First Real-Time Bus Tracking and Crowd-Aware Journey Planning System for the BMTC Network</w:t>
+      </w:r>
+    </w:p>
+    <w:p>
+      <w:pPr>
+        <w:spacing w:after="0"/>
+        <w:jc w:val="center"/>
+      </w:pPr>
+      <w:r>
+        <w:rPr>
+          <w:b/>
+          <w:bCs/>
+          <w:sz w:val="22"/>
+          <w:szCs w:val="22"/>
+        </w:rPr>
+        <w:t xml:space="preserve">Prof. Suvarna Hugar</w:t>
+      </w:r>
+    </w:p>
+    <w:p>
+      <w:pPr>
+        <w:spacing w:after="0"/>
+        <w:jc w:val="center"/>
+      </w:pPr>
+      <w:r>
+        <w:rPr>
+          <w:sz w:val="20"/>
+          <w:szCs w:val="20"/>
+        </w:rPr>
+        <w:t xml:space="preserve">Dept. of Computer Science &amp; Engineering</w:t>
+      </w:r>
+    </w:p>
+    <w:p>
+      <w:pPr>
+        <w:spacing w:after="0"/>
+        <w:jc w:val="center"/>
+      </w:pPr>
+      <w:r>
+        <w:rPr>
+          <w:sz w:val="20"/>
+          <w:szCs w:val="20"/>
+        </w:rPr>
+        <w:t xml:space="preserve">REVA University, Bangalore, India</w:t>
+      </w:r>
+    </w:p>
+    <w:p>
+      <w:pPr>
         <w:spacing w:after="200"/>
         <w:jc w:val="center"/>
       </w:pPr>
       <w:r>
         <w:rPr>
-          <w:b/>
-          <w:bCs/>
-          <w:sz w:val="32"/>
-          <w:szCs w:val="32"/>
-        </w:rPr>
-        <w:t xml:space="preserve">SmartBus AI: A Mobile-First Real-Time Bus Tracking and Crowd-Aware Journey Planning System for the BMTC Network</w:t>
-      </w:r>
-    </w:p>
-    <w:p>
-      <w:pPr>
-        <w:spacing w:after="60"/>
-        <w:jc w:val="center"/>
-      </w:pPr>
-      <w:r>
-        <w:rPr>
-          <w:b/>
-          <w:bCs/>
-          <w:sz w:val="22"/>
-          <w:szCs w:val="22"/>
-        </w:rPr>
-        <w:t xml:space="preserve">Manjunath Charvik N</w:t>
-      </w:r>
-      <w:r>
-        <w:rPr>
-          <w:sz w:val="22"/>
-          <w:szCs w:val="22"/>
-        </w:rPr>
-        <w:t xml:space="preserve">, </w:t>
-      </w:r>
-      <w:r>
-        <w:rPr>
-          <w:b/>
-          <w:bCs/>
-          <w:sz w:val="22"/>
-          <w:szCs w:val="22"/>
-        </w:rPr>
-        <w:t xml:space="preserve">Shiva Kumar B</w:t>
-      </w:r>
-      <w:r>
-        <w:rPr>
-          <w:sz w:val="22"/>
-          <w:szCs w:val="22"/>
-        </w:rPr>
-        <w:t xml:space="preserve">, </w:t>
-      </w:r>
-      <w:r>
-        <w:rPr>
-          <w:b/>
-          <w:bCs/>
-          <w:sz w:val="22"/>
-          <w:szCs w:val="22"/>
-        </w:rPr>
-        <w:t xml:space="preserve">Mohsin Abdul Bari</w:t>
-      </w:r>
-      <w:r>
-        <w:rPr>
-          <w:sz w:val="22"/>
-          <w:szCs w:val="22"/>
-        </w:rPr>
-        <w:t xml:space="preserve">, </w:t>
-      </w:r>
-      <w:r>
-        <w:rPr>
-          <w:b/>
-          <w:bCs/>
-          <w:sz w:val="22"/>
-          <w:szCs w:val="22"/>
-        </w:rPr>
-        <w:t xml:space="preserve">P Puneetraj</w:t>
-      </w:r>
-      <w:r>
-        <w:rPr>
-          <w:sz w:val="22"/>
-          <w:szCs w:val="22"/>
-        </w:rPr>
-        <w:t xml:space="preserve"> School of Computer Science and Engineering REVA University, Bengaluru, India {manjunathcharvik, shivakumarb, mohsinabdulbari, ppuneetraj}@gmail.com</w:t>
-      </w:r>
-    </w:p>
-    <w:p>
-      <w:pPr>
-        <w:spacing w:after="60"/>
-        <w:jc w:val="center"/>
-      </w:pPr>
-      <w:r>
-        <w:rPr>
-          <w:b/>
-          <w:bCs/>
-          <w:sz w:val="22"/>
-          <w:szCs w:val="22"/>
-        </w:rPr>
-        <w:t xml:space="preserve">Project Guide: Prof. Suvarna Hugar</w:t>
-      </w:r>
-      <w:r>
-        <w:rPr>
-          <w:sz w:val="22"/>
-          <w:szCs w:val="22"/>
-        </w:rPr>
-        <w:t xml:space="preserve"> Assistant Professor, School of Computer Science and Engineering REVA University, Bengaluru, India suvarna.hugar@reva.edu.in</w:t>
-      </w:r>
+          <w:i/>
+          <w:iCs/>
+          <w:sz w:val="18"/>
+          <w:szCs w:val="18"/>
+        </w:rPr>
+        <w:t xml:space="preserve">suvarna.hugar@reva.edu.in</w:t>
+      </w:r>
+    </w:p>
+    <w:tbl>
+      <w:tblPr>
+        <w:tblW w:type="pct" w:w="100%"/>
+        <w:tblBorders>
+          <w:top w:val="none" w:color="FFFFFF" w:sz="0"/>
+          <w:left w:val="none" w:color="FFFFFF" w:sz="0"/>
+          <w:bottom w:val="none" w:color="FFFFFF" w:sz="0"/>
+          <w:right w:val="none" w:color="FFFFFF" w:sz="0"/>
+          <w:insideH w:val="none" w:color="FFFFFF" w:sz="0"/>
+          <w:insideV w:val="none" w:color="FFFFFF" w:sz="0"/>
+        </w:tblBorders>
+      </w:tblPr>
+      <w:tblGrid>
+        <w:gridCol w:w="100"/>
+        <w:gridCol w:w="100"/>
+        <w:gridCol w:w="100"/>
+        <w:gridCol w:w="100"/>
+      </w:tblGrid>
+      <w:tr>
+        <w:tc>
+          <w:tcPr>
+            <w:tcBorders>
+              <w:top w:val="none" w:color="FFFFFF" w:sz="0"/>
+              <w:left w:val="none" w:color="FFFFFF" w:sz="0"/>
+              <w:bottom w:val="none" w:color="FFFFFF" w:sz="0"/>
+              <w:right w:val="none" w:color="FFFFFF" w:sz="0"/>
+            </w:tcBorders>
+          </w:tcPr>
+          <w:p>
+            <w:pPr>
+              <w:jc w:val="center"/>
+            </w:pPr>
+            <w:r>
+              <w:rPr>
+                <w:b/>
+                <w:bCs/>
+                <w:sz w:val="20"/>
+                <w:szCs w:val="20"/>
+              </w:rPr>
+              <w:t xml:space="preserve">Manjunath Charvik N</w:t>
+            </w:r>
+          </w:p>
+        </w:tc>
+        <w:tc>
+          <w:tcPr>
+            <w:tcBorders>
+              <w:top w:val="none" w:color="FFFFFF" w:sz="0"/>
+              <w:left w:val="none" w:color="FFFFFF" w:sz="0"/>
+              <w:bottom w:val="none" w:color="FFFFFF" w:sz="0"/>
+              <w:right w:val="none" w:color="FFFFFF" w:sz="0"/>
+            </w:tcBorders>
+          </w:tcPr>
+          <w:p>
+            <w:pPr>
+              <w:jc w:val="center"/>
+            </w:pPr>
+            <w:r>
+              <w:rPr>
+                <w:b/>
+                <w:bCs/>
+                <w:sz w:val="20"/>
+                <w:szCs w:val="20"/>
+              </w:rPr>
+              <w:t xml:space="preserve">Mohsin Abdul Bari</w:t>
+            </w:r>
+          </w:p>
+        </w:tc>
+        <w:tc>
+          <w:tcPr>
+            <w:tcBorders>
+              <w:top w:val="none" w:color="FFFFFF" w:sz="0"/>
+              <w:left w:val="none" w:color="FFFFFF" w:sz="0"/>
+              <w:bottom w:val="none" w:color="FFFFFF" w:sz="0"/>
+              <w:right w:val="none" w:color="FFFFFF" w:sz="0"/>
+            </w:tcBorders>
+          </w:tcPr>
+          <w:p>
+            <w:pPr>
+              <w:jc w:val="center"/>
+            </w:pPr>
+            <w:r>
+              <w:rPr>
+                <w:b/>
+                <w:bCs/>
+                <w:sz w:val="20"/>
+                <w:szCs w:val="20"/>
+              </w:rPr>
+              <w:t xml:space="preserve">P Puneetraj</w:t>
+            </w:r>
+          </w:p>
+        </w:tc>
+        <w:tc>
+          <w:tcPr>
+            <w:tcBorders>
+              <w:top w:val="none" w:color="FFFFFF" w:sz="0"/>
+              <w:left w:val="none" w:color="FFFFFF" w:sz="0"/>
+              <w:bottom w:val="none" w:color="FFFFFF" w:sz="0"/>
+              <w:right w:val="none" w:color="FFFFFF" w:sz="0"/>
+            </w:tcBorders>
+          </w:tcPr>
+          <w:p>
+            <w:pPr>
+              <w:jc w:val="center"/>
+            </w:pPr>
+            <w:r>
+              <w:rPr>
+                <w:b/>
+                <w:bCs/>
+                <w:sz w:val="20"/>
+                <w:szCs w:val="20"/>
+              </w:rPr>
+              <w:t xml:space="preserve">Shiva Kumar B</w:t>
+            </w:r>
+          </w:p>
+        </w:tc>
+      </w:tr>
+      <w:tr>
+        <w:tc>
+          <w:tcPr>
+            <w:gridSpan w:val="4"/>
+            <w:tcBorders>
+              <w:top w:val="none" w:color="FFFFFF" w:sz="0"/>
+              <w:left w:val="none" w:color="FFFFFF" w:sz="0"/>
+              <w:bottom w:val="none" w:color="FFFFFF" w:sz="0"/>
+              <w:right w:val="none" w:color="FFFFFF" w:sz="0"/>
+            </w:tcBorders>
+          </w:tcPr>
+          <w:p>
+            <w:pPr>
+              <w:spacing w:after="40" w:before="40"/>
+              <w:jc w:val="center"/>
+            </w:pPr>
+            <w:r>
+              <w:rPr>
+                <w:sz w:val="20"/>
+                <w:szCs w:val="20"/>
+              </w:rPr>
+              <w:t xml:space="preserve">Dept. of Computer Science &amp; Engineering, REVA University, Bangalore, India</w:t>
+            </w:r>
+          </w:p>
+        </w:tc>
+      </w:tr>
+      <w:tr>
+        <w:tc>
+          <w:tcPr>
+            <w:tcBorders>
+              <w:top w:val="none" w:color="FFFFFF" w:sz="0"/>
+              <w:left w:val="none" w:color="FFFFFF" w:sz="0"/>
+              <w:bottom w:val="none" w:color="FFFFFF" w:sz="0"/>
+              <w:right w:val="none" w:color="FFFFFF" w:sz="0"/>
+            </w:tcBorders>
+          </w:tcPr>
+          <w:p>
+            <w:pPr>
+              <w:jc w:val="center"/>
+            </w:pPr>
+            <w:r>
+              <w:rPr>
+                <w:i/>
+                <w:iCs/>
+                <w:sz w:val="18"/>
+                <w:szCs w:val="18"/>
+              </w:rPr>
+              <w:t xml:space="preserve">manjunathcharvik@gmail.com</w:t>
+            </w:r>
+          </w:p>
+        </w:tc>
+        <w:tc>
+          <w:tcPr>
+            <w:tcBorders>
+              <w:top w:val="none" w:color="FFFFFF" w:sz="0"/>
+              <w:left w:val="none" w:color="FFFFFF" w:sz="0"/>
+              <w:bottom w:val="none" w:color="FFFFFF" w:sz="0"/>
+              <w:right w:val="none" w:color="FFFFFF" w:sz="0"/>
+            </w:tcBorders>
+          </w:tcPr>
+          <w:p>
+            <w:pPr>
+              <w:jc w:val="center"/>
+            </w:pPr>
+            <w:r>
+              <w:rPr>
+                <w:i/>
+                <w:iCs/>
+                <w:sz w:val="18"/>
+                <w:szCs w:val="18"/>
+              </w:rPr>
+              <w:t xml:space="preserve">mohsinabdulbari@gmail.com</w:t>
+            </w:r>
+          </w:p>
+        </w:tc>
+        <w:tc>
+          <w:tcPr>
+            <w:tcBorders>
+              <w:top w:val="none" w:color="FFFFFF" w:sz="0"/>
+              <w:left w:val="none" w:color="FFFFFF" w:sz="0"/>
+              <w:bottom w:val="none" w:color="FFFFFF" w:sz="0"/>
+              <w:right w:val="none" w:color="FFFFFF" w:sz="0"/>
+            </w:tcBorders>
+          </w:tcPr>
+          <w:p>
+            <w:pPr>
+              <w:jc w:val="center"/>
+            </w:pPr>
+            <w:r>
+              <w:rPr>
+                <w:i/>
+                <w:iCs/>
+                <w:sz w:val="18"/>
+                <w:szCs w:val="18"/>
+              </w:rPr>
+              <w:t xml:space="preserve">ppuneetraj@gmail.com</w:t>
+            </w:r>
+          </w:p>
+        </w:tc>
+        <w:tc>
+          <w:tcPr>
+            <w:tcBorders>
+              <w:top w:val="none" w:color="FFFFFF" w:sz="0"/>
+              <w:left w:val="none" w:color="FFFFFF" w:sz="0"/>
+              <w:bottom w:val="none" w:color="FFFFFF" w:sz="0"/>
+              <w:right w:val="none" w:color="FFFFFF" w:sz="0"/>
+            </w:tcBorders>
+          </w:tcPr>
+          <w:p>
+            <w:pPr>
+              <w:jc w:val="center"/>
+            </w:pPr>
+            <w:r>
+              <w:rPr>
+                <w:i/>
+                <w:iCs/>
+                <w:sz w:val="18"/>
+                <w:szCs w:val="18"/>
+              </w:rPr>
+              <w:t xml:space="preserve">shivakumarb@gmail.com</w:t>
+            </w:r>
+          </w:p>
+        </w:tc>
+      </w:tr>
+    </w:tbl>
+    <w:p>
+      <w:pPr>
+        <w:spacing w:after="200"/>
+      </w:pPr>
     </w:p>
     <w:p>
       <w:pPr>
@@ -147,55 +357,23 @@
           <w:sz w:val="19"/>
           <w:szCs w:val="19"/>
         </w:rPr>
-        <w:t xml:space="preserve">Around four million people in Bengaluru get on a BMTC bus every single day. That number is staggering, and yet the average rider still walks up to a stop with no clue when the next bus will turn up, how packed it'll be, or whether some other bus would have been a faster pick. The BMTC network covers 4,203 routes and 6,006 stops, but the rider-facing layer on top of that scale is, frankly, thin. We built SmartBus AI to plug that gap. It is a cross-platform mobile app, written in Expo and React Native, that pulls live bus data, AI-flavoured crowd estimates, journey planning, and a searchable route directory into a single screen the rider can actually understand. The data foundation is the official BMTC GTFS feed. Because the agency has not yet published a public real-time feed, we wrote a deterministic in-process simulator that ticks 240 virtual buses every twelve seconds and exposes them through a small typed REST API. Three things separate the app from the usual GTFS viewer. One, every live bus carries a plain-language crowd label — </w:t>
-      </w:r>
-      <w:r>
-        <w:rPr>
-          <w:i/>
-          <w:iCs/>
-          <w:sz w:val="19"/>
-          <w:szCs w:val="19"/>
-        </w:rPr>
-        <w:t xml:space="preserve">"Seats available"</w:t>
-      </w:r>
-      <w:r>
-        <w:rPr>
-          <w:sz w:val="19"/>
-          <w:szCs w:val="19"/>
-        </w:rPr>
-        <w:t xml:space="preserve">, </w:t>
-      </w:r>
-      <w:r>
-        <w:rPr>
-          <w:i/>
-          <w:iCs/>
-          <w:sz w:val="19"/>
-          <w:szCs w:val="19"/>
-        </w:rPr>
-        <w:t xml:space="preserve">"Moderate crowd"</w:t>
-      </w:r>
-      <w:r>
-        <w:rPr>
-          <w:sz w:val="19"/>
-          <w:szCs w:val="19"/>
-        </w:rPr>
-        <w:t xml:space="preserve">, </w:t>
-      </w:r>
-      <w:r>
-        <w:rPr>
-          <w:i/>
-          <w:iCs/>
-          <w:sz w:val="19"/>
-          <w:szCs w:val="19"/>
-        </w:rPr>
-        <w:t xml:space="preserve">"Very crowded"</w:t>
-      </w:r>
-      <w:r>
-        <w:rPr>
-          <w:sz w:val="19"/>
-          <w:szCs w:val="19"/>
-        </w:rPr>
-        <w:t xml:space="preserve"> — instead of a colour the rider has to decode. Two, the journey planner does not dump a table; it labels its top three picks Recommended, Fastest, and Comfortable so a first-timer can pick without thinking. Three, the entire interface is sized and contrasted for elderly riders, with a strict 48 pt touch target on every control and indicators that combine colour, icon, and text. We measured the back-end on a four-core Linux container and the live-bus endpoint comes back in roughly 2 ms at the median; the route directory of all 4,203 routes returns in about 35 ms; the mobile client paints first meaningful content in under two seconds on a mid-range phone. Nothing in the architecture is locked in. The simulator can be swapped for a public GTFS-Realtime feed the day BMTC ships one, and the heuristic crowd model can be replaced by a learned classifier without touching the API contract.</w:t>
+        <w:t xml:space="preserve">Bengaluru's BMTC network moves close to four million riders a day across 4,203 routes and 6,006 stops, yet the everyday rider still walks up to a stop without knowing whether a bus is on its way, how full it will be, or whether a better route exists. We address this gap with </w:t>
+      </w:r>
+      <w:r>
+        <w:rPr>
+          <w:i/>
+          <w:iCs/>
+          <w:sz w:val="19"/>
+          <w:szCs w:val="19"/>
+        </w:rPr>
+        <w:t xml:space="preserve">SmartBus AI</w:t>
+      </w:r>
+      <w:r>
+        <w:rPr>
+          <w:sz w:val="19"/>
+          <w:szCs w:val="19"/>
+        </w:rPr>
+        <w:t xml:space="preserve">, a cross-platform mobile application that combines live vehicle tracking, crowd-aware journey planning, route discovery, and per-route frequency analytics behind a single accessibility-first interface. The system is built on the official BMTC GTFS feed, a deterministic in-process simulator that produces 240 live vehicles on a 12-second tick (since BMTC has not yet released a public GTFS-Realtime feed), and a heuristic crowd-prediction model that classifies each bus into one of three semantic occupancy bands using time-of-day, route-popularity, vehicle-type, and day-of-week features. The client is implemented in Expo and React Native; the back-end is a small typed Node.js REST service. On a four-core commodity Linux container we measured the live-bus endpoint at a median 2 ms (p95 7 ms) and the full 4,203-route directory at 35 ms (p95 65 ms). The architecture is open: the simulator can be replaced by a real-time feed, and the heuristic by a learned model, without changing the API surface.</w:t>
       </w:r>
     </w:p>
     <w:p>
@@ -247,20 +425,64 @@
           <w:sz w:val="19"/>
           <w:szCs w:val="19"/>
         </w:rPr>
-        <w:t xml:space="preserve">Public transport in Indian metros is in an odd spot. The buses are running, the routes exist on paper, the agencies have started shipping their schedules in standard formats — and yet most riders are still relying on word of mouth and a hopeful glance down the road. In Bengaluru, BMTC moves something like four million passengers a day across more than six thousand vehicles and over four thousand routes [1], [19]. The scale is huge. The information layer on top of that scale is not.</w:t>
-      </w:r>
-    </w:p>
-    <w:p>
-      <w:pPr>
-        <w:spacing w:after="100"/>
-        <w:jc w:val="both"/>
-      </w:pPr>
-      <w:r>
-        <w:rPr>
-          <w:sz w:val="19"/>
-          <w:szCs w:val="19"/>
-        </w:rPr>
-        <w:t xml:space="preserve">Talk to anyone who rides BMTC regularly and the same three complaints come up. Is this route even running today? — especially on Sunday evenings, late nights, or when there's a bandh. How crowded will the next bus be? — because for an elderly rider, a parent carrying a small child, or a woman travelling alone after dark, "standing room only" is not just an inconvenience; it changes the decision from </w:t>
+        <w:t xml:space="preserve">Public transport in Indian metros is in a strange place. The buses run, the routes exist, the agencies have started publishing schedules in standard formats, and yet most riders are still relying on word of mouth and a hopeful glance down the road. In Bengaluru, the BMTC operates more than six thousand vehicles on over four thousand routes that together carry close to four million passengers a day [1]. The scale is huge. The information layer on top of it is not.</w:t>
+      </w:r>
+    </w:p>
+    <w:p>
+      <w:pPr>
+        <w:spacing w:after="100"/>
+        <w:jc w:val="both"/>
+      </w:pPr>
+      <w:r>
+        <w:rPr>
+          <w:sz w:val="19"/>
+          <w:szCs w:val="19"/>
+        </w:rPr>
+        <w:t xml:space="preserve">Talk to any regular BMTC rider and the same three complaints come up.</w:t>
+      </w:r>
+    </w:p>
+    <w:p>
+      <w:pPr>
+        <w:spacing w:after="100"/>
+        <w:jc w:val="both"/>
+      </w:pPr>
+      <w:r>
+        <w:rPr>
+          <w:i/>
+          <w:iCs/>
+          <w:sz w:val="19"/>
+          <w:szCs w:val="19"/>
+        </w:rPr>
+        <w:t xml:space="preserve">Is this route even running today?</w:t>
+      </w:r>
+      <w:r>
+        <w:rPr>
+          <w:sz w:val="19"/>
+          <w:szCs w:val="19"/>
+        </w:rPr>
+        <w:t xml:space="preserve"> — particularly on Sunday evenings, late at night, or when there is a bandh.</w:t>
+      </w:r>
+    </w:p>
+    <w:p>
+      <w:pPr>
+        <w:spacing w:after="100"/>
+        <w:jc w:val="both"/>
+      </w:pPr>
+      <w:r>
+        <w:rPr>
+          <w:i/>
+          <w:iCs/>
+          <w:sz w:val="19"/>
+          <w:szCs w:val="19"/>
+        </w:rPr>
+        <w:t xml:space="preserve">How crowded will the next bus be?</w:t>
+      </w:r>
+      <w:r>
+        <w:rPr>
+          <w:sz w:val="19"/>
+          <w:szCs w:val="19"/>
+        </w:rPr>
+        <w:t xml:space="preserve"> — for an elderly rider, a parent with a small child, or a woman travelling alone after dark, "standing room only" changes the decision from </w:t>
       </w:r>
       <w:r>
         <w:rPr>
@@ -285,53 +507,124 @@
           <w:sz w:val="19"/>
           <w:szCs w:val="19"/>
         </w:rPr>
-        <w:t xml:space="preserve">wait twenty minutes for the next one</w:t>
-      </w:r>
-      <w:r>
-        <w:rPr>
-          <w:sz w:val="19"/>
-          <w:szCs w:val="19"/>
-        </w:rPr>
-        <w:t xml:space="preserve">. And for someone new to the city, or a visitor, or even a Bengalurean trying a new corridor for the first time: how on earth do I find a good route between these two stops when the catalogue runs into the thousands and half the routes overlap?</w:t>
-      </w:r>
-    </w:p>
-    <w:p>
-      <w:pPr>
-        <w:spacing w:after="100"/>
-        <w:jc w:val="both"/>
-      </w:pPr>
-      <w:r>
-        <w:rPr>
-          <w:sz w:val="19"/>
-          <w:szCs w:val="19"/>
-        </w:rPr>
-        <w:t xml:space="preserve">A handful of third-party apps tackle one of these problems at a time. Some show static schedules. A few show partial live tracking on a small subset of routes. We could not find a single product that stitches all three together in one screen. And almost none of them are designed with someone like our grandmother in mind. The interfaces tend to be tiny-text, colour-coded in clever ways that fall apart for anyone with mild presbyopia or any kind of colour-vision difficulty, and full of icon-only controls that assume you already know what they mean.</w:t>
-      </w:r>
-    </w:p>
-    <w:p>
-      <w:pPr>
-        <w:spacing w:after="100"/>
-        <w:jc w:val="both"/>
-      </w:pPr>
-      <w:r>
-        <w:rPr>
-          <w:sz w:val="19"/>
-          <w:szCs w:val="19"/>
-        </w:rPr>
-        <w:t xml:space="preserve">That gap is what this work is trying to close. SmartBus AI is a mobile app that brings live tracking, AI-assisted crowd prediction, journey planning, and route discovery together behind one calm interface. Implementation: Expo and React Native on the client, a typed REST API in TypeScript on Node.js on the server, and the official BMTC GTFS feed of 4,203 routes and 6,006 stops underneath both. Live vehicle positions come from a deterministic simulator that ticks every twelve seconds, simply because BMTC has not yet released a public GTFS-Realtime feed; the architecture is wired so that swapping the simulator for a real feed is a single-file change. Crowd predictions are done by a heuristic feature-weighted classifier whose output we render as an icon plus a colour plus a plain-language label — never as a colour by itself. The whole interface uses a premium dark theme tuned for OLED screens, big typography, and a strict 48 pt minimum touch target on every interactive control. The end result is something that looks like a contemporary mobility product but reads like a large-print rider's guide.</w:t>
-      </w:r>
-    </w:p>
-    <w:p>
-      <w:pPr>
-        <w:spacing w:after="100"/>
-        <w:jc w:val="both"/>
-      </w:pPr>
-      <w:r>
-        <w:rPr>
-          <w:sz w:val="19"/>
-          <w:szCs w:val="19"/>
-        </w:rPr>
-        <w:t xml:space="preserve">Contributions, briefly:</w:t>
+        <w:t xml:space="preserve">wait</w:t>
+      </w:r>
+      <w:r>
+        <w:rPr>
+          <w:sz w:val="19"/>
+          <w:szCs w:val="19"/>
+        </w:rPr>
+        <w:t xml:space="preserve">.</w:t>
+      </w:r>
+    </w:p>
+    <w:p>
+      <w:pPr>
+        <w:spacing w:after="100"/>
+        <w:jc w:val="both"/>
+      </w:pPr>
+      <w:r>
+        <w:rPr>
+          <w:i/>
+          <w:iCs/>
+          <w:sz w:val="19"/>
+          <w:szCs w:val="19"/>
+        </w:rPr>
+        <w:t xml:space="preserve">Which bus do I take between these two stops?</w:t>
+      </w:r>
+      <w:r>
+        <w:rPr>
+          <w:sz w:val="19"/>
+          <w:szCs w:val="19"/>
+        </w:rPr>
+        <w:t xml:space="preserve"> — when the catalogue runs into the thousands and routes overlap, this is genuinely hard for a first-time or occasional rider.</w:t>
+      </w:r>
+    </w:p>
+    <w:p>
+      <w:pPr>
+        <w:spacing w:after="100"/>
+        <w:jc w:val="both"/>
+      </w:pPr>
+      <w:r>
+        <w:rPr>
+          <w:sz w:val="19"/>
+          <w:szCs w:val="19"/>
+        </w:rPr>
+        <w:t xml:space="preserve">We surveyed the third-party BMTC apps available today. A few show static schedules. Some show partial live tracking on a small subset of routes. We could not find a single product that brings all three needs together in one screen, and almost none of them have been designed with someone like our grandmother in mind. The interfaces tend to be small-text, dense, colour-coded in clever ways that fall apart for anyone with mild presbyopia or any kind of colour-vision difficulty, and full of icon-only controls that assume you already know what they mean.</w:t>
+      </w:r>
+    </w:p>
+    <w:p>
+      <w:pPr>
+        <w:spacing w:after="100"/>
+        <w:jc w:val="both"/>
+      </w:pPr>
+      <w:r>
+        <w:rPr>
+          <w:b/>
+          <w:bCs/>
+          <w:sz w:val="19"/>
+          <w:szCs w:val="19"/>
+        </w:rPr>
+        <w:t xml:space="preserve">Limitations of existing systems.</w:t>
+      </w:r>
+      <w:r>
+        <w:rPr>
+          <w:sz w:val="19"/>
+          <w:szCs w:val="19"/>
+        </w:rPr>
+        <w:t xml:space="preserve"> Three concrete gaps come out of this review. (i) None of the consumer apps surface AI-derived crowd estimates as plain language; the few that do show occupancy use a coloured dot that means nothing to a rider seeing it for the first time. (ii) Their journey planners present results as undifferentiated tables — three identical rows of route numbers — without any qualitative ranking that a first-timer can act on. (iii) Their interfaces fail standard elderly-accessibility guidelines on at least one of three counts: type size below 14 pt, touch targets below 44 pt, or use of colour as the only carrier of meaning.</w:t>
+      </w:r>
+    </w:p>
+    <w:p>
+      <w:pPr>
+        <w:spacing w:after="100"/>
+        <w:jc w:val="both"/>
+      </w:pPr>
+      <w:r>
+        <w:rPr>
+          <w:b/>
+          <w:bCs/>
+          <w:sz w:val="19"/>
+          <w:szCs w:val="19"/>
+        </w:rPr>
+        <w:t xml:space="preserve">Our work.</w:t>
+      </w:r>
+      <w:r>
+        <w:rPr>
+          <w:sz w:val="19"/>
+          <w:szCs w:val="19"/>
+        </w:rPr>
+        <w:t xml:space="preserve"> We built </w:t>
+      </w:r>
+      <w:r>
+        <w:rPr>
+          <w:i/>
+          <w:iCs/>
+          <w:sz w:val="19"/>
+          <w:szCs w:val="19"/>
+        </w:rPr>
+        <w:t xml:space="preserve">SmartBus AI</w:t>
+      </w:r>
+      <w:r>
+        <w:rPr>
+          <w:sz w:val="19"/>
+          <w:szCs w:val="19"/>
+        </w:rPr>
+        <w:t xml:space="preserve"> to close that gap. It brings live tracking, crowd prediction, journey planning, and route discovery together behind a single calm interface, on top of the official BMTC GTFS feed. The client is Expo + React Native, the back-end is a small typed Node.js REST service, and the live-bus state — in the absence of a public GTFS-Realtime feed from BMTC — comes from a deterministic in-process simulator wired so that a real feed becomes a one-file substitution. Crowd predictions are produced by a heuristic feature-weighted classifier and rendered as an icon plus a colour plus a plain-language label, never as a colour by itself. The whole interface uses a premium dark theme tuned for OLED screens, large typography, and a strict 48 pt minimum touch target on every interactive control. The end result looks like a contemporary mobility product but reads like a large-print rider's guide.</w:t>
+      </w:r>
+    </w:p>
+    <w:p>
+      <w:pPr>
+        <w:spacing w:after="100"/>
+        <w:jc w:val="both"/>
+      </w:pPr>
+      <w:r>
+        <w:rPr>
+          <w:b/>
+          <w:bCs/>
+          <w:sz w:val="19"/>
+          <w:szCs w:val="19"/>
+        </w:rPr>
+        <w:t xml:space="preserve">Contributions.</w:t>
       </w:r>
     </w:p>
     <w:p>
@@ -342,19 +635,17 @@
       </w:pPr>
       <w:r>
         <w:rPr>
-          <w:b/>
-          <w:bCs/>
-          <w:sz w:val="19"/>
-          <w:szCs w:val="19"/>
-        </w:rPr>
-        <w:t xml:space="preserve">1. </w:t>
-      </w:r>
-      <w:r>
-        <w:rPr>
-          <w:sz w:val="19"/>
-          <w:szCs w:val="19"/>
-        </w:rPr>
-        <w:t xml:space="preserve">An open end-to-end architecture that ingests the official BMTC GTFS dataset, augments it with a deterministic vehicle simulator, and serves the result through a small typed REST API that mobile and web clients consume the same way.</w:t>
+          <w:sz w:val="19"/>
+          <w:szCs w:val="19"/>
+        </w:rPr>
+        <w:t xml:space="preserve">• </w:t>
+      </w:r>
+      <w:r>
+        <w:rPr>
+          <w:sz w:val="19"/>
+          <w:szCs w:val="19"/>
+        </w:rPr>
+        <w:t xml:space="preserve">An open end-to-end architecture that ingests the official BMTC GTFS dataset, augments it with a deterministic vehicle simulator, and serves the result through a small typed REST API consumed identically by mobile and web clients.</w:t>
       </w:r>
     </w:p>
     <w:p>
@@ -365,19 +656,17 @@
       </w:pPr>
       <w:r>
         <w:rPr>
-          <w:b/>
-          <w:bCs/>
-          <w:sz w:val="19"/>
-          <w:szCs w:val="19"/>
-        </w:rPr>
-        <w:t xml:space="preserve">2. </w:t>
-      </w:r>
-      <w:r>
-        <w:rPr>
-          <w:sz w:val="19"/>
-          <w:szCs w:val="19"/>
-        </w:rPr>
-        <w:t xml:space="preserve">A heuristic AI crowd-prediction layer that classifies every live bus into one of three semantically meaningful occupancy bands using time-of-day, route-popularity, vehicle-type, and day-of-week features. The output is exposed as both a number and a friendly label.</w:t>
+          <w:sz w:val="19"/>
+          <w:szCs w:val="19"/>
+        </w:rPr>
+        <w:t xml:space="preserve">• </w:t>
+      </w:r>
+      <w:r>
+        <w:rPr>
+          <w:sz w:val="19"/>
+          <w:szCs w:val="19"/>
+        </w:rPr>
+        <w:t xml:space="preserve">A heuristic AI crowd-prediction layer that maps each live bus into one of three semantic occupancy bands using four interpretable features, exposed to the rider as colour + icon + label.</w:t>
       </w:r>
     </w:p>
     <w:p>
@@ -388,19 +677,17 @@
       </w:pPr>
       <w:r>
         <w:rPr>
-          <w:b/>
-          <w:bCs/>
-          <w:sz w:val="19"/>
-          <w:szCs w:val="19"/>
-        </w:rPr>
-        <w:t xml:space="preserve">3. </w:t>
-      </w:r>
-      <w:r>
-        <w:rPr>
-          <w:sz w:val="19"/>
-          <w:szCs w:val="19"/>
-        </w:rPr>
-        <w:t xml:space="preserve">A custom SVG route mini-map that renders the polyline geometry of any route together with its stops and the live bus position, with no dependency whatsoever on Google Maps, Mapbox, or any paid tile service.</w:t>
+          <w:sz w:val="19"/>
+          <w:szCs w:val="19"/>
+        </w:rPr>
+        <w:t xml:space="preserve">• </w:t>
+      </w:r>
+      <w:r>
+        <w:rPr>
+          <w:sz w:val="19"/>
+          <w:szCs w:val="19"/>
+        </w:rPr>
+        <w:t xml:space="preserve">A custom SVG route mini-map rendered without any dependency on Google Maps, Mapbox, or any paid tile service — preserving cost, privacy, and the team's ability to patch the renderer.</w:t>
       </w:r>
     </w:p>
     <w:p>
@@ -411,19 +698,17 @@
       </w:pPr>
       <w:r>
         <w:rPr>
-          <w:b/>
-          <w:bCs/>
-          <w:sz w:val="19"/>
-          <w:szCs w:val="19"/>
-        </w:rPr>
-        <w:t xml:space="preserve">4. </w:t>
-      </w:r>
-      <w:r>
-        <w:rPr>
-          <w:sz w:val="19"/>
-          <w:szCs w:val="19"/>
-        </w:rPr>
-        <w:t xml:space="preserve">A premium dark design system whose typography, contrast, and tap-target sizing are explicitly checked against the WCAG 2.2 success criteria and the Apple Human Interface Guidelines for elderly accessibility, while still keeping the visual polish of contemporary first-tier mobility apps.</w:t>
+          <w:sz w:val="19"/>
+          <w:szCs w:val="19"/>
+        </w:rPr>
+        <w:t xml:space="preserve">• </w:t>
+      </w:r>
+      <w:r>
+        <w:rPr>
+          <w:sz w:val="19"/>
+          <w:szCs w:val="19"/>
+        </w:rPr>
+        <w:t xml:space="preserve">A premium dark design system whose typography, contrast, and tap-target sizing are explicitly checked against WCAG 2.2 [11] and the major mobile-platform guidelines [12], [13], while still keeping the visual polish of contemporary first-tier mobility apps.</w:t>
       </w:r>
     </w:p>
     <w:p>
@@ -434,32 +719,30 @@
       </w:pPr>
       <w:r>
         <w:rPr>
-          <w:b/>
-          <w:bCs/>
-          <w:sz w:val="19"/>
-          <w:szCs w:val="19"/>
-        </w:rPr>
-        <w:t xml:space="preserve">5. </w:t>
-      </w:r>
-      <w:r>
-        <w:rPr>
-          <w:sz w:val="19"/>
-          <w:szCs w:val="19"/>
-        </w:rPr>
-        <w:t xml:space="preserve">A reference implementation that runs comfortably on a single Node.js process with sub-50 ms median latency on every endpoint other than the exhaustive search call. In short: an AI-augmented BMTC tracking platform is feasible today without the operational machinery of a large agency back-end.</w:t>
-      </w:r>
-    </w:p>
-    <w:p>
-      <w:pPr>
-        <w:spacing w:after="100"/>
-        <w:jc w:val="both"/>
-      </w:pPr>
-      <w:r>
-        <w:rPr>
-          <w:sz w:val="19"/>
-          <w:szCs w:val="19"/>
-        </w:rPr>
-        <w:t xml:space="preserve">The rest of the paper is organised as follows. Section II surveys related work in real-time public transit, crowd prediction, and accessible mobile design. Section III describes the BMTC GTFS dataset and our augmentation pipeline. Section IV walks through the system architecture. Section V documents the AI crowd-prediction methodology. Section VI explains the user-experience design rationale and shows the resulting screens. Section VII reports the evaluation results. Section VIII is honest about the limitations of the current build and lays out future work. Section IX concludes.</w:t>
+          <w:sz w:val="19"/>
+          <w:szCs w:val="19"/>
+        </w:rPr>
+        <w:t xml:space="preserve">• </w:t>
+      </w:r>
+      <w:r>
+        <w:rPr>
+          <w:sz w:val="19"/>
+          <w:szCs w:val="19"/>
+        </w:rPr>
+        <w:t xml:space="preserve">A reference implementation that holds median latency under 50 ms on every endpoint other than the exhaustive search call, on a single Node.js process running on commodity hardware.</w:t>
+      </w:r>
+    </w:p>
+    <w:p>
+      <w:pPr>
+        <w:spacing w:after="100"/>
+        <w:jc w:val="both"/>
+      </w:pPr>
+      <w:r>
+        <w:rPr>
+          <w:sz w:val="19"/>
+          <w:szCs w:val="19"/>
+        </w:rPr>
+        <w:t xml:space="preserve">The rest of the paper is organised as follows. Section II reviews related work in three themes. Section III describes the BMTC dataset and the simulator. Section IV walks through the system architecture and data flow. Section V documents the crowd-prediction methodology. Section VI discusses the implementation and the design reasoning behind it. Section VII reports the evaluation. Section VIII concludes with limitations and future work.</w:t>
       </w:r>
     </w:p>
     <w:p>
@@ -481,6 +764,19 @@
     </w:p>
     <w:p>
       <w:pPr>
+        <w:spacing w:after="100"/>
+        <w:jc w:val="both"/>
+      </w:pPr>
+      <w:r>
+        <w:rPr>
+          <w:sz w:val="19"/>
+          <w:szCs w:val="19"/>
+        </w:rPr>
+        <w:t xml:space="preserve">We group prior work into three themes that map directly onto the three rider needs identified in Section I: real-time transit information, in-vehicle crowd estimation, and elderly-accessible mobile design.</w:t>
+      </w:r>
+    </w:p>
+    <w:p>
+      <w:pPr>
         <w:spacing w:after="80" w:before="180"/>
         <w:jc w:val="left"/>
       </w:pPr>
@@ -493,33 +789,71 @@
           <w:sz w:val="20"/>
           <w:szCs w:val="20"/>
         </w:rPr>
-        <w:t xml:space="preserve">A. Real-Time Public Transit Information Systems</w:t>
-      </w:r>
-    </w:p>
-    <w:p>
-      <w:pPr>
-        <w:spacing w:after="100"/>
-        <w:jc w:val="both"/>
-      </w:pPr>
-      <w:r>
-        <w:rPr>
-          <w:sz w:val="19"/>
-          <w:szCs w:val="19"/>
-        </w:rPr>
-        <w:t xml:space="preserve">The General Transit Feed Specification, or GTFS, started life as a 2006 collaboration between Google and TriMet of Portland [2] and has since become the default vocabulary for static transit data. Its sibling, GTFS-Realtime [3], adds vehicle positions, trip updates, and service alerts on top. Most large agencies in North America and Europe now publish both feeds, and a healthy ecosystem of consumer apps — Citymapper, Transit, Moovit — has grown up around them. India is patchier. BMTC publishes a static GTFS feed (the one this project consumes) but does not yet expose a public real-time feed. That is, sadly, the norm across most Indian metropolitan agencies, and it is the main reason we wrote a simulator for live state.</w:t>
-      </w:r>
-    </w:p>
-    <w:p>
-      <w:pPr>
-        <w:spacing w:after="100"/>
-        <w:jc w:val="both"/>
-      </w:pPr>
-      <w:r>
-        <w:rPr>
-          <w:sz w:val="19"/>
-          <w:szCs w:val="19"/>
-        </w:rPr>
-        <w:t xml:space="preserve">Catalá-Prat and colleagues [4] showed that arrival predictions in mid-sized European cities can be made acceptably accurate even when AVL coverage is sparse, by combining the static GTFS schedule with whatever real-time pings are available. Their hybrid model beat both the schedule-only baseline and the AVL-only baseline. The result is encouraging for BMTC: even partial future AVL deployment, paired with the GTFS feed already in use here, would yield meaningful prediction quality. Wessel and Farber [5] further demonstrated that static GTFS feeds, when paired with smart client-side rendering, can already power a wide range of consumer applications without any real-time infrastructure at all.</w:t>
+        <w:t xml:space="preserve">A. Real-Time Transit Information</w:t>
+      </w:r>
+    </w:p>
+    <w:p>
+      <w:pPr>
+        <w:spacing w:after="100"/>
+        <w:jc w:val="both"/>
+      </w:pPr>
+      <w:r>
+        <w:rPr>
+          <w:sz w:val="19"/>
+          <w:szCs w:val="19"/>
+        </w:rPr>
+        <w:t xml:space="preserve">GTFS, originally developed by Google with TriMet of Portland in 2006 [2], has become the default vocabulary for static transit data, and its sibling GTFS-Realtime [3] adds vehicle positions, trip updates, and service alerts. Most large agencies in North America and Europe now publish both, and a healthy ecosystem of consumer apps — Citymapper, Transit, Moovit — has grown up around them. India is patchier. BMTC publishes a static GTFS feed but no public real-time feed, which is the norm across most Indian metropolitan agencies and the main reason this work uses an in-process simulator for live state.</w:t>
+      </w:r>
+    </w:p>
+    <w:p>
+      <w:pPr>
+        <w:spacing w:after="100"/>
+        <w:jc w:val="both"/>
+      </w:pPr>
+      <w:r>
+        <w:rPr>
+          <w:sz w:val="19"/>
+          <w:szCs w:val="19"/>
+        </w:rPr>
+        <w:t xml:space="preserve">Catalá-Prat </w:t>
+      </w:r>
+      <w:r>
+        <w:rPr>
+          <w:i/>
+          <w:iCs/>
+          <w:sz w:val="19"/>
+          <w:szCs w:val="19"/>
+        </w:rPr>
+        <w:t xml:space="preserve">et al.</w:t>
+      </w:r>
+      <w:r>
+        <w:rPr>
+          <w:sz w:val="19"/>
+          <w:szCs w:val="19"/>
+        </w:rPr>
+        <w:t xml:space="preserve"> [4] showed that arrival predictions in mid-sized European cities can stay acceptably accurate even when AVL coverage is sparse, by combining the static GTFS schedule with whatever real-time pings are available. Their hybrid model beat both the schedule-only and AVL-only baselines. The result is encouraging for BMTC: even partial future AVL deployment, paired with the GTFS feed already in use here, would yield meaningful prediction quality.</w:t>
+      </w:r>
+    </w:p>
+    <w:p>
+      <w:pPr>
+        <w:spacing w:after="100"/>
+        <w:jc w:val="both"/>
+      </w:pPr>
+      <w:r>
+        <w:rPr>
+          <w:i/>
+          <w:iCs/>
+          <w:sz w:val="19"/>
+          <w:szCs w:val="19"/>
+        </w:rPr>
+        <w:t xml:space="preserve">Compared to these systems</w:t>
+      </w:r>
+      <w:r>
+        <w:rPr>
+          <w:sz w:val="19"/>
+          <w:szCs w:val="19"/>
+        </w:rPr>
+        <w:t xml:space="preserve">, our work assumes the harder Indian regime — no AVL at all today — and treats the simulator as a placeholder behind a stable interface so that a real feed slots in without a redesign.</w:t>
       </w:r>
     </w:p>
     <w:p>
@@ -536,33 +870,103 @@
           <w:sz w:val="20"/>
           <w:szCs w:val="20"/>
         </w:rPr>
-        <w:t xml:space="preserve">B. Bus Crowd and Occupancy Prediction</w:t>
-      </w:r>
-    </w:p>
-    <w:p>
-      <w:pPr>
-        <w:spacing w:after="100"/>
-        <w:jc w:val="both"/>
-      </w:pPr>
-      <w:r>
-        <w:rPr>
-          <w:sz w:val="19"/>
-          <w:szCs w:val="19"/>
-        </w:rPr>
-        <w:t xml:space="preserve">Predicting how full a bus will be has been studied with a few different sensing modalities. Wang and colleagues [6] used Automatic Passenger Counter data — sensors mounted at the bus door — and a hybrid deep learning model to forecast passenger flow. The numbers were good, but the approach assumes APC instrumentation that BMTC's older fleet largely lacks. Liu and colleagues [7] tried a vision-based passenger counter using deep convolutional networks on the onboard CCTV feed. Again, accurate, but the sensor footprint is too heavy to retrofit across a legacy fleet. Pinelli and colleagues [8] went lighter and counted Wi-Fi probe requests from passenger phones near the bus, but that approach raises real privacy concerns and has not been widely adopted.</w:t>
-      </w:r>
-    </w:p>
-    <w:p>
-      <w:pPr>
-        <w:spacing w:after="100"/>
-        <w:jc w:val="both"/>
-      </w:pPr>
-      <w:r>
-        <w:rPr>
-          <w:sz w:val="19"/>
-          <w:szCs w:val="19"/>
-        </w:rPr>
-        <w:t xml:space="preserve">When ground-truth occupancy labels are sparse, Han and colleagues [9] showed that a heuristic, feature-weighted classifier — using time-of-day, route-popularity, and vehicle-type features — yields acceptable performance for a coarse three-class occupancy band. That is exactly the regime SmartBus AI sits in today, and the heuristic crowd model in Section V is directly inspired by their work. The architecture is, however, designed so that a learned model trained on APC data can be dropped in later without changing the API.</w:t>
+        <w:t xml:space="preserve">B. In-Vehicle Crowd Estimation</w:t>
+      </w:r>
+    </w:p>
+    <w:p>
+      <w:pPr>
+        <w:spacing w:after="100"/>
+        <w:jc w:val="both"/>
+      </w:pPr>
+      <w:r>
+        <w:rPr>
+          <w:sz w:val="19"/>
+          <w:szCs w:val="19"/>
+        </w:rPr>
+        <w:t xml:space="preserve">Crowd estimation has been studied with several sensing modalities. Wang </w:t>
+      </w:r>
+      <w:r>
+        <w:rPr>
+          <w:i/>
+          <w:iCs/>
+          <w:sz w:val="19"/>
+          <w:szCs w:val="19"/>
+        </w:rPr>
+        <w:t xml:space="preserve">et al.</w:t>
+      </w:r>
+      <w:r>
+        <w:rPr>
+          <w:sz w:val="19"/>
+          <w:szCs w:val="19"/>
+        </w:rPr>
+        <w:t xml:space="preserve"> [5] used Automatic Passenger Counter (APC) data and a hybrid deep learning model to forecast passenger flow with strong accuracy, but the approach assumes APC instrumentation that BMTC's older fleet largely lacks. Pinelli </w:t>
+      </w:r>
+      <w:r>
+        <w:rPr>
+          <w:i/>
+          <w:iCs/>
+          <w:sz w:val="19"/>
+          <w:szCs w:val="19"/>
+        </w:rPr>
+        <w:t xml:space="preserve">et al.</w:t>
+      </w:r>
+      <w:r>
+        <w:rPr>
+          <w:sz w:val="19"/>
+          <w:szCs w:val="19"/>
+        </w:rPr>
+        <w:t xml:space="preserve"> [6] went lighter and counted Wi-Fi probe requests from passenger phones near the bus, but the approach raises real privacy concerns and has not been widely adopted on Indian transit fleets.</w:t>
+      </w:r>
+    </w:p>
+    <w:p>
+      <w:pPr>
+        <w:spacing w:after="100"/>
+        <w:jc w:val="both"/>
+      </w:pPr>
+      <w:r>
+        <w:rPr>
+          <w:sz w:val="19"/>
+          <w:szCs w:val="19"/>
+        </w:rPr>
+        <w:t xml:space="preserve">When ground-truth occupancy labels are sparse — exactly our situation — Han </w:t>
+      </w:r>
+      <w:r>
+        <w:rPr>
+          <w:i/>
+          <w:iCs/>
+          <w:sz w:val="19"/>
+          <w:szCs w:val="19"/>
+        </w:rPr>
+        <w:t xml:space="preserve">et al.</w:t>
+      </w:r>
+      <w:r>
+        <w:rPr>
+          <w:sz w:val="19"/>
+          <w:szCs w:val="19"/>
+        </w:rPr>
+        <w:t xml:space="preserve"> [7] showed that a heuristic feature-weighted classifier using time-of-day, route-popularity, and vehicle-type features yields acceptable performance for a coarse three-class occupancy band. Our crowd model in Section V is directly inspired by their result. The architecture is, however, designed so that an APC-trained learned model can replace the heuristic the day labelled data becomes available.</w:t>
+      </w:r>
+    </w:p>
+    <w:p>
+      <w:pPr>
+        <w:spacing w:after="100"/>
+        <w:jc w:val="both"/>
+      </w:pPr>
+      <w:r>
+        <w:rPr>
+          <w:i/>
+          <w:iCs/>
+          <w:sz w:val="19"/>
+          <w:szCs w:val="19"/>
+        </w:rPr>
+        <w:t xml:space="preserve">Compared to</w:t>
+      </w:r>
+      <w:r>
+        <w:rPr>
+          <w:sz w:val="19"/>
+          <w:szCs w:val="19"/>
+        </w:rPr>
+        <w:t xml:space="preserve"> the deep-learning and Wi-Fi approaches, the heuristic chosen here trades raw accuracy for two practical properties: it is interpretable in a viva, and it works today on a fleet with no onboard sensors.</w:t>
       </w:r>
     </w:p>
     <w:p>
@@ -579,20 +983,49 @@
           <w:sz w:val="20"/>
           <w:szCs w:val="20"/>
         </w:rPr>
-        <w:t xml:space="preserve">C. Journey Planning at City Scale</w:t>
-      </w:r>
-    </w:p>
-    <w:p>
-      <w:pPr>
-        <w:spacing w:after="100"/>
-        <w:jc w:val="both"/>
-      </w:pPr>
-      <w:r>
-        <w:rPr>
-          <w:sz w:val="19"/>
-          <w:szCs w:val="19"/>
-        </w:rPr>
-        <w:t xml:space="preserve">Multimodal journey planning across a large transit network is a classical problem with mature solutions. The RAPTOR algorithm of Bast and colleagues [10], and its many derivatives, underpin most production-grade transit planners. RAPTOR scales to country-wide networks and handles complicated transfer patterns elegantly. For a single-mode bus network like BMTC, though, riders mostly want a direct route between two named stops, and a simpler exhaustive scoring scan over the route corpus, paired with appropriate caching, is still practical. The simpler approach has the side benefit of being trivially explainable to the rider — and explainability matters for accessibility.</w:t>
+        <w:t xml:space="preserve">C. Journey Planning and Elderly-Accessible Mobile Design</w:t>
+      </w:r>
+    </w:p>
+    <w:p>
+      <w:pPr>
+        <w:spacing w:after="100"/>
+        <w:jc w:val="both"/>
+      </w:pPr>
+      <w:r>
+        <w:rPr>
+          <w:sz w:val="19"/>
+          <w:szCs w:val="19"/>
+        </w:rPr>
+        <w:t xml:space="preserve">The RAPTOR algorithm of Bast </w:t>
+      </w:r>
+      <w:r>
+        <w:rPr>
+          <w:i/>
+          <w:iCs/>
+          <w:sz w:val="19"/>
+          <w:szCs w:val="19"/>
+        </w:rPr>
+        <w:t xml:space="preserve">et al.</w:t>
+      </w:r>
+      <w:r>
+        <w:rPr>
+          <w:sz w:val="19"/>
+          <w:szCs w:val="19"/>
+        </w:rPr>
+        <w:t xml:space="preserve"> [8] and its derivatives underpin most production-grade transit planners and scale to country-wide multimodal networks. For a single-mode bus network like BMTC, however, riders mostly want a direct route between two named stops, and a simpler exhaustive scoring scan over the route corpus — with appropriate caching — remains practical and trivially explainable to the rider, which matters for accessibility.</w:t>
+      </w:r>
+    </w:p>
+    <w:p>
+      <w:pPr>
+        <w:spacing w:after="100"/>
+        <w:jc w:val="both"/>
+      </w:pPr>
+      <w:r>
+        <w:rPr>
+          <w:sz w:val="19"/>
+          <w:szCs w:val="19"/>
+        </w:rPr>
+        <w:t xml:space="preserve">On the interface side, studies of older adults using smartphone apps converge on three barriers: small text, poor colour contrast, and ambiguous icon-only controls. Kurniawan [9] reported these consistently across a multi-method investigation of older mobile-phone users. The Web Content Accessibility Guidelines (WCAG) 2.2 [10] codify minimum contrast ratios and a 24 × 24 CSS pixel minimum touch target. Apple's Human Interface Guidelines [11] recommend 44 × 44 pt; Material Design [12] recommends 48 dp, which is the most generous of the three and the one we adopt on every interactive control. Nielsen's classical usability heuristics [13] still hold up as a robust evaluation lens.</w:t>
       </w:r>
     </w:p>
     <w:p>
@@ -609,80 +1042,29 @@
           <w:sz w:val="20"/>
           <w:szCs w:val="20"/>
         </w:rPr>
-        <w:t xml:space="preserve">D. Mobile UX for Elderly Transit Users</w:t>
-      </w:r>
-    </w:p>
-    <w:p>
-      <w:pPr>
-        <w:spacing w:after="100"/>
-        <w:jc w:val="both"/>
-      </w:pPr>
-      <w:r>
-        <w:rPr>
-          <w:sz w:val="19"/>
-          <w:szCs w:val="19"/>
-        </w:rPr>
-        <w:t xml:space="preserve">Studies of older adults using smartphone transit apps tend to converge on three barriers: small text, poor colour contrast, and ambiguous icon-only controls. Kurniawan [11] reported these consistently across a multi-method investigation of older mobile-phone users. Harte and colleagues [12] found exactly the same three barriers in connected health systems, which face very similar interface constraints. The Web Content Accessibility Guidelines (WCAG) 2.2 [13] codify minimum contrast ratios and recommend a 24 × 24 CSS pixel minimum touch target. Apple's Human Interface Guidelines [14] go further and recommend 44 × 44 pt. Material Design [15] recommends 48 dp, which is the most generous of the three and the one we follow on every control in the app.</w:t>
-      </w:r>
-    </w:p>
-    <w:p>
-      <w:pPr>
-        <w:spacing w:after="80" w:before="180"/>
-        <w:jc w:val="left"/>
-      </w:pPr>
-      <w:r>
-        <w:rPr>
-          <w:b/>
-          <w:bCs/>
-          <w:i/>
-          <w:iCs/>
-          <w:sz w:val="20"/>
-          <w:szCs w:val="20"/>
-        </w:rPr>
-        <w:t xml:space="preserve">E. The React Native and Expo Stack</w:t>
-      </w:r>
-    </w:p>
-    <w:p>
-      <w:pPr>
-        <w:spacing w:after="100"/>
-        <w:jc w:val="both"/>
-      </w:pPr>
-      <w:r>
-        <w:rPr>
-          <w:sz w:val="19"/>
-          <w:szCs w:val="19"/>
-        </w:rPr>
-        <w:t xml:space="preserve">React Native [16] and Expo [17] have, between them, dramatically lowered the cost of building production-grade cross-platform mobile apps. Pair them with a server-state cache like TanStack Query [18] and a typed JavaScript framework on the back end, and a small team can ship a real-time transit experience that, until very recently, would have needed an agency-scale engineering org behind it. Nielsen's classical usability heuristics [20] still hold up as a robust evaluation lens.</w:t>
-      </w:r>
-    </w:p>
-    <w:p>
-      <w:pPr>
-        <w:spacing w:after="80" w:before="180"/>
-        <w:jc w:val="left"/>
-      </w:pPr>
-      <w:r>
-        <w:rPr>
-          <w:b/>
-          <w:bCs/>
-          <w:i/>
-          <w:iCs/>
-          <w:sz w:val="20"/>
-          <w:szCs w:val="20"/>
-        </w:rPr>
-        <w:t xml:space="preserve">F. Summary of the Gap</w:t>
-      </w:r>
-    </w:p>
-    <w:p>
-      <w:pPr>
-        <w:spacing w:after="100"/>
-        <w:jc w:val="both"/>
-      </w:pPr>
-      <w:r>
-        <w:rPr>
-          <w:sz w:val="19"/>
-          <w:szCs w:val="19"/>
-        </w:rPr>
-        <w:t xml:space="preserve">The pieces of the puzzle have all been studied carefully on their own. Arrival prediction, crowd estimation, large-network journey planning, accessible mobile design — there is good literature on each. What is much harder to find is a single deployed, commuter-facing product that brings the pieces together for an Indian metropolitan agency. That is the gap we are aiming at.</w:t>
+        <w:t xml:space="preserve">D. Research Gap</w:t>
+      </w:r>
+    </w:p>
+    <w:p>
+      <w:pPr>
+        <w:spacing w:after="100"/>
+        <w:jc w:val="both"/>
+      </w:pPr>
+      <w:r>
+        <w:rPr>
+          <w:sz w:val="19"/>
+          <w:szCs w:val="19"/>
+        </w:rPr>
+        <w:t xml:space="preserve">Each of these three themes has been studied carefully on its own. What is much harder to find in the literature is a single deployed, commuter-facing product that brings them together for an Indian metropolitan agency — accessible-first, AI-augmented for crowd, and built on the actual GTFS feed of the network it serves. </w:t>
+      </w:r>
+      <w:r>
+        <w:rPr>
+          <w:i/>
+          <w:iCs/>
+          <w:sz w:val="19"/>
+          <w:szCs w:val="19"/>
+        </w:rPr>
+        <w:t xml:space="preserve">That is the gap this work targets.</w:t>
       </w:r>
     </w:p>
     <w:p>
@@ -729,7 +1111,7 @@
           <w:sz w:val="19"/>
           <w:szCs w:val="19"/>
         </w:rPr>
-        <w:t xml:space="preserve">The official BMTC GTFS feed is the foundation of everything that follows. After we ingest it once at cold start, we get the entities listed in Table 1.</w:t>
+        <w:t xml:space="preserve">The official BMTC GTFS feed is the foundation of the system. After cold-start ingestion, it gives us the entities listed in Table 1.</w:t>
       </w:r>
     </w:p>
     <w:p>
@@ -1015,7 +1397,7 @@
           <w:sz w:val="19"/>
           <w:szCs w:val="19"/>
         </w:rPr>
-        <w:t xml:space="preserve">On ingestion, we normalise routes into six bus-type categories. Each category gets a distinct colour and gradient, used consistently across the app. The mapping is in Table 2.</w:t>
+        <w:t xml:space="preserve">On ingestion we normalise routes into six bus-type categories, each mapped to a distinct colour and gradient that is then used consistently across the application. The mapping is shown in Table 2.</w:t>
       </w:r>
     </w:p>
     <w:p>
@@ -1359,7 +1741,7 @@
           <w:sz w:val="19"/>
           <w:szCs w:val="19"/>
         </w:rPr>
-        <w:t xml:space="preserve">Since BMTC does not yet publish a real-time feed, we ship a deterministic in-process simulator with the server. At startup, up to </w:t>
+        <w:t xml:space="preserve">In the absence of a public real-time feed from BMTC, we ship a deterministic in-process simulator with the server. At startup, up to </w:t>
       </w:r>
       <w:r>
         <w:rPr>
@@ -1374,7 +1756,7 @@
           <w:sz w:val="19"/>
           <w:szCs w:val="19"/>
         </w:rPr>
-        <w:t xml:space="preserve"> routes are sampled with weighting proportional to stop count, so that high-density corridors — Outer Ring Road, Old Madras Road, Hosur Road — end up over-represented in the live fleet, which matches what you actually see on the city. For each sampled route, </w:t>
+        <w:t xml:space="preserve"> routes are sampled with weighting proportional to stop count, so high-density corridors — Outer Ring Road, Old Madras Road, Hosur Road — end up over-represented in the live fleet, which roughly matches what one actually observes on the city. For each sampled route, </w:t>
       </w:r>
       <w:r>
         <w:rPr>
@@ -1389,20 +1771,20 @@
           <w:sz w:val="19"/>
           <w:szCs w:val="19"/>
         </w:rPr>
-        <w:t xml:space="preserve"> virtual vehicles are spawned. That gives a steady-state fleet of 240 buses.</w:t>
-      </w:r>
-    </w:p>
-    <w:p>
-      <w:pPr>
-        <w:spacing w:after="100"/>
-        <w:jc w:val="both"/>
-      </w:pPr>
-      <w:r>
-        <w:rPr>
-          <w:sz w:val="19"/>
-          <w:szCs w:val="19"/>
-        </w:rPr>
-        <w:t xml:space="preserve">Every twelve seconds the simulator advances each bus one tick along its route's stop sequence. The per-tick speed is sampled from a distribution that depends on the route type, so a Volvo express bus moves faster on average than an Ordinary stop-everywhere bus. Each bus exposes the fields shown in Table 3.</w:t>
+        <w:t xml:space="preserve"> virtual vehicles are spawned, giving a steady-state fleet of 240 buses.</w:t>
+      </w:r>
+    </w:p>
+    <w:p>
+      <w:pPr>
+        <w:spacing w:after="100"/>
+        <w:jc w:val="both"/>
+      </w:pPr>
+      <w:r>
+        <w:rPr>
+          <w:sz w:val="19"/>
+          <w:szCs w:val="19"/>
+        </w:rPr>
+        <w:t xml:space="preserve">Every twelve seconds the simulator advances each bus one tick along its route's stop sequence. The per-tick speed is sampled from a distribution that depends on the route type — a Volvo express moves faster on average than an Ordinary stop-everywhere — and each bus exposes the fields shown in Table 3.</w:t>
       </w:r>
     </w:p>
     <w:p>
@@ -1600,7 +1982,7 @@
                 <w:sz w:val="17"/>
                 <w:szCs w:val="17"/>
               </w:rPr>
-              <w:t xml:space="preserve">Stop the bus is currently moving toward</w:t>
+              <w:t xml:space="preserve">Stop the bus is moving toward</w:t>
             </w:r>
           </w:p>
         </w:tc>
@@ -1768,15 +2150,32 @@
     </w:p>
     <w:p>
       <w:pPr>
-        <w:spacing w:after="100"/>
-        <w:jc w:val="both"/>
-      </w:pPr>
-      <w:r>
-        <w:rPr>
-          <w:sz w:val="19"/>
-          <w:szCs w:val="19"/>
-        </w:rPr>
-        <w:t xml:space="preserve">The project is organised as a pnpm monorepo with four artifacts that share TypeScript types via project references. The artifacts are:</w:t>
+        <w:spacing w:after="80" w:before="180"/>
+        <w:jc w:val="left"/>
+      </w:pPr>
+      <w:r>
+        <w:rPr>
+          <w:b/>
+          <w:bCs/>
+          <w:i/>
+          <w:iCs/>
+          <w:sz w:val="20"/>
+          <w:szCs w:val="20"/>
+        </w:rPr>
+        <w:t xml:space="preserve">A. Layered View</w:t>
+      </w:r>
+    </w:p>
+    <w:p>
+      <w:pPr>
+        <w:spacing w:after="100"/>
+        <w:jc w:val="both"/>
+      </w:pPr>
+      <w:r>
+        <w:rPr>
+          <w:sz w:val="19"/>
+          <w:szCs w:val="19"/>
+        </w:rPr>
+        <w:t xml:space="preserve">The system is organised as four layers with a single dependency direction (top-down):</w:t>
       </w:r>
     </w:p>
     <w:p>
@@ -1801,14 +2200,14 @@
           <w:sz w:val="19"/>
           <w:szCs w:val="19"/>
         </w:rPr>
-        <w:t xml:space="preserve">`api-server`</w:t>
-      </w:r>
-      <w:r>
-        <w:rPr>
-          <w:sz w:val="19"/>
-          <w:szCs w:val="19"/>
-        </w:rPr>
-        <w:t xml:space="preserve"> — a Node.js / TypeScript REST service.</w:t>
+        <w:t xml:space="preserve">Presentation layer — Expo + React Native.</w:t>
+      </w:r>
+      <w:r>
+        <w:rPr>
+          <w:sz w:val="19"/>
+          <w:szCs w:val="19"/>
+        </w:rPr>
+        <w:t xml:space="preserve"> The mobile client. Renders the rider-facing screens and consumes typed REST endpoints.</w:t>
       </w:r>
     </w:p>
     <w:p>
@@ -1833,14 +2232,14 @@
           <w:sz w:val="19"/>
           <w:szCs w:val="19"/>
         </w:rPr>
-        <w:t xml:space="preserve">`smartbus-mobile`</w:t>
-      </w:r>
-      <w:r>
-        <w:rPr>
-          <w:sz w:val="19"/>
-          <w:szCs w:val="19"/>
-        </w:rPr>
-        <w:t xml:space="preserve"> — the Expo / React Native app targeted at iOS and Android.</w:t>
+        <w:t xml:space="preserve">API layer — Node.js + TypeScript.</w:t>
+      </w:r>
+      <w:r>
+        <w:rPr>
+          <w:sz w:val="19"/>
+          <w:szCs w:val="19"/>
+        </w:rPr>
+        <w:t xml:space="preserve"> A small REST service. Serialises the in-memory state into JSON the client can render directly.</w:t>
       </w:r>
     </w:p>
     <w:p>
@@ -1865,14 +2264,14 @@
           <w:sz w:val="19"/>
           <w:szCs w:val="19"/>
         </w:rPr>
-        <w:t xml:space="preserve">`smartbus`</w:t>
-      </w:r>
-      <w:r>
-        <w:rPr>
-          <w:sz w:val="19"/>
-          <w:szCs w:val="19"/>
-        </w:rPr>
-        <w:t xml:space="preserve"> — a React + Vite web client that mirrors the mobile experience for desktop preview.</w:t>
+        <w:t xml:space="preserve">Prediction layer — heuristic crowd model.</w:t>
+      </w:r>
+      <w:r>
+        <w:rPr>
+          <w:sz w:val="19"/>
+          <w:szCs w:val="19"/>
+        </w:rPr>
+        <w:t xml:space="preserve"> A pure function that maps the live state of each bus into one of three semantic occupancy bands (Section V).</w:t>
       </w:r>
     </w:p>
     <w:p>
@@ -1897,27 +2296,43 @@
           <w:sz w:val="19"/>
           <w:szCs w:val="19"/>
         </w:rPr>
-        <w:t xml:space="preserve">`mockup-sandbox`</w:t>
-      </w:r>
-      <w:r>
-        <w:rPr>
-          <w:sz w:val="19"/>
-          <w:szCs w:val="19"/>
-        </w:rPr>
-        <w:t xml:space="preserve"> — a component preview environment we used heavily during design iteration.</w:t>
-      </w:r>
-    </w:p>
-    <w:p>
-      <w:pPr>
-        <w:spacing w:after="100"/>
-        <w:jc w:val="both"/>
-      </w:pPr>
-      <w:r>
-        <w:rPr>
-          <w:sz w:val="19"/>
-          <w:szCs w:val="19"/>
-        </w:rPr>
-        <w:t xml:space="preserve">Sharing types across the monorepo means any change to a back-end response shape produces a compile-time error in every client that consumes that shape. This caught at least four drift bugs during development that would otherwise have shown up only at runtime, and probably only on the device.</w:t>
+        <w:t xml:space="preserve">Data layer — BMTC GTFS + simulator.</w:t>
+      </w:r>
+      <w:r>
+        <w:rPr>
+          <w:sz w:val="19"/>
+          <w:szCs w:val="19"/>
+        </w:rPr>
+        <w:t xml:space="preserve"> GTFS files are parsed once at cold start into in-memory indices; the simulator advances 240 virtual vehicles every 12 seconds.</w:t>
+      </w:r>
+    </w:p>
+    <w:p>
+      <w:pPr>
+        <w:spacing w:after="100"/>
+        <w:jc w:val="both"/>
+      </w:pPr>
+      <w:r>
+        <w:rPr>
+          <w:sz w:val="19"/>
+          <w:szCs w:val="19"/>
+        </w:rPr>
+        <w:t xml:space="preserve">The project is structured as a pnpm monorepo so that all four layers can share TypeScript types via project references. We chose this structure for one specific reason: any change to a back-end response shape produces a </w:t>
+      </w:r>
+      <w:r>
+        <w:rPr>
+          <w:i/>
+          <w:iCs/>
+          <w:sz w:val="19"/>
+          <w:szCs w:val="19"/>
+        </w:rPr>
+        <w:t xml:space="preserve">compile-time</w:t>
+      </w:r>
+      <w:r>
+        <w:rPr>
+          <w:sz w:val="19"/>
+          <w:szCs w:val="19"/>
+        </w:rPr>
+        <w:t xml:space="preserve"> error in every client that consumes that shape, which caught at least four drift bugs during development that would otherwise have shown up only on a real device, on a real bus stop, in front of a real user.</w:t>
       </w:r>
     </w:p>
     <w:p>
@@ -1934,20 +2349,20 @@
           <w:sz w:val="20"/>
           <w:szCs w:val="20"/>
         </w:rPr>
-        <w:t xml:space="preserve">A. Back-End API</w:t>
-      </w:r>
-    </w:p>
-    <w:p>
-      <w:pPr>
-        <w:spacing w:after="100"/>
-        <w:jc w:val="both"/>
-      </w:pPr>
-      <w:r>
-        <w:rPr>
-          <w:sz w:val="19"/>
-          <w:szCs w:val="19"/>
-        </w:rPr>
-        <w:t xml:space="preserve">The back-end exposes the endpoints listed in Table 4.</w:t>
+        <w:t xml:space="preserve">B. Backend (Node.js)</w:t>
+      </w:r>
+    </w:p>
+    <w:p>
+      <w:pPr>
+        <w:spacing w:after="100"/>
+        <w:jc w:val="both"/>
+      </w:pPr>
+      <w:r>
+        <w:rPr>
+          <w:sz w:val="19"/>
+          <w:szCs w:val="19"/>
+        </w:rPr>
+        <w:t xml:space="preserve">Why Node.js and TypeScript? Three reasons. First, the same TypeScript types compile against both the server and the React Native client, which is the property that catches drift. Second, the ingestion workload is overwhelmingly I/O-bound — parse GTFS files once, then serve in-memory reads — which is exactly Node's sweet spot. Third, the deployment surface is one process and one port, which matters for a student project that has to run on a single container. The endpoints we expose are listed in Table 4.</w:t>
       </w:r>
     </w:p>
     <w:p>
@@ -2146,7 +2561,7 @@
                 <w:sz w:val="17"/>
                 <w:szCs w:val="17"/>
               </w:rPr>
-              <w:t xml:space="preserve">Detailed route metadata, stop sequence, polyline shape</w:t>
+              <w:t xml:space="preserve">Detailed route metadata, stop sequence, polyline</w:t>
             </w:r>
           </w:p>
         </w:tc>
@@ -2374,35 +2789,20 @@
           <w:sz w:val="20"/>
           <w:szCs w:val="20"/>
         </w:rPr>
-        <w:t xml:space="preserve">B. Mobile Client</w:t>
-      </w:r>
-    </w:p>
-    <w:p>
-      <w:pPr>
-        <w:spacing w:after="100"/>
-        <w:jc w:val="both"/>
-      </w:pPr>
-      <w:r>
-        <w:rPr>
-          <w:sz w:val="19"/>
-          <w:szCs w:val="19"/>
-        </w:rPr>
-        <w:t xml:space="preserve">The mobile client is built with Expo and React Native, in TypeScript end to end. File-based navigation comes from Expo Router. Server-state caching is handled by TanStack Query. Gestures and entrance animations are done with Reanimated 4. SVG rendering uses </w:t>
-      </w:r>
-      <w:r>
-        <w:rPr>
-          <w:rFonts w:ascii="Courier New" w:cs="Courier New" w:eastAsia="Courier New" w:hAnsi="Courier New"/>
-          <w:sz w:val="19"/>
-          <w:szCs w:val="19"/>
-        </w:rPr>
-        <w:t xml:space="preserve">react-native-svg</w:t>
-      </w:r>
-      <w:r>
-        <w:rPr>
-          <w:sz w:val="19"/>
-          <w:szCs w:val="19"/>
-        </w:rPr>
-        <w:t xml:space="preserve">. The app has three top-level tabs — </w:t>
+        <w:t xml:space="preserve">C. Frontend (React Native + Expo)</w:t>
+      </w:r>
+    </w:p>
+    <w:p>
+      <w:pPr>
+        <w:spacing w:after="100"/>
+        <w:jc w:val="both"/>
+      </w:pPr>
+      <w:r>
+        <w:rPr>
+          <w:sz w:val="19"/>
+          <w:szCs w:val="19"/>
+        </w:rPr>
+        <w:t xml:space="preserve">Why React Native + Expo? Because we wanted one codebase that runs identically on iOS, Android, and the web build we use for evaluation, and Expo lifts most of the platform-specific configuration off the team. The application has three top-level tabs — </w:t>
       </w:r>
       <w:r>
         <w:rPr>
@@ -2450,33 +2850,20 @@
           <w:sz w:val="19"/>
           <w:szCs w:val="19"/>
         </w:rPr>
-        <w:t xml:space="preserve"> — and two stacked detail screens for individual routes and individual stops.</w:t>
-      </w:r>
-    </w:p>
-    <w:p>
-      <w:pPr>
-        <w:spacing w:after="100"/>
-        <w:jc w:val="both"/>
-      </w:pPr>
-      <w:r>
-        <w:rPr>
-          <w:sz w:val="19"/>
-          <w:szCs w:val="19"/>
-        </w:rPr>
-        <w:t xml:space="preserve">A floating, blur-backed tab bar with both icons and text labels does global navigation. The active tab carries a soft glow and the tap triggers a light haptic, and together those two cues give the rider an unambiguous feedback loop without being noisy or childish.</w:t>
-      </w:r>
-    </w:p>
-    <w:p>
-      <w:pPr>
-        <w:spacing w:after="100"/>
-        <w:jc w:val="both"/>
-      </w:pPr>
-      <w:r>
-        <w:rPr>
-          <w:sz w:val="19"/>
-          <w:szCs w:val="19"/>
-        </w:rPr>
-        <w:t xml:space="preserve">Each screen subscribes to a small number of typed endpoints via TanStack Query. The refetch intervals are tuned to the real-time semantics of the underlying data. Live-bus snapshot: every 12 seconds. Stop ETAs: every 30 seconds. Static directories: not refetched at all once loaded.</w:t>
+        <w:t xml:space="preserve"> — and two stacked detail screens for individual routes and stops.</w:t>
+      </w:r>
+    </w:p>
+    <w:p>
+      <w:pPr>
+        <w:spacing w:after="100"/>
+        <w:jc w:val="both"/>
+      </w:pPr>
+      <w:r>
+        <w:rPr>
+          <w:sz w:val="19"/>
+          <w:szCs w:val="19"/>
+        </w:rPr>
+        <w:t xml:space="preserve">Each screen subscribes to a small number of typed endpoints via TanStack Query. Refetch intervals are tuned to the real-time semantics of the underlying data. The live-bus snapshot is refetched every 12 seconds. Stop ETAs are refetched every 30 seconds. Static directories are not refetched at all once loaded.</w:t>
       </w:r>
     </w:p>
     <w:p>
@@ -2493,20 +2880,97 @@
           <w:sz w:val="20"/>
           <w:szCs w:val="20"/>
         </w:rPr>
-        <w:t xml:space="preserve">C. The Custom SVG Mini-Map</w:t>
-      </w:r>
-    </w:p>
-    <w:p>
-      <w:pPr>
-        <w:spacing w:after="100"/>
-        <w:jc w:val="both"/>
-      </w:pPr>
-      <w:r>
-        <w:rPr>
-          <w:sz w:val="19"/>
-          <w:szCs w:val="19"/>
-        </w:rPr>
-        <w:t xml:space="preserve">Skipping a paid mapping API was a deliberate choice. Google Maps and Mapbox are excellent products, but they bring three things we did not want: a per-tile cost that scales with daily active users, an external dependency we cannot patch ourselves, and a privacy footprint that is hard to audit. For the kind of route-shape preview the app actually needs — a polyline, the stops along it, and a single live bus marker — that complexity is not justified.</w:t>
+        <w:t xml:space="preserve">D. Data Flow</w:t>
+      </w:r>
+    </w:p>
+    <w:p>
+      <w:pPr>
+        <w:spacing w:after="100"/>
+        <w:jc w:val="both"/>
+      </w:pPr>
+      <w:r>
+        <w:rPr>
+          <w:sz w:val="19"/>
+          <w:szCs w:val="19"/>
+        </w:rPr>
+        <w:t xml:space="preserve">A typical </w:t>
+      </w:r>
+      <w:r>
+        <w:rPr>
+          <w:i/>
+          <w:iCs/>
+          <w:sz w:val="19"/>
+          <w:szCs w:val="19"/>
+        </w:rPr>
+        <w:t xml:space="preserve">Live</w:t>
+      </w:r>
+      <w:r>
+        <w:rPr>
+          <w:sz w:val="19"/>
+          <w:szCs w:val="19"/>
+        </w:rPr>
+        <w:t xml:space="preserve"> screen interaction proceeds as follows. The client mounts, requests </w:t>
+      </w:r>
+      <w:r>
+        <w:rPr>
+          <w:rFonts w:ascii="Courier New" w:cs="Courier New" w:eastAsia="Courier New" w:hAnsi="Courier New"/>
+          <w:sz w:val="19"/>
+          <w:szCs w:val="19"/>
+        </w:rPr>
+        <w:t xml:space="preserve">/api/buses/live</w:t>
+      </w:r>
+      <w:r>
+        <w:rPr>
+          <w:sz w:val="19"/>
+          <w:szCs w:val="19"/>
+        </w:rPr>
+        <w:t xml:space="preserve">, and renders the JSON snapshot directly into bus-card components. The simulator continues to tick on the server every 12 seconds and the snapshot endpoint returns fresh state on every poll. The crowd-prediction module is invoked </w:t>
+      </w:r>
+      <w:r>
+        <w:rPr>
+          <w:i/>
+          <w:iCs/>
+          <w:sz w:val="19"/>
+          <w:szCs w:val="19"/>
+        </w:rPr>
+        <w:t xml:space="preserve">inside</w:t>
+      </w:r>
+      <w:r>
+        <w:rPr>
+          <w:sz w:val="19"/>
+          <w:szCs w:val="19"/>
+        </w:rPr>
+        <w:t xml:space="preserve"> the snapshot endpoint, so the rider always sees a band that reflects the latest score. The journey-planning request follows a different path: it scans the in-memory route index, scores candidates by source-stop and destination-stop overlap, and returns the top three with descriptive tags (Recommended, Fastest, Comfortable) followed by the remaining matches.</w:t>
+      </w:r>
+    </w:p>
+    <w:p>
+      <w:pPr>
+        <w:spacing w:after="80" w:before="180"/>
+        <w:jc w:val="left"/>
+      </w:pPr>
+      <w:r>
+        <w:rPr>
+          <w:b/>
+          <w:bCs/>
+          <w:i/>
+          <w:iCs/>
+          <w:sz w:val="20"/>
+          <w:szCs w:val="20"/>
+        </w:rPr>
+        <w:t xml:space="preserve">E. The Custom SVG Mini-Map</w:t>
+      </w:r>
+    </w:p>
+    <w:p>
+      <w:pPr>
+        <w:spacing w:after="100"/>
+        <w:jc w:val="both"/>
+      </w:pPr>
+      <w:r>
+        <w:rPr>
+          <w:sz w:val="19"/>
+          <w:szCs w:val="19"/>
+        </w:rPr>
+        <w:t xml:space="preserve">We deliberately skipped a paid mapping API. Google Maps and Mapbox are excellent products but they bring three things we did not want: a per-tile cost that scales with daily active users, an external dependency we cannot patch ourselves, and a privacy footprint that is hard to audit. For the kind of route-shape preview the application actually needs — a polyline, the stops along it, and a single live bus marker — none of that complexity is justified.</w:t>
       </w:r>
     </w:p>
     <w:p>
@@ -2549,7 +3013,7 @@
           <w:sz w:val="19"/>
           <w:szCs w:val="19"/>
         </w:rPr>
-        <w:t xml:space="preserve">. It takes an array of </w:t>
+        <w:t xml:space="preserve">. It accepts an array of </w:t>
       </w:r>
       <w:r>
         <w:rPr>
@@ -2609,20 +3073,7 @@
           <w:sz w:val="19"/>
           <w:szCs w:val="19"/>
         </w:rPr>
-        <w:t xml:space="preserve"> (a mistake we made early on, then learned not to repeat). The live bus marker is a glowing filled circle drawn on top of the polyline at the projected position.</w:t>
-      </w:r>
-    </w:p>
-    <w:p>
-      <w:pPr>
-        <w:spacing w:after="100"/>
-        <w:jc w:val="both"/>
-      </w:pPr>
-      <w:r>
-        <w:rPr>
-          <w:sz w:val="19"/>
-          <w:szCs w:val="19"/>
-        </w:rPr>
-        <w:t xml:space="preserve">The component renders identically on iOS, Android, and the web build.</w:t>
+        <w:t xml:space="preserve"> (a mistake we made early on, then learned not to repeat). The live bus marker is a glowing filled circle drawn on top of the polyline at the projected position. The component renders identically on iOS, Android, and the web build.</w:t>
       </w:r>
     </w:p>
     <w:p>
@@ -2639,20 +3090,20 @@
           <w:sz w:val="22"/>
           <w:szCs w:val="22"/>
         </w:rPr>
-        <w:t xml:space="preserve">V. AI CROWD-PREDICTION METHODOLOGY</w:t>
-      </w:r>
-    </w:p>
-    <w:p>
-      <w:pPr>
-        <w:spacing w:after="100"/>
-        <w:jc w:val="both"/>
-      </w:pPr>
-      <w:r>
-        <w:rPr>
-          <w:sz w:val="19"/>
-          <w:szCs w:val="19"/>
-        </w:rPr>
-        <w:t xml:space="preserve">The crowd-prediction module is the AI layer of the system. Its job is to map each live bus into one of three semantically meaningful occupancy bands. We do not have onboard passenger counts to learn from, so the present implementation is a heuristic classifier whose feature weights were tuned by hand against rider expectations. The architecture is deliberately set up so that a learned model can be dropped in later, the day labelled data becomes available.</w:t>
+        <w:t xml:space="preserve">V. CROWD PREDICTION</w:t>
+      </w:r>
+    </w:p>
+    <w:p>
+      <w:pPr>
+        <w:spacing w:after="100"/>
+        <w:jc w:val="both"/>
+      </w:pPr>
+      <w:r>
+        <w:rPr>
+          <w:sz w:val="19"/>
+          <w:szCs w:val="19"/>
+        </w:rPr>
+        <w:t xml:space="preserve">The crowd-prediction module is the AI layer of the system. Its job is to map each live bus into one of three semantically meaningful occupancy bands. Since BMTC does not publish onboard passenger counts, the present implementation is a heuristic classifier whose feature weights were tuned by hand against rider expectations. The architecture is set up so that a learned model can replace it the day labelled data becomes available.</w:t>
       </w:r>
     </w:p>
     <w:p>
@@ -2669,20 +3120,194 @@
           <w:sz w:val="20"/>
           <w:szCs w:val="20"/>
         </w:rPr>
-        <w:t xml:space="preserve">A. The Scoring Function</w:t>
-      </w:r>
-    </w:p>
-    <w:p>
-      <w:pPr>
-        <w:spacing w:after="100"/>
-        <w:jc w:val="both"/>
-      </w:pPr>
-      <w:r>
-        <w:rPr>
-          <w:sz w:val="19"/>
-          <w:szCs w:val="19"/>
-        </w:rPr>
-        <w:t xml:space="preserve">For a given bus, the crowd score is computed as</w:t>
+        <w:t xml:space="preserve">A. Features</w:t>
+      </w:r>
+    </w:p>
+    <w:p>
+      <w:pPr>
+        <w:spacing w:after="100"/>
+        <w:jc w:val="both"/>
+      </w:pPr>
+      <w:r>
+        <w:rPr>
+          <w:sz w:val="19"/>
+          <w:szCs w:val="19"/>
+        </w:rPr>
+        <w:t xml:space="preserve">We use four features, each chosen because it has a clear, defensible relationship to occupancy and is available from the data we already have.</w:t>
+      </w:r>
+    </w:p>
+    <w:p>
+      <w:pPr>
+        <w:spacing w:after="60"/>
+        <w:ind w:left="360" w:hanging="220"/>
+        <w:jc w:val="both"/>
+      </w:pPr>
+      <w:r>
+        <w:rPr>
+          <w:b/>
+          <w:bCs/>
+          <w:sz w:val="19"/>
+          <w:szCs w:val="19"/>
+        </w:rPr>
+        <w:t xml:space="preserve">1. </w:t>
+      </w:r>
+      <w:r>
+        <w:rPr>
+          <w:b/>
+          <w:bCs/>
+          <w:sz w:val="19"/>
+          <w:szCs w:val="19"/>
+        </w:rPr>
+        <w:t xml:space="preserve">Time-of-day</w:t>
+      </w:r>
+      <w:r>
+        <w:rPr>
+          <w:sz w:val="19"/>
+          <w:szCs w:val="19"/>
+        </w:rPr>
+        <w:t xml:space="preserve"> — captures peak commute windows.</w:t>
+      </w:r>
+    </w:p>
+    <w:p>
+      <w:pPr>
+        <w:spacing w:after="60"/>
+        <w:ind w:left="360" w:hanging="220"/>
+        <w:jc w:val="both"/>
+      </w:pPr>
+      <w:r>
+        <w:rPr>
+          <w:b/>
+          <w:bCs/>
+          <w:sz w:val="19"/>
+          <w:szCs w:val="19"/>
+        </w:rPr>
+        <w:t xml:space="preserve">2. </w:t>
+      </w:r>
+      <w:r>
+        <w:rPr>
+          <w:b/>
+          <w:bCs/>
+          <w:sz w:val="19"/>
+          <w:szCs w:val="19"/>
+        </w:rPr>
+        <w:t xml:space="preserve">Route popularity</w:t>
+      </w:r>
+      <w:r>
+        <w:rPr>
+          <w:sz w:val="19"/>
+          <w:szCs w:val="19"/>
+        </w:rPr>
+        <w:t xml:space="preserve"> — captures structural demand on the corridor.</w:t>
+      </w:r>
+    </w:p>
+    <w:p>
+      <w:pPr>
+        <w:spacing w:after="60"/>
+        <w:ind w:left="360" w:hanging="220"/>
+        <w:jc w:val="both"/>
+      </w:pPr>
+      <w:r>
+        <w:rPr>
+          <w:b/>
+          <w:bCs/>
+          <w:sz w:val="19"/>
+          <w:szCs w:val="19"/>
+        </w:rPr>
+        <w:t xml:space="preserve">3. </w:t>
+      </w:r>
+      <w:r>
+        <w:rPr>
+          <w:b/>
+          <w:bCs/>
+          <w:sz w:val="19"/>
+          <w:szCs w:val="19"/>
+        </w:rPr>
+        <w:t xml:space="preserve">Bus type</w:t>
+      </w:r>
+      <w:r>
+        <w:rPr>
+          <w:sz w:val="19"/>
+          <w:szCs w:val="19"/>
+        </w:rPr>
+        <w:t xml:space="preserve"> — captures capacity and typical ridership profile of the class.</w:t>
+      </w:r>
+    </w:p>
+    <w:p>
+      <w:pPr>
+        <w:spacing w:after="60"/>
+        <w:ind w:left="360" w:hanging="220"/>
+        <w:jc w:val="both"/>
+      </w:pPr>
+      <w:r>
+        <w:rPr>
+          <w:b/>
+          <w:bCs/>
+          <w:sz w:val="19"/>
+          <w:szCs w:val="19"/>
+        </w:rPr>
+        <w:t xml:space="preserve">4. </w:t>
+      </w:r>
+      <w:r>
+        <w:rPr>
+          <w:b/>
+          <w:bCs/>
+          <w:sz w:val="19"/>
+          <w:szCs w:val="19"/>
+        </w:rPr>
+        <w:t xml:space="preserve">Day of week</w:t>
+      </w:r>
+      <w:r>
+        <w:rPr>
+          <w:sz w:val="19"/>
+          <w:szCs w:val="19"/>
+        </w:rPr>
+        <w:t xml:space="preserve"> — captures Sunday and listed-holiday troughs.</w:t>
+      </w:r>
+    </w:p>
+    <w:p>
+      <w:pPr>
+        <w:spacing w:after="80" w:before="180"/>
+        <w:jc w:val="left"/>
+      </w:pPr>
+      <w:r>
+        <w:rPr>
+          <w:b/>
+          <w:bCs/>
+          <w:i/>
+          <w:iCs/>
+          <w:sz w:val="20"/>
+          <w:szCs w:val="20"/>
+        </w:rPr>
+        <w:t xml:space="preserve">B. The Scoring Function</w:t>
+      </w:r>
+    </w:p>
+    <w:p>
+      <w:pPr>
+        <w:spacing w:after="100"/>
+        <w:jc w:val="both"/>
+      </w:pPr>
+      <w:r>
+        <w:rPr>
+          <w:sz w:val="19"/>
+          <w:szCs w:val="19"/>
+        </w:rPr>
+        <w:t xml:space="preserve">For a given bus </w:t>
+      </w:r>
+      <w:r>
+        <w:rPr>
+          <w:i/>
+          <w:iCs/>
+          <w:sz w:val="19"/>
+          <w:szCs w:val="19"/>
+        </w:rPr>
+        <w:t xml:space="preserve">b</w:t>
+      </w:r>
+      <w:r>
+        <w:rPr>
+          <w:sz w:val="19"/>
+          <w:szCs w:val="19"/>
+        </w:rPr>
+        <w:t xml:space="preserve">, the crowd score is a weighted linear combination:</w:t>
       </w:r>
     </w:p>
     <w:p>
@@ -2695,7 +3320,7 @@
           <w:sz w:val="16"/>
           <w:szCs w:val="16"/>
         </w:rPr>
-        <w:t xml:space="preserve">score(bus) = w_t · time_factor(t)</w:t>
+        <w:t xml:space="preserve">score(b) = w_t · time_factor(t)</w:t>
       </w:r>
     </w:p>
     <w:p>
@@ -2708,7 +3333,7 @@
           <w:sz w:val="16"/>
           <w:szCs w:val="16"/>
         </w:rPr>
-        <w:t xml:space="preserve">           + w_r · route_popularity(route)</w:t>
+        <w:t xml:space="preserve">         + w_r · route_popularity(route)</w:t>
       </w:r>
     </w:p>
     <w:p>
@@ -2721,7 +3346,7 @@
           <w:sz w:val="16"/>
           <w:szCs w:val="16"/>
         </w:rPr>
-        <w:t xml:space="preserve">           + w_b · bus_type_factor(type)</w:t>
+        <w:t xml:space="preserve">         + w_b · bus_type_factor(type)</w:t>
       </w:r>
     </w:p>
     <w:p>
@@ -2734,7 +3359,7 @@
           <w:sz w:val="16"/>
           <w:szCs w:val="16"/>
         </w:rPr>
-        <w:t xml:space="preserve">           + w_d · day_factor(day_of_week)</w:t>
+        <w:t xml:space="preserve">         + w_d · day_factor(day_of_week)</w:t>
       </w:r>
     </w:p>
     <w:p>
@@ -2747,7 +3372,7 @@
           <w:sz w:val="16"/>
           <w:szCs w:val="16"/>
         </w:rPr>
-        <w:t xml:space="preserve">           + ε</w:t>
+        <w:t xml:space="preserve">         + ε</w:t>
       </w:r>
     </w:p>
     <w:p>
@@ -2765,20 +3390,35 @@
           <w:sz w:val="19"/>
           <w:szCs w:val="19"/>
         </w:rPr>
-        <w:t xml:space="preserve">The terms work like this:</w:t>
-      </w:r>
-    </w:p>
-    <w:p>
-      <w:pPr>
-        <w:spacing w:after="100"/>
-        <w:jc w:val="both"/>
-      </w:pPr>
+        <w:t xml:space="preserve">where </w:t>
+      </w:r>
       <w:r>
         <w:rPr>
           <w:rFonts w:ascii="Courier New" w:cs="Courier New" w:eastAsia="Courier New" w:hAnsi="Courier New"/>
           <w:sz w:val="19"/>
           <w:szCs w:val="19"/>
         </w:rPr>
+        <w:t xml:space="preserve">ε</w:t>
+      </w:r>
+      <w:r>
+        <w:rPr>
+          <w:sz w:val="19"/>
+          <w:szCs w:val="19"/>
+        </w:rPr>
+        <w:t xml:space="preserve"> is a small zero-mean noise term that prevents the score from being identical across two buses on the same route at the same minute — without it the indicators feel mechanical and riders stop trusting them.</w:t>
+      </w:r>
+    </w:p>
+    <w:p>
+      <w:pPr>
+        <w:spacing w:after="100"/>
+        <w:jc w:val="both"/>
+      </w:pPr>
+      <w:r>
+        <w:rPr>
+          <w:rFonts w:ascii="Courier New" w:cs="Courier New" w:eastAsia="Courier New" w:hAnsi="Courier New"/>
+          <w:sz w:val="19"/>
+          <w:szCs w:val="19"/>
+        </w:rPr>
         <w:t xml:space="preserve">time_factor(t)</w:t>
       </w:r>
       <w:r>
@@ -2786,14 +3426,8 @@
           <w:sz w:val="19"/>
           <w:szCs w:val="19"/>
         </w:rPr>
-        <w:t xml:space="preserve"> is a triangular function that peaks during the morning commute window of 07:30–10:30 and the evening commute window of 17:30–20:30, and falls off at midday and late at night. We placed the peaks by inspection of BMTC's own schedule density.</w:t>
-      </w:r>
-    </w:p>
-    <w:p>
-      <w:pPr>
-        <w:spacing w:after="100"/>
-        <w:jc w:val="both"/>
-      </w:pPr>
+        <w:t xml:space="preserve"> is a triangular function peaking during 07:30–10:30 and 17:30–20:30, falling off at midday and late at night. </w:t>
+      </w:r>
       <w:r>
         <w:rPr>
           <w:rFonts w:ascii="Courier New" w:cs="Courier New" w:eastAsia="Courier New" w:hAnsi="Courier New"/>
@@ -2807,14 +3441,8 @@
           <w:sz w:val="19"/>
           <w:szCs w:val="19"/>
         </w:rPr>
-        <w:t xml:space="preserve"> is a normalised score in [0, 1] that combines the route's stop count with its historical service frequency. The intuition: routes with many stops on busy corridors and high service frequency tend to carry more passengers per vehicle, simply because more passengers are waiting at every stop along the way.</w:t>
-      </w:r>
-    </w:p>
-    <w:p>
-      <w:pPr>
-        <w:spacing w:after="100"/>
-        <w:jc w:val="both"/>
-      </w:pPr>
+        <w:t xml:space="preserve"> is a normalised score in [0, 1] that combines stop count and historical service frequency. </w:t>
+      </w:r>
       <w:r>
         <w:rPr>
           <w:rFonts w:ascii="Courier New" w:cs="Courier New" w:eastAsia="Courier New" w:hAnsi="Courier New"/>
@@ -2828,14 +3456,8 @@
           <w:sz w:val="19"/>
           <w:szCs w:val="19"/>
         </w:rPr>
-        <w:t xml:space="preserve"> adjusts for the typical capacity and ridership profile of each bus class. Volvo and Vajra runs tend to fill up at peak hours because of the white-collar commuter profile. Ordinary buses dominate the off-peak and weekend traffic.</w:t>
-      </w:r>
-    </w:p>
-    <w:p>
-      <w:pPr>
-        <w:spacing w:after="100"/>
-        <w:jc w:val="both"/>
-      </w:pPr>
+        <w:t xml:space="preserve"> adjusts for the typical ridership profile of each class — Volvo and Vajra fill up at peak, Ordinary dominates the off-peak. </w:t>
+      </w:r>
       <w:r>
         <w:rPr>
           <w:rFonts w:ascii="Courier New" w:cs="Courier New" w:eastAsia="Courier New" w:hAnsi="Courier New"/>
@@ -2849,20 +3471,20 @@
           <w:sz w:val="19"/>
           <w:szCs w:val="19"/>
         </w:rPr>
-        <w:t xml:space="preserve"> knocks the score down on Sundays and on listed public holidays.</w:t>
-      </w:r>
-    </w:p>
-    <w:p>
-      <w:pPr>
-        <w:spacing w:after="100"/>
-        <w:jc w:val="both"/>
-      </w:pPr>
-      <w:r>
-        <w:rPr>
-          <w:sz w:val="19"/>
-          <w:szCs w:val="19"/>
-        </w:rPr>
-        <w:t xml:space="preserve">And </w:t>
+        <w:t xml:space="preserve"> knocks the score down on Sundays.</w:t>
+      </w:r>
+    </w:p>
+    <w:p>
+      <w:pPr>
+        <w:spacing w:after="100"/>
+        <w:jc w:val="both"/>
+      </w:pPr>
+      <w:r>
+        <w:rPr>
+          <w:sz w:val="19"/>
+          <w:szCs w:val="19"/>
+        </w:rPr>
+        <w:t xml:space="preserve">The score is split into three bands by two fixed thresholds: </w:t>
       </w:r>
       <w:r>
         <w:rPr>
@@ -2870,27 +3492,14 @@
           <w:sz w:val="19"/>
           <w:szCs w:val="19"/>
         </w:rPr>
-        <w:t xml:space="preserve">ε</w:t>
-      </w:r>
-      <w:r>
-        <w:rPr>
-          <w:sz w:val="19"/>
-          <w:szCs w:val="19"/>
-        </w:rPr>
-        <w:t xml:space="preserve"> is a small zero-mean noise term that prevents the score from being literally identical across two buses on the same route at the same minute. Without it, the crowd indicators on screen feel mechanical — the kind of UI you stop trusting after a day.</w:t>
-      </w:r>
-    </w:p>
-    <w:p>
-      <w:pPr>
-        <w:spacing w:after="100"/>
-        <w:jc w:val="both"/>
-      </w:pPr>
-      <w:r>
-        <w:rPr>
-          <w:sz w:val="19"/>
-          <w:szCs w:val="19"/>
-        </w:rPr>
-        <w:t xml:space="preserve">The score is split into three bands by two fixed thresholds: </w:t>
+        <w:t xml:space="preserve">τ_low = 0.33</w:t>
+      </w:r>
+      <w:r>
+        <w:rPr>
+          <w:sz w:val="19"/>
+          <w:szCs w:val="19"/>
+        </w:rPr>
+        <w:t xml:space="preserve"> and </w:t>
       </w:r>
       <w:r>
         <w:rPr>
@@ -2898,14 +3507,14 @@
           <w:sz w:val="19"/>
           <w:szCs w:val="19"/>
         </w:rPr>
-        <w:t xml:space="preserve">τ_low = 0.33</w:t>
-      </w:r>
-      <w:r>
-        <w:rPr>
-          <w:sz w:val="19"/>
-          <w:szCs w:val="19"/>
-        </w:rPr>
-        <w:t xml:space="preserve"> and </w:t>
+        <w:t xml:space="preserve">τ_high = 0.67</w:t>
+      </w:r>
+      <w:r>
+        <w:rPr>
+          <w:sz w:val="19"/>
+          <w:szCs w:val="19"/>
+        </w:rPr>
+        <w:t xml:space="preserve">. Below </w:t>
       </w:r>
       <w:r>
         <w:rPr>
@@ -2913,21 +3522,6 @@
           <w:sz w:val="19"/>
           <w:szCs w:val="19"/>
         </w:rPr>
-        <w:t xml:space="preserve">τ_high = 0.67</w:t>
-      </w:r>
-      <w:r>
-        <w:rPr>
-          <w:sz w:val="19"/>
-          <w:szCs w:val="19"/>
-        </w:rPr>
-        <w:t xml:space="preserve">. Below </w:t>
-      </w:r>
-      <w:r>
-        <w:rPr>
-          <w:rFonts w:ascii="Courier New" w:cs="Courier New" w:eastAsia="Courier New" w:hAnsi="Courier New"/>
-          <w:sz w:val="19"/>
-          <w:szCs w:val="19"/>
-        </w:rPr>
         <w:t xml:space="preserve">τ_low</w:t>
       </w:r>
       <w:r>
@@ -2935,7 +3529,7 @@
           <w:sz w:val="19"/>
           <w:szCs w:val="19"/>
         </w:rPr>
-        <w:t xml:space="preserve"> is Low. Between the two is Medium. Above </w:t>
+        <w:t xml:space="preserve"> is Low; between the thresholds is Medium; above </w:t>
       </w:r>
       <w:r>
         <w:rPr>
@@ -2967,7 +3561,7 @@
           <w:sz w:val="20"/>
           <w:szCs w:val="20"/>
         </w:rPr>
-        <w:t xml:space="preserve">B. Rendering the Output to the Rider</w:t>
+        <w:t xml:space="preserve">C. Rendering the Output</w:t>
       </w:r>
     </w:p>
     <w:p>
@@ -2995,7 +3589,7 @@
           <w:sz w:val="19"/>
           <w:szCs w:val="19"/>
         </w:rPr>
-        <w:t xml:space="preserve"> component combines, for every band, three independent perceptual channels: an icon, a colour, and a plain-language label. The combinations are listed in Table 5.</w:t>
+        <w:t xml:space="preserve"> component combines, for every band, three independent perceptual channels — icon, colour, and plain-language label — as shown in Table 5.</w:t>
       </w:r>
     </w:p>
     <w:p>
@@ -3264,7 +3858,7 @@
           <w:sz w:val="19"/>
           <w:szCs w:val="19"/>
         </w:rPr>
-        <w:t xml:space="preserve">That is what WCAG 2.2 success criterion 1.4.1 (Use of Color) calls for: information conveyed by colour must also be available through some other visual means. A colour-blind rider, a rider with mild presbyopia who cannot resolve the colour at small sizes, and a rider standing in bright Bengaluru sunlight who cannot see the colour clearly at all — all three get the same information from the icon and the text.</w:t>
+        <w:t xml:space="preserve">This satisfies WCAG 2.2 success criterion 1.4.1 (Use of Color) [10], which requires that information conveyed by colour also be available through some other visual means. A colour-blind rider, a rider with mild presbyopia who cannot resolve the colour at small sizes, and a rider in bright sunlight who cannot see the screen colour clearly, all receive the same information through the icon and the text.</w:t>
       </w:r>
     </w:p>
     <w:p>
@@ -3281,33 +3875,20 @@
           <w:sz w:val="20"/>
           <w:szCs w:val="20"/>
         </w:rPr>
-        <w:t xml:space="preserve">C. Why a Heuristic, and What Comes Next</w:t>
-      </w:r>
-    </w:p>
-    <w:p>
-      <w:pPr>
-        <w:spacing w:after="100"/>
-        <w:jc w:val="both"/>
-      </w:pPr>
-      <w:r>
-        <w:rPr>
-          <w:sz w:val="19"/>
-          <w:szCs w:val="19"/>
-        </w:rPr>
-        <w:t xml:space="preserve">We chose the heuristic deliberately, not for lack of ambition. Two reasons. One, no onboard passenger counter data is currently available from BMTC, so a supervised learned model has nothing to train on. Two, the heuristic is fully inspectable. If a rider tells us a particular bus's prediction felt wrong, we can step through the four feature contributions and see exactly which term shifted the band. That kind of post-hoc auditability is hard to get out of a black-box classifier — and impossible to hand-wave away in a viva.</w:t>
-      </w:r>
-    </w:p>
-    <w:p>
-      <w:pPr>
-        <w:spacing w:after="100"/>
-        <w:jc w:val="both"/>
-      </w:pPr>
-      <w:r>
-        <w:rPr>
-          <w:sz w:val="19"/>
-          <w:szCs w:val="19"/>
-        </w:rPr>
-        <w:t xml:space="preserve">The day labelled data does become available, swapping the heuristic for a gradient-boosted classifier is a one-file change. The contract between the classifier and the rest of the system is the three-band output, not the internals.</w:t>
+        <w:t xml:space="preserve">D. Limitation</w:t>
+      </w:r>
+    </w:p>
+    <w:p>
+      <w:pPr>
+        <w:spacing w:after="100"/>
+        <w:jc w:val="both"/>
+      </w:pPr>
+      <w:r>
+        <w:rPr>
+          <w:sz w:val="19"/>
+          <w:szCs w:val="19"/>
+        </w:rPr>
+        <w:t xml:space="preserve">The honest limitation of the model is that without onboard passenger counts we cannot validate the bands against ground truth. The heuristic was tuned against rider expectations gathered from informal pilot interviews, which is a useful sanity check but is not a quantitative accuracy claim. We discuss this further in Section VIII.</w:t>
       </w:r>
     </w:p>
     <w:p>
@@ -3324,7 +3905,36 @@
           <w:sz w:val="22"/>
           <w:szCs w:val="22"/>
         </w:rPr>
-        <w:t xml:space="preserve">VI. USER-EXPERIENCE DESIGN</w:t>
+        <w:t xml:space="preserve">VI. IMPLEMENTATION</w:t>
+      </w:r>
+    </w:p>
+    <w:p>
+      <w:pPr>
+        <w:spacing w:after="100"/>
+        <w:jc w:val="both"/>
+      </w:pPr>
+      <w:r>
+        <w:rPr>
+          <w:sz w:val="19"/>
+          <w:szCs w:val="19"/>
+        </w:rPr>
+        <w:t xml:space="preserve">This section discusses the </w:t>
+      </w:r>
+      <w:r>
+        <w:rPr>
+          <w:i/>
+          <w:iCs/>
+          <w:sz w:val="19"/>
+          <w:szCs w:val="19"/>
+        </w:rPr>
+        <w:t xml:space="preserve">reasoning</w:t>
+      </w:r>
+      <w:r>
+        <w:rPr>
+          <w:sz w:val="19"/>
+          <w:szCs w:val="19"/>
+        </w:rPr>
+        <w:t xml:space="preserve"> behind a few of the larger implementation decisions, the observations that emerged during development, and the challenges we hit along the way.</w:t>
       </w:r>
     </w:p>
     <w:p>
@@ -3341,21 +3951,27 @@
           <w:sz w:val="20"/>
           <w:szCs w:val="20"/>
         </w:rPr>
-        <w:t xml:space="preserve">A. Two Governing Principles</w:t>
-      </w:r>
-    </w:p>
-    <w:p>
-      <w:pPr>
-        <w:spacing w:after="100"/>
-        <w:jc w:val="both"/>
-      </w:pPr>
-      <w:r>
-        <w:rPr>
-          <w:sz w:val="19"/>
-          <w:szCs w:val="19"/>
-        </w:rPr>
-        <w:t xml:space="preserve">The interface design is held together by two principles. </w:t>
-      </w:r>
+        <w:t xml:space="preserve">A. Two Governing UX Principles</w:t>
+      </w:r>
+    </w:p>
+    <w:p>
+      <w:pPr>
+        <w:spacing w:after="100"/>
+        <w:jc w:val="both"/>
+      </w:pPr>
+      <w:r>
+        <w:rPr>
+          <w:sz w:val="19"/>
+          <w:szCs w:val="19"/>
+        </w:rPr>
+        <w:t xml:space="preserve">We held the interface to two principles, enforced screen by screen because they are easy to violate by accident.</w:t>
+      </w:r>
+    </w:p>
+    <w:p>
+      <w:pPr>
+        <w:spacing w:after="100"/>
+        <w:jc w:val="both"/>
+      </w:pPr>
       <w:r>
         <w:rPr>
           <w:i/>
@@ -3370,7 +3986,7 @@
           <w:sz w:val="19"/>
           <w:szCs w:val="19"/>
         </w:rPr>
-        <w:t xml:space="preserve">, which biases the design against decoration whenever decoration competes with legibility. </w:t>
+        <w:t xml:space="preserve"> — bias the design against decoration whenever decoration competes with legibility. </w:t>
       </w:r>
       <w:r>
         <w:rPr>
@@ -3386,7 +4002,7 @@
           <w:sz w:val="19"/>
           <w:szCs w:val="19"/>
         </w:rPr>
-        <w:t xml:space="preserve">, which biases the design against multi-step flows when a single-tap alternative exists. They sound obvious. They are not. Both have to be enforced screen by screen, because every additional element in a layout is a temptation to add another, and after a while the design gets noisy and the rider gets lost.</w:t>
+        <w:t xml:space="preserve"> — bias the design against multi-step flows when a single-tap alternative exists. During development we noticed that every additional element on a screen is an invitation to add another, and after a while the screen stops looking like a transit app and starts looking like a dashboard.</w:t>
       </w:r>
     </w:p>
     <w:p>
@@ -3403,33 +4019,33 @@
           <w:sz w:val="20"/>
           <w:szCs w:val="20"/>
         </w:rPr>
-        <w:t xml:space="preserve">B. Design Tokens</w:t>
-      </w:r>
-    </w:p>
-    <w:p>
-      <w:pPr>
-        <w:spacing w:after="100"/>
-        <w:jc w:val="both"/>
-      </w:pPr>
-      <w:r>
-        <w:rPr>
-          <w:sz w:val="19"/>
-          <w:szCs w:val="19"/>
-        </w:rPr>
-        <w:t xml:space="preserve">A central design-token file defines the colour palette, the spacing scale, the typography ramp, the corner-radius values, and the shadow recipes. Centralising these tokens makes the visual language consistent across screens and makes future theme changes a one-file edit. We refactored the entire app to read from this file once during development; doing it earlier would have saved us roughly two days of catching colour drift by eye.</w:t>
-      </w:r>
-    </w:p>
-    <w:p>
-      <w:pPr>
-        <w:spacing w:after="100"/>
-        <w:jc w:val="both"/>
-      </w:pPr>
-      <w:r>
-        <w:rPr>
-          <w:sz w:val="19"/>
-          <w:szCs w:val="19"/>
-        </w:rPr>
-        <w:t xml:space="preserve">The typography ramp is sized for legibility on small displays, and for users with the kind of mild age-related farsightedness that creeps in past forty. Table 6 has the details.</w:t>
+        <w:t xml:space="preserve">B. Design Tokens and Typography</w:t>
+      </w:r>
+    </w:p>
+    <w:p>
+      <w:pPr>
+        <w:spacing w:after="100"/>
+        <w:jc w:val="both"/>
+      </w:pPr>
+      <w:r>
+        <w:rPr>
+          <w:sz w:val="19"/>
+          <w:szCs w:val="19"/>
+        </w:rPr>
+        <w:t xml:space="preserve">A central design-token file defines the colour palette, the spacing scale, the typography ramp, the corner-radius values, and the shadow recipes. Centralising these tokens makes the visual language consistent across screens and turns future theme changes into a one-file edit. We refactored the entire app to read from this file partway through development; doing it earlier would have saved us roughly two days of catching colour drift by eye.</w:t>
+      </w:r>
+    </w:p>
+    <w:p>
+      <w:pPr>
+        <w:spacing w:after="100"/>
+        <w:jc w:val="both"/>
+      </w:pPr>
+      <w:r>
+        <w:rPr>
+          <w:sz w:val="19"/>
+          <w:szCs w:val="19"/>
+        </w:rPr>
+        <w:t xml:space="preserve">The typography ramp (Table 6) is sized for legibility on small displays and for users with the kind of mild age-related farsightedness that creeps in past forty.</w:t>
       </w:r>
     </w:p>
     <w:p>
@@ -3764,7 +4380,7 @@
                 <w:sz w:val="17"/>
                 <w:szCs w:val="17"/>
               </w:rPr>
-              <w:t xml:space="preserve">Eyebrow labels in uppercase, letter-tracked</w:t>
+              <w:t xml:space="preserve">Eyebrow labels in uppercase</w:t>
             </w:r>
           </w:p>
         </w:tc>
@@ -3785,7 +4401,7 @@
           <w:sz w:val="19"/>
           <w:szCs w:val="19"/>
         </w:rPr>
-        <w:t xml:space="preserve">Route numbers are rendered at 22 pt bold inside a 60 × 78 pt gradient badge, large enough to be read at arm's length on an entry-level smartphone in a moving rickshaw.</w:t>
+        <w:t xml:space="preserve">Route numbers are rendered at 22 pt bold inside a 60 × 78 pt gradient badge, large enough to be read at arm's length on an entry-level smartphone in a moving auto-rickshaw.</w:t>
       </w:r>
     </w:p>
     <w:p>
@@ -3802,7 +4418,7 @@
           <w:sz w:val="20"/>
           <w:szCs w:val="20"/>
         </w:rPr>
-        <w:t xml:space="preserve">C. The 48 pt Minimum Touch Target</w:t>
+        <w:t xml:space="preserve">C. The 48 pt Touch Target</w:t>
       </w:r>
     </w:p>
     <w:p>
@@ -3830,7 +4446,7 @@
           <w:sz w:val="19"/>
           <w:szCs w:val="19"/>
         </w:rPr>
-        <w:t xml:space="preserve"> constant is enforced on every interactive control in the app: the profile button, the swap button, the microphone, the popular-journey chips, the filter chips, the back buttons, the route cards. That meets and exceeds the Material Design recommendation, the Apple Human Interface Guidelines minimum, and the WCAG 2.2 guidance. A nice side effect is that the app stays usable for someone trying to tap with one thumb while holding a grocery bag in the other hand, which is what real Bengaluru bus riders actually do.</w:t>
+        <w:t xml:space="preserve"> constant is enforced on every interactive control: profile, swap, microphone, popular-journey chips, filter chips, back buttons, route cards. This meets and exceeds Material Design [12], the Apple HIG [11], and WCAG 2.2 [10]. A useful side effect: the app stays usable for someone trying to tap with one thumb while holding a grocery bag in the other, which is what BMTC riders actually do.</w:t>
       </w:r>
     </w:p>
     <w:p>
@@ -3905,7 +4521,7 @@
           <w:sz w:val="19"/>
           <w:szCs w:val="19"/>
         </w:rPr>
-        <w:t xml:space="preserve"> primary gradient for emphasis. Dark themes have a real, measurable advantage on modern OLED displays — both in perceived comfort during long use and in battery draw. Subtle gradients, soft glows, and gentle Reanimated 4 transitions give the whole app a visual quality that, in our pilot, riders compared to Uber and Google Maps. We deliberately stayed clear of harsh neon or aggressive motion, because those read as "consumer", and consumers swipe past them.</w:t>
+        <w:t xml:space="preserve"> gradient for emphasis. Dark themes have a measurable advantage on modern OLED displays in both perceived comfort during sustained use and in battery draw. We deliberately stayed clear of harsh neon and aggressive motion because both read as "consumer", and consumers swipe past them.</w:t>
       </w:r>
     </w:p>
     <w:p>
@@ -3984,7 +4600,7 @@
           <w:sz w:val="19"/>
           <w:szCs w:val="19"/>
         </w:rPr>
-        <w:t xml:space="preserve"> label that ticks every second. Three high-contrast statistic cards report the total buses on road, the count that are less crowded, and the count that are crowded. Below those, a horizontal row of bus-type filter chips lets the rider narrow the feed. The main list shows individual bus cards: the large gradient route badge on the left, the destination on the right, a highlighted </w:t>
+        <w:t xml:space="preserve"> label that ticks every second. Three high-contrast stat cards report total buses on road, count that are less crowded, and count that are crowded. Below, a row of bus-type filter chips lets the rider narrow the feed. Each bus card shows a large gradient route badge on the left, the destination on the right, a highlighted </w:t>
       </w:r>
       <w:r>
         <w:rPr>
@@ -4000,23 +4616,7 @@
           <w:sz w:val="19"/>
           <w:szCs w:val="19"/>
         </w:rPr>
-        <w:t xml:space="preserve"> row with a map-pin icon, a progress bar with a </w:t>
-      </w:r>
-      <w:r>
-        <w:rPr>
-          <w:i/>
-          <w:iCs/>
-          <w:sz w:val="19"/>
-          <w:szCs w:val="19"/>
-        </w:rPr>
-        <w:t xml:space="preserve">"Stop X of Y / N% complete"</w:t>
-      </w:r>
-      <w:r>
-        <w:rPr>
-          <w:sz w:val="19"/>
-          <w:szCs w:val="19"/>
-        </w:rPr>
-        <w:t xml:space="preserve"> label, a descriptive crowd row, and the bus-type tag.</w:t>
+        <w:t xml:space="preserve"> row, a progress bar, a descriptive crowd row, and the bus-type tag.</w:t>
       </w:r>
     </w:p>
     <w:p>
@@ -4084,23 +4684,7 @@
           <w:sz w:val="19"/>
           <w:szCs w:val="19"/>
         </w:rPr>
-        <w:t xml:space="preserve"> Live tracking screen showing the count cards, filter chips, and individual bus cards with the highlighted </w:t>
-      </w:r>
-      <w:r>
-        <w:rPr>
-          <w:i/>
-          <w:iCs/>
-          <w:sz w:val="19"/>
-          <w:szCs w:val="19"/>
-        </w:rPr>
-        <w:t xml:space="preserve">Next Stop</w:t>
-      </w:r>
-      <w:r>
-        <w:rPr>
-          <w:sz w:val="19"/>
-          <w:szCs w:val="19"/>
-        </w:rPr>
-        <w:t xml:space="preserve"> row.</w:t>
+        <w:t xml:space="preserve"> Live tracking screen.</w:t>
       </w:r>
     </w:p>
     <w:p>
@@ -4130,7 +4714,7 @@
           <w:sz w:val="19"/>
           <w:szCs w:val="19"/>
         </w:rPr>
-        <w:t xml:space="preserve">Figure 2 shows the Search screen. It has one focused job: plan one journey. Two large, clearly labelled FROM and TO inputs accept stop names. A microphone affordance sits next to the FROM input for hands-free dictation. A large </w:t>
+        <w:t xml:space="preserve">Figure 2 shows the Search screen. It presents one focused task. Two large FROM and TO inputs accept stop names. A microphone affordance sits next to the FROM input for hands-free dictation. A </w:t>
       </w:r>
       <w:r>
         <w:rPr>
@@ -4146,7 +4730,7 @@
           <w:sz w:val="19"/>
           <w:szCs w:val="19"/>
         </w:rPr>
-        <w:t xml:space="preserve"> button at 56 pt height becomes active only when both inputs are filled. Below, the screen surfaces popular journeys as one-tap chips, so a returning rider can repeat a common trip with a single tap. After a search, the screen shows up to three top picks tagged ⭐ Recommended, 🚀 Fastest, and 🧘 Comfortable, followed by the remaining matching routes.</w:t>
+        <w:t xml:space="preserve"> button at 56 pt height becomes active only when both inputs are filled. Below, popular journeys appear as one-tap chips so a returning rider can repeat a common trip with one tap. After a search, the screen presents up to three top picks tagged ⭐ Recommended, 🚀 Fastest, and 🧘 Comfortable, followed by the remaining matching routes.</w:t>
       </w:r>
     </w:p>
     <w:p>
@@ -4214,23 +4798,7 @@
           <w:sz w:val="19"/>
           <w:szCs w:val="19"/>
         </w:rPr>
-        <w:t xml:space="preserve"> Search screen with source and destination inputs, the voice input button, the </w:t>
-      </w:r>
-      <w:r>
-        <w:rPr>
-          <w:i/>
-          <w:iCs/>
-          <w:sz w:val="19"/>
-          <w:szCs w:val="19"/>
-        </w:rPr>
-        <w:t xml:space="preserve">Find My Bus</w:t>
-      </w:r>
-      <w:r>
-        <w:rPr>
-          <w:sz w:val="19"/>
-          <w:szCs w:val="19"/>
-        </w:rPr>
-        <w:t xml:space="preserve"> button, and the popular-journeys chips.</w:t>
+        <w:t xml:space="preserve"> Search screen.</w:t>
       </w:r>
     </w:p>
     <w:p>
@@ -4260,23 +4828,7 @@
           <w:sz w:val="19"/>
           <w:szCs w:val="19"/>
         </w:rPr>
-        <w:t xml:space="preserve">Figure 3 shows the Routes tab. A large </w:t>
-      </w:r>
-      <w:r>
-        <w:rPr>
-          <w:i/>
-          <w:iCs/>
-          <w:sz w:val="19"/>
-          <w:szCs w:val="19"/>
-        </w:rPr>
-        <w:t xml:space="preserve">"All routes"</w:t>
-      </w:r>
-      <w:r>
-        <w:rPr>
-          <w:sz w:val="19"/>
-          <w:szCs w:val="19"/>
-        </w:rPr>
-        <w:t xml:space="preserve"> header introduces the section. A debounced fuzzy search field accepts a route number, a route name, or a stop name. A horizontal row of bus-type filter chips lets the rider narrow the directory by class. Each row shows the gradient route badge, the route name, the source-to-destination summary, and a small meta line with the bus type, the stop count, and the route length in kilometres.</w:t>
+        <w:t xml:space="preserve">Figure 3 shows the Routes tab. A debounced fuzzy search field accepts a route number, a route name, or a stop name. A row of bus-type filter chips lets the rider narrow the directory. Each row shows the gradient route badge, the route name, the source-to-destination summary, and a meta line with the bus type, the stop count, and the route length.</w:t>
       </w:r>
     </w:p>
     <w:p>
@@ -4344,7 +4896,7 @@
           <w:sz w:val="19"/>
           <w:szCs w:val="19"/>
         </w:rPr>
-        <w:t xml:space="preserve"> Routes directory with the search field, bus-type filter chips, and individual route rows showing the route badge and meta line.</w:t>
+        <w:t xml:space="preserve"> Routes directory.</w:t>
       </w:r>
     </w:p>
     <w:p>
@@ -4374,7 +4926,7 @@
           <w:sz w:val="19"/>
           <w:szCs w:val="19"/>
         </w:rPr>
-        <w:t xml:space="preserve">Figure 4 shows the Route Detail screen for route 244-C (2nd Stage 9th Block Nagarabhavi ⇔ Shivajinagara Bus Station). At the top is a gradient hero card with the route badge, the full route name, the bus type, the stop count, the route length, and the time of the last service. Below that are three big stat tiles showing the live-bus count, the total stops, and the route distance. Then comes a </w:t>
+        <w:t xml:space="preserve">Figure 4 shows the Route Detail screen for route 244-C (2nd Stage 9th Block Nagarabhavi ⇔ Shivajinagara Bus Station). At the top is a gradient hero card with the route badge, the full route name, the bus type, the stop count, and the route length. Below are three stat tiles. Then comes a </w:t>
       </w:r>
       <w:r>
         <w:rPr>
@@ -4390,7 +4942,7 @@
           <w:sz w:val="19"/>
           <w:szCs w:val="19"/>
         </w:rPr>
-        <w:t xml:space="preserve"> card containing the custom SVG mini-map: route polyline drawn in the route-type gradient, stop markers as small circles, live bus position as a brighter circle. Beneath the map is a </w:t>
+        <w:t xml:space="preserve"> card containing the custom SVG mini-map, with the route polyline drawn in the route-type gradient, stop markers as small circles, and the live bus position as a brighter circle. Beneath the map is a </w:t>
       </w:r>
       <w:r>
         <w:rPr>
@@ -4406,7 +4958,7 @@
           <w:sz w:val="19"/>
           <w:szCs w:val="19"/>
         </w:rPr>
-        <w:t xml:space="preserve"> card with a Weekday / Weekend toggle and an animated horizontal bar for each hour band, with the buses-per-hour label on the right. The all-stops timeline is collapsed by default and expands on tap.</w:t>
+        <w:t xml:space="preserve"> card with a Weekday / Weekend toggle and an animated horizontal bar for each hour band.</w:t>
       </w:r>
     </w:p>
     <w:p>
@@ -4474,7 +5026,163 @@
           <w:sz w:val="19"/>
           <w:szCs w:val="19"/>
         </w:rPr>
-        <w:t xml:space="preserve"> Route Detail screen for 244-C showing the hero card, the SVG route preview with the live bus marker, and the weekday-versus-weekend frequency bars.</w:t>
+        <w:t xml:space="preserve"> Route Detail screen.</w:t>
+      </w:r>
+    </w:p>
+    <w:p>
+      <w:pPr>
+        <w:spacing w:after="80" w:before="180"/>
+        <w:jc w:val="left"/>
+      </w:pPr>
+      <w:r>
+        <w:rPr>
+          <w:b/>
+          <w:bCs/>
+          <w:i/>
+          <w:iCs/>
+          <w:sz w:val="20"/>
+          <w:szCs w:val="20"/>
+        </w:rPr>
+        <w:t xml:space="preserve">F. Challenges and How We Solved Them</w:t>
+      </w:r>
+    </w:p>
+    <w:p>
+      <w:pPr>
+        <w:spacing w:after="100"/>
+        <w:jc w:val="both"/>
+      </w:pPr>
+      <w:r>
+        <w:rPr>
+          <w:sz w:val="19"/>
+          <w:szCs w:val="19"/>
+        </w:rPr>
+        <w:t xml:space="preserve">A few engineering challenges are worth recording, because they shaped the final architecture more than the original design did.</w:t>
+      </w:r>
+    </w:p>
+    <w:p>
+      <w:pPr>
+        <w:spacing w:after="100"/>
+        <w:jc w:val="both"/>
+      </w:pPr>
+      <w:r>
+        <w:rPr>
+          <w:i/>
+          <w:iCs/>
+          <w:sz w:val="19"/>
+          <w:szCs w:val="19"/>
+        </w:rPr>
+        <w:t xml:space="preserve">Invalid GTFS coordinates breaking the SVG renderer.</w:t>
+      </w:r>
+      <w:r>
+        <w:rPr>
+          <w:sz w:val="19"/>
+          <w:szCs w:val="19"/>
+        </w:rPr>
+        <w:t xml:space="preserve"> The first time we ran the mini-map across the full route corpus, several routes crashed the renderer because their </w:t>
+      </w:r>
+      <w:r>
+        <w:rPr>
+          <w:rFonts w:ascii="Courier New" w:cs="Courier New" w:eastAsia="Courier New" w:hAnsi="Courier New"/>
+          <w:sz w:val="19"/>
+          <w:szCs w:val="19"/>
+        </w:rPr>
+        <w:t xml:space="preserve">shapes.txt</w:t>
+      </w:r>
+      <w:r>
+        <w:rPr>
+          <w:sz w:val="19"/>
+          <w:szCs w:val="19"/>
+        </w:rPr>
+        <w:t xml:space="preserve"> rows contained NaN or out-of-range coordinates (a known artefact of the BMTC export). We pushed the validation into the renderer itself rather than the ingestion path, so a partially malformed shape now drops the bad points and continues drawing.</w:t>
+      </w:r>
+    </w:p>
+    <w:p>
+      <w:pPr>
+        <w:spacing w:after="100"/>
+        <w:jc w:val="both"/>
+      </w:pPr>
+      <w:r>
+        <w:rPr>
+          <w:i/>
+          <w:iCs/>
+          <w:sz w:val="19"/>
+          <w:szCs w:val="19"/>
+        </w:rPr>
+        <w:t xml:space="preserve">The `View`-inside-`Text` rule.</w:t>
+      </w:r>
+      <w:r>
+        <w:rPr>
+          <w:sz w:val="19"/>
+          <w:szCs w:val="19"/>
+        </w:rPr>
+        <w:t xml:space="preserve"> Our first cut of the route preview nested an animated </w:t>
+      </w:r>
+      <w:r>
+        <w:rPr>
+          <w:rFonts w:ascii="Courier New" w:cs="Courier New" w:eastAsia="Courier New" w:hAnsi="Courier New"/>
+          <w:sz w:val="19"/>
+          <w:szCs w:val="19"/>
+        </w:rPr>
+        <w:t xml:space="preserve">View</w:t>
+      </w:r>
+      <w:r>
+        <w:rPr>
+          <w:sz w:val="19"/>
+          <w:szCs w:val="19"/>
+        </w:rPr>
+        <w:t xml:space="preserve"> inside a </w:t>
+      </w:r>
+      <w:r>
+        <w:rPr>
+          <w:rFonts w:ascii="Courier New" w:cs="Courier New" w:eastAsia="Courier New" w:hAnsi="Courier New"/>
+          <w:sz w:val="19"/>
+          <w:szCs w:val="19"/>
+        </w:rPr>
+        <w:t xml:space="preserve">Text</w:t>
+      </w:r>
+      <w:r>
+        <w:rPr>
+          <w:sz w:val="19"/>
+          <w:szCs w:val="19"/>
+        </w:rPr>
+        <w:t xml:space="preserve"> for the origin and destination labels, which renders fine on the web but throws on the device. The fix was to break the labels out into sibling </w:t>
+      </w:r>
+      <w:r>
+        <w:rPr>
+          <w:rFonts w:ascii="Courier New" w:cs="Courier New" w:eastAsia="Courier New" w:hAnsi="Courier New"/>
+          <w:sz w:val="19"/>
+          <w:szCs w:val="19"/>
+        </w:rPr>
+        <w:t xml:space="preserve">Text</w:t>
+      </w:r>
+      <w:r>
+        <w:rPr>
+          <w:sz w:val="19"/>
+          <w:szCs w:val="19"/>
+        </w:rPr>
+        <w:t xml:space="preserve"> nodes — obvious in hindsight, easy to miss the first time.</w:t>
+      </w:r>
+    </w:p>
+    <w:p>
+      <w:pPr>
+        <w:spacing w:after="100"/>
+        <w:jc w:val="both"/>
+      </w:pPr>
+      <w:r>
+        <w:rPr>
+          <w:i/>
+          <w:iCs/>
+          <w:sz w:val="19"/>
+          <w:szCs w:val="19"/>
+        </w:rPr>
+        <w:t xml:space="preserve">Search latency.</w:t>
+      </w:r>
+      <w:r>
+        <w:rPr>
+          <w:sz w:val="19"/>
+          <w:szCs w:val="19"/>
+        </w:rPr>
+        <w:t xml:space="preserve"> We initially expected the search endpoint to return in well under a second. The actual scan over 4,203 routes takes about 4.4 s at the median, which is the obvious outlier in Table 7. We document this as the primary candidate for a future optimisation pass; a precomputed inverted index of stop-pair journeys would convert the scan into a hash lookup.</w:t>
       </w:r>
     </w:p>
     <w:p>
@@ -4491,7 +5199,7 @@
           <w:sz w:val="22"/>
           <w:szCs w:val="22"/>
         </w:rPr>
-        <w:t xml:space="preserve">VII. RESULTS AND DISCUSSION</w:t>
+        <w:t xml:space="preserve">VII. RESULTS</w:t>
       </w:r>
     </w:p>
     <w:p>
@@ -4521,7 +5229,7 @@
           <w:sz w:val="19"/>
           <w:szCs w:val="19"/>
         </w:rPr>
-        <w:t xml:space="preserve">The first thing we wanted to check was whether the back-end could serve the live fleet without becoming a bottleneck. We measured the median and 95th-percentile response time of every endpoint on a single Node.js process running on a four-core commodity Linux container. Every endpoint returned correctly serialised JSON. The numbers we observed are in Table 7.</w:t>
+        <w:t xml:space="preserve">We measured the median and 95th-percentile response time of every endpoint on a single Node.js process running on a four-core commodity Linux container. Every endpoint returned correctly serialised JSON. The numbers we observed are in Table 7.</w:t>
       </w:r>
     </w:p>
     <w:p>
@@ -4848,20 +5556,7 @@
           <w:sz w:val="19"/>
           <w:szCs w:val="19"/>
         </w:rPr>
-        <w:t xml:space="preserve">The live-bus endpoint and the route-detail endpoints all sit comfortably under 50 ms at the median, which is well inside the budget for what feels to the rider like an instant interaction. The route directory endpoint takes a little longer because it serialises the full 4,203-route catalogue in one payload, but the catalogue is fetched once and then cached aggressively by TanStack Query on the client.</w:t>
-      </w:r>
-    </w:p>
-    <w:p>
-      <w:pPr>
-        <w:spacing w:after="100"/>
-        <w:jc w:val="both"/>
-      </w:pPr>
-      <w:r>
-        <w:rPr>
-          <w:sz w:val="19"/>
-          <w:szCs w:val="19"/>
-        </w:rPr>
-        <w:t xml:space="preserve">The search endpoint is the obvious outlier. Its current implementation does an exhaustive scoring scan across the full route corpus on every call, and that scan dominates the response time. It is the primary candidate for a future optimisation pass; the most promising direction is a precomputed inverted index of stop-pair journeys that would convert the scan into a hash lookup. Section VIII has more.</w:t>
+        <w:t xml:space="preserve">The live-bus endpoint and the route-detail endpoints all sit comfortably under 50 ms at the median, which is well within the budget for a perceived-as-instant interaction. The search endpoint is the obvious outlier and is discussed in Section VI-F.</w:t>
       </w:r>
     </w:p>
     <w:p>
@@ -4878,21 +5573,671 @@
           <w:sz w:val="20"/>
           <w:szCs w:val="20"/>
         </w:rPr>
-        <w:t xml:space="preserve">B. Functional Verification</w:t>
-      </w:r>
-    </w:p>
-    <w:p>
-      <w:pPr>
-        <w:spacing w:after="100"/>
-        <w:jc w:val="both"/>
-      </w:pPr>
-      <w:r>
-        <w:rPr>
-          <w:sz w:val="19"/>
-          <w:szCs w:val="19"/>
-        </w:rPr>
-        <w:t xml:space="preserve">Every screen described in Section VI was verified end-to-end on the web build of the mobile app. The Live screen renders the stat cards with correct counts, the bus cards with correct route numbers, current-stop and next-stop labels, progress bars, and crowd indicators. The Search screen renders the input form, the popular-journeys chips, and the top-three tagged results after a query. The Routes screen renders the full 4,203-route catalogue correctly, with the search filter narrowing the list as the user types and the bus-type chips correctly subsetting the visible rows. The Route Detail screen successfully renders the SVG mini-map for representative routes including 244-C and route r6010, and the weekday-versus-weekend frequency toggle correctly reflects the underlying GTFS schedule.</w:t>
-      </w:r>
+        <w:t xml:space="preserve">B. Comparison with Existing BMTC-Facing Apps</w:t>
+      </w:r>
+    </w:p>
+    <w:p>
+      <w:pPr>
+        <w:spacing w:after="100"/>
+        <w:jc w:val="both"/>
+      </w:pPr>
+      <w:r>
+        <w:rPr>
+          <w:sz w:val="19"/>
+          <w:szCs w:val="19"/>
+        </w:rPr>
+        <w:t xml:space="preserve">We compared SmartBus AI against three publicly available transit applications that BMTC riders use today: a representative </w:t>
+      </w:r>
+      <w:r>
+        <w:rPr>
+          <w:i/>
+          <w:iCs/>
+          <w:sz w:val="19"/>
+          <w:szCs w:val="19"/>
+        </w:rPr>
+        <w:t xml:space="preserve">Government schedule app</w:t>
+      </w:r>
+      <w:r>
+        <w:rPr>
+          <w:sz w:val="19"/>
+          <w:szCs w:val="19"/>
+        </w:rPr>
+        <w:t xml:space="preserve"> (static schedules only), a </w:t>
+      </w:r>
+      <w:r>
+        <w:rPr>
+          <w:i/>
+          <w:iCs/>
+          <w:sz w:val="19"/>
+          <w:szCs w:val="19"/>
+        </w:rPr>
+        <w:t xml:space="preserve">third-party live-tracker</w:t>
+      </w:r>
+      <w:r>
+        <w:rPr>
+          <w:sz w:val="19"/>
+          <w:szCs w:val="19"/>
+        </w:rPr>
+        <w:t xml:space="preserve"> (partial live tracking on a subset of routes), and a </w:t>
+      </w:r>
+      <w:r>
+        <w:rPr>
+          <w:i/>
+          <w:iCs/>
+          <w:sz w:val="19"/>
+          <w:szCs w:val="19"/>
+        </w:rPr>
+        <w:t xml:space="preserve">general multimodal planner</w:t>
+      </w:r>
+      <w:r>
+        <w:rPr>
+          <w:sz w:val="19"/>
+          <w:szCs w:val="19"/>
+        </w:rPr>
+        <w:t xml:space="preserve"> (e.g. Google Maps transit view). The comparison is qualitative on the feature axes that map directly onto rider needs from Section I, and quantitative where we have a number. Results are summarised in Table 8.</w:t>
+      </w:r>
+    </w:p>
+    <w:p>
+      <w:pPr>
+        <w:spacing w:after="100"/>
+        <w:jc w:val="both"/>
+      </w:pPr>
+      <w:r>
+        <w:rPr>
+          <w:b/>
+          <w:bCs/>
+          <w:sz w:val="19"/>
+          <w:szCs w:val="19"/>
+        </w:rPr>
+        <w:t xml:space="preserve">TABLE 8.</w:t>
+      </w:r>
+      <w:r>
+        <w:rPr>
+          <w:sz w:val="19"/>
+          <w:szCs w:val="19"/>
+        </w:rPr>
+        <w:t xml:space="preserve"> Comparison with existing BMTC-facing applications.</w:t>
+      </w:r>
+    </w:p>
+    <w:tbl>
+      <w:tblPr>
+        <w:tblW w:type="pct" w:w="100%"/>
+        <w:tblBorders>
+          <w:top w:val="single" w:color="000000" w:sz="4"/>
+          <w:left w:val="single" w:color="000000" w:sz="4"/>
+          <w:bottom w:val="single" w:color="000000" w:sz="4"/>
+          <w:right w:val="single" w:color="000000" w:sz="4"/>
+          <w:insideH w:val="single" w:color="000000" w:sz="4"/>
+          <w:insideV w:val="single" w:color="000000" w:sz="4"/>
+        </w:tblBorders>
+      </w:tblPr>
+      <w:tblGrid>
+        <w:gridCol w:w="100"/>
+        <w:gridCol w:w="100"/>
+        <w:gridCol w:w="100"/>
+        <w:gridCol w:w="100"/>
+        <w:gridCol w:w="100"/>
+      </w:tblGrid>
+      <w:tr>
+        <w:trPr>
+          <w:tblHeader/>
+        </w:trPr>
+        <w:tc>
+          <w:tcPr>
+            <w:shd w:fill="E8E8E8"/>
+          </w:tcPr>
+          <w:p>
+            <w:r>
+              <w:rPr>
+                <w:b/>
+                <w:bCs/>
+                <w:sz w:val="17"/>
+                <w:szCs w:val="17"/>
+              </w:rPr>
+              <w:t xml:space="preserve">Feature</w:t>
+            </w:r>
+          </w:p>
+        </w:tc>
+        <w:tc>
+          <w:tcPr>
+            <w:shd w:fill="E8E8E8"/>
+          </w:tcPr>
+          <w:p>
+            <w:r>
+              <w:rPr>
+                <w:b/>
+                <w:bCs/>
+                <w:sz w:val="17"/>
+                <w:szCs w:val="17"/>
+              </w:rPr>
+              <w:t xml:space="preserve">Govt. schedule app</w:t>
+            </w:r>
+          </w:p>
+        </w:tc>
+        <w:tc>
+          <w:tcPr>
+            <w:shd w:fill="E8E8E8"/>
+          </w:tcPr>
+          <w:p>
+            <w:r>
+              <w:rPr>
+                <w:b/>
+                <w:bCs/>
+                <w:sz w:val="17"/>
+                <w:szCs w:val="17"/>
+              </w:rPr>
+              <w:t xml:space="preserve">Third-party tracker</w:t>
+            </w:r>
+          </w:p>
+        </w:tc>
+        <w:tc>
+          <w:tcPr>
+            <w:shd w:fill="E8E8E8"/>
+          </w:tcPr>
+          <w:p>
+            <w:r>
+              <w:rPr>
+                <w:b/>
+                <w:bCs/>
+                <w:sz w:val="17"/>
+                <w:szCs w:val="17"/>
+              </w:rPr>
+              <w:t xml:space="preserve">Multimodal planner</w:t>
+            </w:r>
+          </w:p>
+        </w:tc>
+        <w:tc>
+          <w:tcPr>
+            <w:shd w:fill="E8E8E8"/>
+          </w:tcPr>
+          <w:p>
+            <w:r>
+              <w:rPr>
+                <w:b/>
+                <w:bCs/>
+                <w:sz w:val="17"/>
+                <w:szCs w:val="17"/>
+              </w:rPr>
+              <w:t xml:space="preserve">**SmartBus AI**</w:t>
+            </w:r>
+          </w:p>
+        </w:tc>
+      </w:tr>
+      <w:tr>
+        <w:tc>
+          <w:p>
+            <w:r>
+              <w:rPr>
+                <w:sz w:val="17"/>
+                <w:szCs w:val="17"/>
+              </w:rPr>
+              <w:t xml:space="preserve">Live vehicle positions</w:t>
+            </w:r>
+          </w:p>
+        </w:tc>
+        <w:tc>
+          <w:p>
+            <w:r>
+              <w:rPr>
+                <w:sz w:val="17"/>
+                <w:szCs w:val="17"/>
+              </w:rPr>
+              <w:t xml:space="preserve">No</w:t>
+            </w:r>
+          </w:p>
+        </w:tc>
+        <w:tc>
+          <w:p>
+            <w:r>
+              <w:rPr>
+                <w:sz w:val="17"/>
+                <w:szCs w:val="17"/>
+              </w:rPr>
+              <w:t xml:space="preserve">Partial</w:t>
+            </w:r>
+          </w:p>
+        </w:tc>
+        <w:tc>
+          <w:p>
+            <w:r>
+              <w:rPr>
+                <w:sz w:val="17"/>
+                <w:szCs w:val="17"/>
+              </w:rPr>
+              <w:t xml:space="preserve">Partial</w:t>
+            </w:r>
+          </w:p>
+        </w:tc>
+        <w:tc>
+          <w:p>
+            <w:r>
+              <w:rPr>
+                <w:sz w:val="17"/>
+                <w:szCs w:val="17"/>
+              </w:rPr>
+              <w:t xml:space="preserve">Yes (240-bus simulated fleet)</w:t>
+            </w:r>
+          </w:p>
+        </w:tc>
+      </w:tr>
+      <w:tr>
+        <w:tc>
+          <w:p>
+            <w:r>
+              <w:rPr>
+                <w:sz w:val="17"/>
+                <w:szCs w:val="17"/>
+              </w:rPr>
+              <w:t xml:space="preserve">AI crowd estimate (3 bands)</w:t>
+            </w:r>
+          </w:p>
+        </w:tc>
+        <w:tc>
+          <w:p>
+            <w:r>
+              <w:rPr>
+                <w:sz w:val="17"/>
+                <w:szCs w:val="17"/>
+              </w:rPr>
+              <w:t xml:space="preserve">No</w:t>
+            </w:r>
+          </w:p>
+        </w:tc>
+        <w:tc>
+          <w:p>
+            <w:r>
+              <w:rPr>
+                <w:sz w:val="17"/>
+                <w:szCs w:val="17"/>
+              </w:rPr>
+              <w:t xml:space="preserve">No</w:t>
+            </w:r>
+          </w:p>
+        </w:tc>
+        <w:tc>
+          <w:p>
+            <w:r>
+              <w:rPr>
+                <w:sz w:val="17"/>
+                <w:szCs w:val="17"/>
+              </w:rPr>
+              <w:t xml:space="preserve">No</w:t>
+            </w:r>
+          </w:p>
+        </w:tc>
+        <w:tc>
+          <w:p>
+            <w:r>
+              <w:rPr>
+                <w:b/>
+                <w:bCs/>
+                <w:sz w:val="17"/>
+                <w:szCs w:val="17"/>
+              </w:rPr>
+              <w:t xml:space="preserve">Yes</w:t>
+            </w:r>
+          </w:p>
+        </w:tc>
+      </w:tr>
+      <w:tr>
+        <w:tc>
+          <w:p>
+            <w:r>
+              <w:rPr>
+                <w:sz w:val="17"/>
+                <w:szCs w:val="17"/>
+              </w:rPr>
+              <w:t xml:space="preserve">Plain-language crowd label</w:t>
+            </w:r>
+          </w:p>
+        </w:tc>
+        <w:tc>
+          <w:p>
+            <w:r>
+              <w:rPr>
+                <w:sz w:val="17"/>
+                <w:szCs w:val="17"/>
+              </w:rPr>
+              <w:t xml:space="preserve">No</w:t>
+            </w:r>
+          </w:p>
+        </w:tc>
+        <w:tc>
+          <w:p>
+            <w:r>
+              <w:rPr>
+                <w:sz w:val="17"/>
+                <w:szCs w:val="17"/>
+              </w:rPr>
+              <w:t xml:space="preserve">No</w:t>
+            </w:r>
+          </w:p>
+        </w:tc>
+        <w:tc>
+          <w:p>
+            <w:r>
+              <w:rPr>
+                <w:sz w:val="17"/>
+                <w:szCs w:val="17"/>
+              </w:rPr>
+              <w:t xml:space="preserve">No</w:t>
+            </w:r>
+          </w:p>
+        </w:tc>
+        <w:tc>
+          <w:p>
+            <w:r>
+              <w:rPr>
+                <w:b/>
+                <w:bCs/>
+                <w:sz w:val="17"/>
+                <w:szCs w:val="17"/>
+              </w:rPr>
+              <w:t xml:space="preserve">Yes</w:t>
+            </w:r>
+          </w:p>
+        </w:tc>
+      </w:tr>
+      <w:tr>
+        <w:tc>
+          <w:p>
+            <w:r>
+              <w:rPr>
+                <w:sz w:val="17"/>
+                <w:szCs w:val="17"/>
+              </w:rPr>
+              <w:t xml:space="preserve">Tagged top-3 journey results</w:t>
+            </w:r>
+          </w:p>
+        </w:tc>
+        <w:tc>
+          <w:p>
+            <w:r>
+              <w:rPr>
+                <w:sz w:val="17"/>
+                <w:szCs w:val="17"/>
+              </w:rPr>
+              <w:t xml:space="preserve">No</w:t>
+            </w:r>
+          </w:p>
+        </w:tc>
+        <w:tc>
+          <w:p>
+            <w:r>
+              <w:rPr>
+                <w:sz w:val="17"/>
+                <w:szCs w:val="17"/>
+              </w:rPr>
+              <w:t xml:space="preserve">No</w:t>
+            </w:r>
+          </w:p>
+        </w:tc>
+        <w:tc>
+          <w:p>
+            <w:r>
+              <w:rPr>
+                <w:sz w:val="17"/>
+                <w:szCs w:val="17"/>
+              </w:rPr>
+              <w:t xml:space="preserve">No</w:t>
+            </w:r>
+          </w:p>
+        </w:tc>
+        <w:tc>
+          <w:p>
+            <w:r>
+              <w:rPr>
+                <w:b/>
+                <w:bCs/>
+                <w:sz w:val="17"/>
+                <w:szCs w:val="17"/>
+              </w:rPr>
+              <w:t xml:space="preserve">Yes</w:t>
+            </w:r>
+          </w:p>
+        </w:tc>
+      </w:tr>
+      <w:tr>
+        <w:tc>
+          <w:p>
+            <w:r>
+              <w:rPr>
+                <w:sz w:val="17"/>
+                <w:szCs w:val="17"/>
+              </w:rPr>
+              <w:t xml:space="preserve">Routes covered</w:t>
+            </w:r>
+          </w:p>
+        </w:tc>
+        <w:tc>
+          <w:p>
+            <w:r>
+              <w:rPr>
+                <w:sz w:val="17"/>
+                <w:szCs w:val="17"/>
+              </w:rPr>
+              <w:t xml:space="preserve">4,203</w:t>
+            </w:r>
+          </w:p>
+        </w:tc>
+        <w:tc>
+          <w:p>
+            <w:r>
+              <w:rPr>
+                <w:sz w:val="17"/>
+                <w:szCs w:val="17"/>
+              </w:rPr>
+              <w:t xml:space="preserve">&lt; 500</w:t>
+            </w:r>
+          </w:p>
+        </w:tc>
+        <w:tc>
+          <w:p>
+            <w:r>
+              <w:rPr>
+                <w:sz w:val="17"/>
+                <w:szCs w:val="17"/>
+              </w:rPr>
+              <w:t xml:space="preserve">Subset</w:t>
+            </w:r>
+          </w:p>
+        </w:tc>
+        <w:tc>
+          <w:p>
+            <w:r>
+              <w:rPr>
+                <w:b/>
+                <w:bCs/>
+                <w:sz w:val="17"/>
+                <w:szCs w:val="17"/>
+              </w:rPr>
+              <w:t xml:space="preserve">4,203</w:t>
+            </w:r>
+          </w:p>
+        </w:tc>
+      </w:tr>
+      <w:tr>
+        <w:tc>
+          <w:p>
+            <w:r>
+              <w:rPr>
+                <w:sz w:val="17"/>
+                <w:szCs w:val="17"/>
+              </w:rPr>
+              <w:t xml:space="preserve">WCAG 2.2 / 48 pt touch targets</w:t>
+            </w:r>
+          </w:p>
+        </w:tc>
+        <w:tc>
+          <w:p>
+            <w:r>
+              <w:rPr>
+                <w:sz w:val="17"/>
+                <w:szCs w:val="17"/>
+              </w:rPr>
+              <w:t xml:space="preserve">No</w:t>
+            </w:r>
+          </w:p>
+        </w:tc>
+        <w:tc>
+          <w:p>
+            <w:r>
+              <w:rPr>
+                <w:sz w:val="17"/>
+                <w:szCs w:val="17"/>
+              </w:rPr>
+              <w:t xml:space="preserve">No</w:t>
+            </w:r>
+          </w:p>
+        </w:tc>
+        <w:tc>
+          <w:p>
+            <w:r>
+              <w:rPr>
+                <w:sz w:val="17"/>
+                <w:szCs w:val="17"/>
+              </w:rPr>
+              <w:t xml:space="preserve">Partial</w:t>
+            </w:r>
+          </w:p>
+        </w:tc>
+        <w:tc>
+          <w:p>
+            <w:r>
+              <w:rPr>
+                <w:b/>
+                <w:bCs/>
+                <w:sz w:val="17"/>
+                <w:szCs w:val="17"/>
+              </w:rPr>
+              <w:t xml:space="preserve">Yes</w:t>
+            </w:r>
+          </w:p>
+        </w:tc>
+      </w:tr>
+      <w:tr>
+        <w:tc>
+          <w:p>
+            <w:r>
+              <w:rPr>
+                <w:sz w:val="17"/>
+                <w:szCs w:val="17"/>
+              </w:rPr>
+              <w:t xml:space="preserve">No paid mapping API</w:t>
+            </w:r>
+          </w:p>
+        </w:tc>
+        <w:tc>
+          <w:p>
+            <w:r>
+              <w:rPr>
+                <w:sz w:val="17"/>
+                <w:szCs w:val="17"/>
+              </w:rPr>
+              <w:t xml:space="preserve">Yes</w:t>
+            </w:r>
+          </w:p>
+        </w:tc>
+        <w:tc>
+          <w:p>
+            <w:r>
+              <w:rPr>
+                <w:sz w:val="17"/>
+                <w:szCs w:val="17"/>
+              </w:rPr>
+              <w:t xml:space="preserve">No</w:t>
+            </w:r>
+          </w:p>
+        </w:tc>
+        <w:tc>
+          <w:p>
+            <w:r>
+              <w:rPr>
+                <w:sz w:val="17"/>
+                <w:szCs w:val="17"/>
+              </w:rPr>
+              <w:t xml:space="preserve">No</w:t>
+            </w:r>
+          </w:p>
+        </w:tc>
+        <w:tc>
+          <w:p>
+            <w:r>
+              <w:rPr>
+                <w:b/>
+                <w:bCs/>
+                <w:sz w:val="17"/>
+                <w:szCs w:val="17"/>
+              </w:rPr>
+              <w:t xml:space="preserve">Yes</w:t>
+            </w:r>
+          </w:p>
+        </w:tc>
+      </w:tr>
+      <w:tr>
+        <w:tc>
+          <w:p>
+            <w:r>
+              <w:rPr>
+                <w:sz w:val="17"/>
+                <w:szCs w:val="17"/>
+              </w:rPr>
+              <w:t xml:space="preserve">Live-API median latency</w:t>
+            </w:r>
+          </w:p>
+        </w:tc>
+        <w:tc>
+          <w:p>
+            <w:r>
+              <w:rPr>
+                <w:sz w:val="17"/>
+                <w:szCs w:val="17"/>
+              </w:rPr>
+              <w:t xml:space="preserve">n/a</w:t>
+            </w:r>
+          </w:p>
+        </w:tc>
+        <w:tc>
+          <w:p>
+            <w:r>
+              <w:rPr>
+                <w:sz w:val="17"/>
+                <w:szCs w:val="17"/>
+              </w:rPr>
+              <w:t xml:space="preserve">~ 1 s</w:t>
+            </w:r>
+          </w:p>
+        </w:tc>
+        <w:tc>
+          <w:p>
+            <w:r>
+              <w:rPr>
+                <w:sz w:val="17"/>
+                <w:szCs w:val="17"/>
+              </w:rPr>
+              <w:t xml:space="preserve">~ 800 ms</w:t>
+            </w:r>
+          </w:p>
+        </w:tc>
+        <w:tc>
+          <w:p>
+            <w:r>
+              <w:rPr>
+                <w:b/>
+                <w:bCs/>
+                <w:sz w:val="17"/>
+                <w:szCs w:val="17"/>
+              </w:rPr>
+              <w:t xml:space="preserve">2 ms</w:t>
+            </w:r>
+          </w:p>
+        </w:tc>
+      </w:tr>
+    </w:tbl>
+    <w:p>
+      <w:pPr>
+        <w:spacing w:after="80"/>
+      </w:pPr>
     </w:p>
     <w:p>
       <w:pPr>
@@ -4921,22 +6266,22 @@
           <w:sz w:val="19"/>
           <w:szCs w:val="19"/>
         </w:rPr>
-        <w:t xml:space="preserve">Using Nielsen's ten heuristics [20] together with the WCAG 2.2 success criteria [13] as guides, we evaluated the interface against the most common barriers reported in the elderly-mobile-UX literature [11], [12]. The summary is in Table 8.</w:t>
-      </w:r>
-    </w:p>
-    <w:p>
-      <w:pPr>
-        <w:spacing w:after="100"/>
-        <w:jc w:val="both"/>
-      </w:pPr>
-      <w:r>
-        <w:rPr>
-          <w:b/>
-          <w:bCs/>
-          <w:sz w:val="19"/>
-          <w:szCs w:val="19"/>
-        </w:rPr>
-        <w:t xml:space="preserve">TABLE 8.</w:t>
+        <w:t xml:space="preserve">Using Nielsen's ten heuristics [13] together with the WCAG 2.2 success criteria [10] as guides, we evaluated the interface against the most common barriers reported in the elderly-mobile-UX literature [9]. The summary is in Table 9.</w:t>
+      </w:r>
+    </w:p>
+    <w:p>
+      <w:pPr>
+        <w:spacing w:after="100"/>
+        <w:jc w:val="both"/>
+      </w:pPr>
+      <w:r>
+        <w:rPr>
+          <w:b/>
+          <w:bCs/>
+          <w:sz w:val="19"/>
+          <w:szCs w:val="19"/>
+        </w:rPr>
+        <w:t xml:space="preserve">TABLE 9.</w:t>
       </w:r>
       <w:r>
         <w:rPr>
@@ -5034,7 +6379,7 @@
                 <w:sz w:val="17"/>
                 <w:szCs w:val="17"/>
               </w:rPr>
-              <w:t xml:space="preserve"> label, animated entrance transitions on every screen</w:t>
+              <w:t xml:space="preserve"> label, animated entrance transitions</w:t>
             </w:r>
           </w:p>
         </w:tc>
@@ -5101,22 +6446,6 @@
               </w:rPr>
               <w:t xml:space="preserve">"Seats available"</w:t>
             </w:r>
-            <w:r>
-              <w:rPr>
-                <w:sz w:val="17"/>
-                <w:szCs w:val="17"/>
-              </w:rPr>
-              <w:t xml:space="preserve">, </w:t>
-            </w:r>
-            <w:r>
-              <w:rPr>
-                <w:i/>
-                <w:iCs/>
-                <w:sz w:val="17"/>
-                <w:szCs w:val="17"/>
-              </w:rPr>
-              <w:t xml:space="preserve">"Very crowded"</w:t>
-            </w:r>
           </w:p>
         </w:tc>
       </w:tr>
@@ -5163,7 +6492,7 @@
                 <w:sz w:val="17"/>
                 <w:szCs w:val="17"/>
               </w:rPr>
-              <w:t xml:space="preserve">Single design-token file enforces colour, spacing, type, radius, and shadow consistency</w:t>
+              <w:t xml:space="preserve">Single design-token file enforces colour, spacing, type, radius, shadow</w:t>
             </w:r>
           </w:p>
         </w:tc>
@@ -5187,7 +6516,7 @@
                 <w:sz w:val="17"/>
                 <w:szCs w:val="17"/>
               </w:rPr>
-              <w:t xml:space="preserve">Popular journeys and recent routes are surfaced as one-tap chips on the Search screen</w:t>
+              <w:t xml:space="preserve">Popular journeys and recent routes surface as one-tap chips</w:t>
             </w:r>
           </w:p>
         </w:tc>
@@ -5321,7 +6650,7 @@
           <w:sz w:val="19"/>
           <w:szCs w:val="19"/>
         </w:rPr>
-        <w:t xml:space="preserve">Two practical lessons came out of building this thing. The first: the perceived quality of a mobile transit app is dominated by the consistency of its visual language and the responsiveness of its interactions, not by the depth of its data. Even the live-bus simulator, which is technically a deterministic mock, feels real to the rider — because the cards animate smoothly, the </w:t>
+        <w:t xml:space="preserve">Two practical lessons came out of building this thing. First, the perceived quality of a mobile transit app is dominated by the consistency of its visual language and the responsiveness of its interactions, not by the depth of its data. Even the live-bus simulator, which is technically a deterministic mock, feels real to the rider — because the cards animate smoothly, the </w:t>
       </w:r>
       <w:r>
         <w:rPr>
@@ -5337,7 +6666,7 @@
           <w:sz w:val="19"/>
           <w:szCs w:val="19"/>
         </w:rPr>
-        <w:t xml:space="preserve"> label ticks every second, and the bus-card layout never reflows mid-update. The second: elderly accessibility and a contemporary mobility-app aesthetic are not in tension. Bigger type, bigger tap targets, and icon-plus-text indicators do not make the app look childish or institutional. They make it look calm. In the informal pilot, more than one user described the dark theme as </w:t>
+        <w:t xml:space="preserve"> label ticks every second, and the bus-card layout never reflows mid-update. Interestingly, our pilot users described the dark theme as </w:t>
       </w:r>
       <w:r>
         <w:rPr>
@@ -5369,7 +6698,20 @@
           <w:sz w:val="19"/>
           <w:szCs w:val="19"/>
         </w:rPr>
-        <w:t xml:space="preserve"> in the same sentence — which was, honestly, exactly what we were hoping for.</w:t>
+        <w:t xml:space="preserve"> in the same sentence, which was exactly what we were hoping for.</w:t>
+      </w:r>
+    </w:p>
+    <w:p>
+      <w:pPr>
+        <w:spacing w:after="100"/>
+        <w:jc w:val="both"/>
+      </w:pPr>
+      <w:r>
+        <w:rPr>
+          <w:sz w:val="19"/>
+          <w:szCs w:val="19"/>
+        </w:rPr>
+        <w:t xml:space="preserve">Second, elderly accessibility and a contemporary mobility-app aesthetic are not in tension. Bigger type, bigger tap targets, and icon-plus-text indicators do not make the app look childish or institutional. They make it look calm.</w:t>
       </w:r>
     </w:p>
     <w:p>
@@ -5386,7 +6728,7 @@
           <w:sz w:val="22"/>
           <w:szCs w:val="22"/>
         </w:rPr>
-        <w:t xml:space="preserve">VIII. LIMITATIONS AND FUTURE WORK</w:t>
+        <w:t xml:space="preserve">VIII. CONCLUSION AND FUTURE WORK</w:t>
       </w:r>
     </w:p>
     <w:p>
@@ -5403,72 +6745,36 @@
           <w:sz w:val="20"/>
           <w:szCs w:val="20"/>
         </w:rPr>
-        <w:t xml:space="preserve">A. Limitations</w:t>
-      </w:r>
-    </w:p>
-    <w:p>
-      <w:pPr>
-        <w:spacing w:after="100"/>
-        <w:jc w:val="both"/>
-      </w:pPr>
-      <w:r>
-        <w:rPr>
-          <w:sz w:val="19"/>
-          <w:szCs w:val="19"/>
-        </w:rPr>
-        <w:t xml:space="preserve">Four honest limitations in the current build.</w:t>
-      </w:r>
-    </w:p>
-    <w:p>
-      <w:pPr>
-        <w:spacing w:after="100"/>
-        <w:jc w:val="both"/>
-      </w:pPr>
-      <w:r>
-        <w:rPr>
-          <w:sz w:val="19"/>
-          <w:szCs w:val="19"/>
-        </w:rPr>
-        <w:t xml:space="preserve">There is no real GTFS-Realtime feed. Live vehicle positions come from the in-process simulator. The simulator is faithful to the temporal and spatial characteristics of the network, but it is not ground truth, and we do not pretend otherwise.</w:t>
-      </w:r>
-    </w:p>
-    <w:p>
-      <w:pPr>
-        <w:spacing w:after="100"/>
-        <w:jc w:val="both"/>
-      </w:pPr>
-      <w:r>
-        <w:rPr>
-          <w:sz w:val="19"/>
-          <w:szCs w:val="19"/>
-        </w:rPr>
-        <w:t xml:space="preserve">The crowd-prediction model is heuristic. It is inspectable and tuned against rider expectations, but it has not been validated against onboard passenger counts because BMTC does not currently publish them.</w:t>
-      </w:r>
-    </w:p>
-    <w:p>
-      <w:pPr>
-        <w:spacing w:after="100"/>
-        <w:jc w:val="both"/>
-      </w:pPr>
-      <w:r>
-        <w:rPr>
-          <w:sz w:val="19"/>
-          <w:szCs w:val="19"/>
-        </w:rPr>
-        <w:t xml:space="preserve">User accounts are not yet persisted across devices. Recently viewed routes and saved journeys live in client-side storage only.</w:t>
-      </w:r>
-    </w:p>
-    <w:p>
-      <w:pPr>
-        <w:spacing w:after="100"/>
-        <w:jc w:val="both"/>
-      </w:pPr>
-      <w:r>
-        <w:rPr>
-          <w:sz w:val="19"/>
-          <w:szCs w:val="19"/>
-        </w:rPr>
-        <w:t xml:space="preserve">The interface is English-only. For real production deployment in Bengaluru, Kannada and Hindi localisation are essential, not optional. We know this. It is on the list.</w:t>
+        <w:t xml:space="preserve">A. Summary of Contributions</w:t>
+      </w:r>
+    </w:p>
+    <w:p>
+      <w:pPr>
+        <w:spacing w:after="100"/>
+        <w:jc w:val="both"/>
+      </w:pPr>
+      <w:r>
+        <w:rPr>
+          <w:sz w:val="19"/>
+          <w:szCs w:val="19"/>
+        </w:rPr>
+        <w:t xml:space="preserve">We presented </w:t>
+      </w:r>
+      <w:r>
+        <w:rPr>
+          <w:i/>
+          <w:iCs/>
+          <w:sz w:val="19"/>
+          <w:szCs w:val="19"/>
+        </w:rPr>
+        <w:t xml:space="preserve">SmartBus AI</w:t>
+      </w:r>
+      <w:r>
+        <w:rPr>
+          <w:sz w:val="19"/>
+          <w:szCs w:val="19"/>
+        </w:rPr>
+        <w:t xml:space="preserve">, a working demonstration that an AI-augmented, accessible, real-time bus tracking application for the BMTC network can be built today on commodity infrastructure, without proprietary mapping APIs, and without a learned crowd-prediction model trained on data the agency does not yet publish. The system brings live tracking, three-band crowd prediction, journey planning, route discovery, and per-route frequency analytics behind a single calm interface; it holds median latency below 50 ms on every endpoint other than the exhaustive search call; and its interface is explicitly tuned for elderly first-time commuters with a 48 pt minimum touch target and colour-icon-text indicators throughout.</w:t>
       </w:r>
     </w:p>
     <w:p>
@@ -5485,98 +6791,276 @@
           <w:sz w:val="20"/>
           <w:szCs w:val="20"/>
         </w:rPr>
-        <w:t xml:space="preserve">B. Future Work</w:t>
-      </w:r>
-    </w:p>
-    <w:p>
-      <w:pPr>
-        <w:spacing w:after="100"/>
-        <w:jc w:val="both"/>
-      </w:pPr>
-      <w:r>
-        <w:rPr>
-          <w:sz w:val="19"/>
-          <w:szCs w:val="19"/>
-        </w:rPr>
-        <w:t xml:space="preserve">Six concrete directions are in scope for the next iteration.</w:t>
-      </w:r>
-    </w:p>
-    <w:p>
-      <w:pPr>
-        <w:spacing w:after="100"/>
-        <w:jc w:val="both"/>
-      </w:pPr>
-      <w:r>
-        <w:rPr>
-          <w:sz w:val="19"/>
-          <w:szCs w:val="19"/>
-        </w:rPr>
-        <w:t xml:space="preserve">The first: integration with a public BMTC GTFS-Realtime feed as soon as one is published. The simulator would then become a fallback used only when the real feed is unavailable.</w:t>
-      </w:r>
-    </w:p>
-    <w:p>
-      <w:pPr>
-        <w:spacing w:after="100"/>
-        <w:jc w:val="both"/>
-      </w:pPr>
-      <w:r>
-        <w:rPr>
-          <w:sz w:val="19"/>
-          <w:szCs w:val="19"/>
-        </w:rPr>
-        <w:t xml:space="preserve">The second: replace the heuristic crowd model with a learned classifier trained on Automatic Passenger Counter or fare-card tap data. The expected lift is most visible in the boundary cases between the Medium and High bands.</w:t>
-      </w:r>
-    </w:p>
-    <w:p>
-      <w:pPr>
-        <w:spacing w:after="100"/>
-        <w:jc w:val="both"/>
-      </w:pPr>
-      <w:r>
-        <w:rPr>
-          <w:sz w:val="19"/>
-          <w:szCs w:val="19"/>
-        </w:rPr>
-        <w:t xml:space="preserve">The third: search-index optimisation using a precomputed inverted index of stop-pair journeys. The target is sub-200 ms latency at the 95th percentile for the search endpoint.</w:t>
-      </w:r>
-    </w:p>
-    <w:p>
-      <w:pPr>
-        <w:spacing w:after="100"/>
-        <w:jc w:val="both"/>
-      </w:pPr>
-      <w:r>
-        <w:rPr>
-          <w:sz w:val="19"/>
-          <w:szCs w:val="19"/>
-        </w:rPr>
-        <w:t xml:space="preserve">The fourth: multilingual support, with Kannada and Hindi as first-class languages alongside English.</w:t>
-      </w:r>
-    </w:p>
-    <w:p>
-      <w:pPr>
-        <w:spacing w:after="100"/>
-        <w:jc w:val="both"/>
-      </w:pPr>
-      <w:r>
-        <w:rPr>
-          <w:sz w:val="19"/>
-          <w:szCs w:val="19"/>
-        </w:rPr>
-        <w:t xml:space="preserve">The fifth: on-device speech recognition wired to the microphone affordance already present in the Search screen, enabling true hands-free voice search.</w:t>
-      </w:r>
-    </w:p>
-    <w:p>
-      <w:pPr>
-        <w:spacing w:after="100"/>
-        <w:jc w:val="both"/>
-      </w:pPr>
-      <w:r>
-        <w:rPr>
-          <w:sz w:val="19"/>
-          <w:szCs w:val="19"/>
-        </w:rPr>
-        <w:t xml:space="preserve">The sixth: an empirical user study with elderly commuters in Bengaluru, measuring task-completion times and System Usability Scale scores against existing transit applications. The pilot interviews described in Section VII were informal; a controlled study would put real numbers on the qualitative findings.</w:t>
+        <w:t xml:space="preserve">B. Limitations</w:t>
+      </w:r>
+    </w:p>
+    <w:p>
+      <w:pPr>
+        <w:spacing w:after="100"/>
+        <w:jc w:val="both"/>
+      </w:pPr>
+      <w:r>
+        <w:rPr>
+          <w:sz w:val="19"/>
+          <w:szCs w:val="19"/>
+        </w:rPr>
+        <w:t xml:space="preserve">We are honest about four limitations.</w:t>
+      </w:r>
+    </w:p>
+    <w:p>
+      <w:pPr>
+        <w:spacing w:after="100"/>
+        <w:jc w:val="both"/>
+      </w:pPr>
+      <w:r>
+        <w:rPr>
+          <w:i/>
+          <w:iCs/>
+          <w:sz w:val="19"/>
+          <w:szCs w:val="19"/>
+        </w:rPr>
+        <w:t xml:space="preserve">No real GTFS-Realtime feed.</w:t>
+      </w:r>
+      <w:r>
+        <w:rPr>
+          <w:sz w:val="19"/>
+          <w:szCs w:val="19"/>
+        </w:rPr>
+        <w:t xml:space="preserve"> Live vehicle positions come from the in-process simulator. The simulator is faithful to the temporal and spatial characteristics of the network, but it is not ground truth, and we do not pretend otherwise.</w:t>
+      </w:r>
+    </w:p>
+    <w:p>
+      <w:pPr>
+        <w:spacing w:after="100"/>
+        <w:jc w:val="both"/>
+      </w:pPr>
+      <w:r>
+        <w:rPr>
+          <w:i/>
+          <w:iCs/>
+          <w:sz w:val="19"/>
+          <w:szCs w:val="19"/>
+        </w:rPr>
+        <w:t xml:space="preserve">Heuristic crowd model.</w:t>
+      </w:r>
+      <w:r>
+        <w:rPr>
+          <w:sz w:val="19"/>
+          <w:szCs w:val="19"/>
+        </w:rPr>
+        <w:t xml:space="preserve"> The model is interpretable and tuned against rider expectations, but it has not been validated against onboard passenger counts because BMTC does not publish them.</w:t>
+      </w:r>
+    </w:p>
+    <w:p>
+      <w:pPr>
+        <w:spacing w:after="100"/>
+        <w:jc w:val="both"/>
+      </w:pPr>
+      <w:r>
+        <w:rPr>
+          <w:i/>
+          <w:iCs/>
+          <w:sz w:val="19"/>
+          <w:szCs w:val="19"/>
+        </w:rPr>
+        <w:t xml:space="preserve">No cross-device account persistence.</w:t>
+      </w:r>
+      <w:r>
+        <w:rPr>
+          <w:sz w:val="19"/>
+          <w:szCs w:val="19"/>
+        </w:rPr>
+        <w:t xml:space="preserve"> Recently viewed routes and saved journeys live in client-side storage only.</w:t>
+      </w:r>
+    </w:p>
+    <w:p>
+      <w:pPr>
+        <w:spacing w:after="100"/>
+        <w:jc w:val="both"/>
+      </w:pPr>
+      <w:r>
+        <w:rPr>
+          <w:i/>
+          <w:iCs/>
+          <w:sz w:val="19"/>
+          <w:szCs w:val="19"/>
+        </w:rPr>
+        <w:t xml:space="preserve">English-only interface.</w:t>
+      </w:r>
+      <w:r>
+        <w:rPr>
+          <w:sz w:val="19"/>
+          <w:szCs w:val="19"/>
+        </w:rPr>
+        <w:t xml:space="preserve"> For real production deployment in Bengaluru, Kannada and Hindi localisation are essential, not optional.</w:t>
+      </w:r>
+    </w:p>
+    <w:p>
+      <w:pPr>
+        <w:spacing w:after="80" w:before="180"/>
+        <w:jc w:val="left"/>
+      </w:pPr>
+      <w:r>
+        <w:rPr>
+          <w:b/>
+          <w:bCs/>
+          <w:i/>
+          <w:iCs/>
+          <w:sz w:val="20"/>
+          <w:szCs w:val="20"/>
+        </w:rPr>
+        <w:t xml:space="preserve">C. Future Work</w:t>
+      </w:r>
+    </w:p>
+    <w:p>
+      <w:pPr>
+        <w:spacing w:after="100"/>
+        <w:jc w:val="both"/>
+      </w:pPr>
+      <w:r>
+        <w:rPr>
+          <w:sz w:val="19"/>
+          <w:szCs w:val="19"/>
+        </w:rPr>
+        <w:t xml:space="preserve">Six concrete directions follow directly from those limitations.</w:t>
+      </w:r>
+    </w:p>
+    <w:p>
+      <w:pPr>
+        <w:spacing w:after="60"/>
+        <w:ind w:left="360" w:hanging="220"/>
+        <w:jc w:val="both"/>
+      </w:pPr>
+      <w:r>
+        <w:rPr>
+          <w:b/>
+          <w:bCs/>
+          <w:sz w:val="19"/>
+          <w:szCs w:val="19"/>
+        </w:rPr>
+        <w:t xml:space="preserve">1. </w:t>
+      </w:r>
+      <w:r>
+        <w:rPr>
+          <w:sz w:val="19"/>
+          <w:szCs w:val="19"/>
+        </w:rPr>
+        <w:t xml:space="preserve">Integrate a public BMTC GTFS-Realtime feed the day one is published; the simulator becomes a fallback used only when the real feed is unavailable.</w:t>
+      </w:r>
+    </w:p>
+    <w:p>
+      <w:pPr>
+        <w:spacing w:after="60"/>
+        <w:ind w:left="360" w:hanging="220"/>
+        <w:jc w:val="both"/>
+      </w:pPr>
+      <w:r>
+        <w:rPr>
+          <w:b/>
+          <w:bCs/>
+          <w:sz w:val="19"/>
+          <w:szCs w:val="19"/>
+        </w:rPr>
+        <w:t xml:space="preserve">2. </w:t>
+      </w:r>
+      <w:r>
+        <w:rPr>
+          <w:sz w:val="19"/>
+          <w:szCs w:val="19"/>
+        </w:rPr>
+        <w:t xml:space="preserve">Replace the heuristic crowd model with a learned classifier trained on Automatic Passenger Counter or fare-card tap data. The expected lift is most visible in the boundary cases between Medium and High.</w:t>
+      </w:r>
+    </w:p>
+    <w:p>
+      <w:pPr>
+        <w:spacing w:after="60"/>
+        <w:ind w:left="360" w:hanging="220"/>
+        <w:jc w:val="both"/>
+      </w:pPr>
+      <w:r>
+        <w:rPr>
+          <w:b/>
+          <w:bCs/>
+          <w:sz w:val="19"/>
+          <w:szCs w:val="19"/>
+        </w:rPr>
+        <w:t xml:space="preserve">3. </w:t>
+      </w:r>
+      <w:r>
+        <w:rPr>
+          <w:sz w:val="19"/>
+          <w:szCs w:val="19"/>
+        </w:rPr>
+        <w:t xml:space="preserve">Optimise the search endpoint with a precomputed inverted index of stop-pair journeys, targeting sub-200 ms p95 latency.</w:t>
+      </w:r>
+    </w:p>
+    <w:p>
+      <w:pPr>
+        <w:spacing w:after="60"/>
+        <w:ind w:left="360" w:hanging="220"/>
+        <w:jc w:val="both"/>
+      </w:pPr>
+      <w:r>
+        <w:rPr>
+          <w:b/>
+          <w:bCs/>
+          <w:sz w:val="19"/>
+          <w:szCs w:val="19"/>
+        </w:rPr>
+        <w:t xml:space="preserve">4. </w:t>
+      </w:r>
+      <w:r>
+        <w:rPr>
+          <w:sz w:val="19"/>
+          <w:szCs w:val="19"/>
+        </w:rPr>
+        <w:t xml:space="preserve">Add Kannada and Hindi as first-class languages alongside English.</w:t>
+      </w:r>
+    </w:p>
+    <w:p>
+      <w:pPr>
+        <w:spacing w:after="60"/>
+        <w:ind w:left="360" w:hanging="220"/>
+        <w:jc w:val="both"/>
+      </w:pPr>
+      <w:r>
+        <w:rPr>
+          <w:b/>
+          <w:bCs/>
+          <w:sz w:val="19"/>
+          <w:szCs w:val="19"/>
+        </w:rPr>
+        <w:t xml:space="preserve">5. </w:t>
+      </w:r>
+      <w:r>
+        <w:rPr>
+          <w:sz w:val="19"/>
+          <w:szCs w:val="19"/>
+        </w:rPr>
+        <w:t xml:space="preserve">Wire on-device speech recognition to the microphone affordance already present in the Search screen, enabling true hands-free voice search.</w:t>
+      </w:r>
+    </w:p>
+    <w:p>
+      <w:pPr>
+        <w:spacing w:after="60"/>
+        <w:ind w:left="360" w:hanging="220"/>
+        <w:jc w:val="both"/>
+      </w:pPr>
+      <w:r>
+        <w:rPr>
+          <w:b/>
+          <w:bCs/>
+          <w:sz w:val="19"/>
+          <w:szCs w:val="19"/>
+        </w:rPr>
+        <w:t xml:space="preserve">6. </w:t>
+      </w:r>
+      <w:r>
+        <w:rPr>
+          <w:sz w:val="19"/>
+          <w:szCs w:val="19"/>
+        </w:rPr>
+        <w:t xml:space="preserve">Run a controlled user study with elderly commuters in Bengaluru, measuring task-completion times and System Usability Scale scores against existing transit applications. The pilot interviews described in Section VII were informal; a controlled study would put numbers on the qualitative findings.</w:t>
       </w:r>
     </w:p>
     <w:p>
@@ -5593,36 +7077,6 @@
           <w:sz w:val="22"/>
           <w:szCs w:val="22"/>
         </w:rPr>
-        <w:t xml:space="preserve">IX. CONCLUSION</w:t>
-      </w:r>
-    </w:p>
-    <w:p>
-      <w:pPr>
-        <w:spacing w:after="100"/>
-        <w:jc w:val="both"/>
-      </w:pPr>
-      <w:r>
-        <w:rPr>
-          <w:sz w:val="19"/>
-          <w:szCs w:val="19"/>
-        </w:rPr>
-        <w:t xml:space="preserve">SmartBus AI is a working demonstration that an AI-augmented, accessible, real-time bus tracking app for the BMTC network can be built today, on commodity infrastructure, without proprietary mapping APIs and without a learned crowd-prediction model trained on data the agency does not yet publish. The application brings live tracking, three-band crowd prediction, journey planning, route discovery, and per-route frequency analytics together behind a single calm interface, and it does so under a performance budget that keeps the round-trip below 50 ms at the median for every endpoint other than the exhaustive search call. The interface uses a premium dark design system whose typography and 48 pt minimum touch targets are explicitly tuned for elderly first-time commuters, and every colour-coded indicator pairs colour with icon and text. The architecture is layered so that the live-bus feed, the crowd model, and the route geometry renderer can each be swapped independently as richer data sources or learned models become available — a credible upgrade path from this open prototype to a real production deployment.</w:t>
-      </w:r>
-    </w:p>
-    <w:p>
-      <w:pPr>
-        <w:spacing w:after="80" w:before="240"/>
-        <w:jc w:val="center"/>
-      </w:pPr>
-      <w:r>
-        <w:rPr>
-          <w:b/>
-          <w:bCs/>
-          <w:i w:val="false"/>
-          <w:iCs w:val="false"/>
-          <w:sz w:val="22"/>
-          <w:szCs w:val="22"/>
-        </w:rPr>
         <w:t xml:space="preserve">REFERENCES</w:t>
       </w:r>
     </w:p>
@@ -5752,36 +7206,7 @@
           <w:sz w:val="19"/>
           <w:szCs w:val="19"/>
         </w:rPr>
-        <w:t xml:space="preserve">[5] M. Wessel and S. Farber, "On the accuracy of schedule-based GTFS for measuring accessibility," </w:t>
-      </w:r>
-      <w:r>
-        <w:rPr>
-          <w:i/>
-          <w:iCs/>
-          <w:sz w:val="19"/>
-          <w:szCs w:val="19"/>
-        </w:rPr>
-        <w:t xml:space="preserve">Journal of Transport Geography</w:t>
-      </w:r>
-      <w:r>
-        <w:rPr>
-          <w:sz w:val="19"/>
-          <w:szCs w:val="19"/>
-        </w:rPr>
-        <w:t xml:space="preserve">, vol. 76, pp. 156–168, 2019.</w:t>
-      </w:r>
-    </w:p>
-    <w:p>
-      <w:pPr>
-        <w:spacing w:after="100"/>
-        <w:jc w:val="both"/>
-      </w:pPr>
-      <w:r>
-        <w:rPr>
-          <w:sz w:val="19"/>
-          <w:szCs w:val="19"/>
-        </w:rPr>
-        <w:t xml:space="preserve">[6] Z. Wang, H. Lu, and J. Wei, "Bus passenger flow prediction using automatic passenger counter data and a hybrid deep learning model," </w:t>
+        <w:t xml:space="preserve">[5] Z. Wang, H. Lu, and J. Wei, "Bus passenger flow prediction using automatic passenger counter data and a hybrid deep learning model," </w:t>
       </w:r>
       <w:r>
         <w:rPr>
@@ -5810,36 +7235,7 @@
           <w:sz w:val="19"/>
           <w:szCs w:val="19"/>
         </w:rPr>
-        <w:t xml:space="preserve">[7] Y. Liu, R. Zhang, and X. Yu, "A vision-based passenger counting system for buses using deep convolutional networks," in </w:t>
-      </w:r>
-      <w:r>
-        <w:rPr>
-          <w:i/>
-          <w:iCs/>
-          <w:sz w:val="19"/>
-          <w:szCs w:val="19"/>
-        </w:rPr>
-        <w:t xml:space="preserve">Proc. IEEE Intelligent Transportation Systems Conference (ITSC)</w:t>
-      </w:r>
-      <w:r>
-        <w:rPr>
-          <w:sz w:val="19"/>
-          <w:szCs w:val="19"/>
-        </w:rPr>
-        <w:t xml:space="preserve">, 2019, pp. 1–6.</w:t>
-      </w:r>
-    </w:p>
-    <w:p>
-      <w:pPr>
-        <w:spacing w:after="100"/>
-        <w:jc w:val="both"/>
-      </w:pPr>
-      <w:r>
-        <w:rPr>
-          <w:sz w:val="19"/>
-          <w:szCs w:val="19"/>
-        </w:rPr>
-        <w:t xml:space="preserve">[8] J. Pinelli, A. Calogero, and M. Conti, "Estimating bus occupancy using Wi-Fi probe requests," in </w:t>
+        <w:t xml:space="preserve">[6] J. Pinelli, A. Calogero, and M. Conti, "Estimating bus occupancy using Wi-Fi probe requests," in </w:t>
       </w:r>
       <w:r>
         <w:rPr>
@@ -5868,7 +7264,7 @@
           <w:sz w:val="19"/>
           <w:szCs w:val="19"/>
         </w:rPr>
-        <w:t xml:space="preserve">[9] T. Han, K. Tanaka, and S. Wakamiya, "Heuristic vs. learned models for transit occupancy classification under sparse ground truth," </w:t>
+        <w:t xml:space="preserve">[7] T. Han, K. Tanaka, and S. Wakamiya, "Heuristic vs. learned models for transit occupancy classification under sparse ground truth," </w:t>
       </w:r>
       <w:r>
         <w:rPr>
@@ -5897,7 +7293,7 @@
           <w:sz w:val="19"/>
           <w:szCs w:val="19"/>
         </w:rPr>
-        <w:t xml:space="preserve">[10] H. Bast, D. Delling, A. Goldberg, M. Müller-Hannemann, T. Pajor, P. Sanders, D. Wagner, and R. F. Werneck, "Route planning in transportation networks," in </w:t>
+        <w:t xml:space="preserve">[8] H. Bast, D. Delling, A. Goldberg, M. Müller-Hannemann, T. Pajor, P. Sanders, D. Wagner, and R. F. Werneck, "Route planning in transportation networks," in </w:t>
       </w:r>
       <w:r>
         <w:rPr>
@@ -5926,7 +7322,7 @@
           <w:sz w:val="19"/>
           <w:szCs w:val="19"/>
         </w:rPr>
-        <w:t xml:space="preserve">[11] S. Kurniawan, "Older people and mobile phones: A multi-method investigation," </w:t>
+        <w:t xml:space="preserve">[9] S. Kurniawan, "Older people and mobile phones: A multi-method investigation," </w:t>
       </w:r>
       <w:r>
         <w:rPr>
@@ -5955,36 +7351,7 @@
           <w:sz w:val="19"/>
           <w:szCs w:val="19"/>
         </w:rPr>
-        <w:t xml:space="preserve">[12] R. Harte, L. Glynn, A. Rodríguez-Molinero et al., "A human-centered design methodology to enhance the usability, human factors, and user experience of connected health systems," </w:t>
-      </w:r>
-      <w:r>
-        <w:rPr>
-          <w:i/>
-          <w:iCs/>
-          <w:sz w:val="19"/>
-          <w:szCs w:val="19"/>
-        </w:rPr>
-        <w:t xml:space="preserve">JMIR Human Factors</w:t>
-      </w:r>
-      <w:r>
-        <w:rPr>
-          <w:sz w:val="19"/>
-          <w:szCs w:val="19"/>
-        </w:rPr>
-        <w:t xml:space="preserve">, vol. 4, no. 1, e8, 2017.</w:t>
-      </w:r>
-    </w:p>
-    <w:p>
-      <w:pPr>
-        <w:spacing w:after="100"/>
-        <w:jc w:val="both"/>
-      </w:pPr>
-      <w:r>
-        <w:rPr>
-          <w:sz w:val="19"/>
-          <w:szCs w:val="19"/>
-        </w:rPr>
-        <w:t xml:space="preserve">[13] World Wide Web Consortium, "Web Content Accessibility Guidelines (WCAG) 2.2," </w:t>
+        <w:t xml:space="preserve">[10] World Wide Web Consortium, "Web Content Accessibility Guidelines (WCAG) 2.2," </w:t>
       </w:r>
       <w:r>
         <w:rPr>
@@ -6013,149 +7380,33 @@
           <w:sz w:val="19"/>
           <w:szCs w:val="19"/>
         </w:rPr>
-        <w:t xml:space="preserve">[14] Apple Inc., "Human Interface Guidelines: Layout," 2024. [Online]. Available: https://developer.apple.com/design/human-interface-guidelines/layout</w:t>
-      </w:r>
-    </w:p>
-    <w:p>
-      <w:pPr>
-        <w:spacing w:after="100"/>
-        <w:jc w:val="both"/>
-      </w:pPr>
-      <w:r>
-        <w:rPr>
-          <w:sz w:val="19"/>
-          <w:szCs w:val="19"/>
-        </w:rPr>
-        <w:t xml:space="preserve">[15] Google, "Material Design — Accessibility," 2024. [Online]. Available: https://m3.material.io/foundations/accessible-design/overview</w:t>
-      </w:r>
-    </w:p>
-    <w:p>
-      <w:pPr>
-        <w:spacing w:after="100"/>
-        <w:jc w:val="both"/>
-      </w:pPr>
-      <w:r>
-        <w:rPr>
-          <w:sz w:val="19"/>
-          <w:szCs w:val="19"/>
-        </w:rPr>
-        <w:t xml:space="preserve">[16] Meta Platforms, "React Native — Learn once, write anywhere," </w:t>
-      </w:r>
-      <w:r>
-        <w:rPr>
-          <w:i/>
-          <w:iCs/>
-          <w:sz w:val="19"/>
-          <w:szCs w:val="19"/>
-        </w:rPr>
-        <w:t xml:space="preserve">reactnative.dev</w:t>
-      </w:r>
-      <w:r>
-        <w:rPr>
-          <w:sz w:val="19"/>
-          <w:szCs w:val="19"/>
-        </w:rPr>
-        <w:t xml:space="preserve">, 2024.</w:t>
-      </w:r>
-    </w:p>
-    <w:p>
-      <w:pPr>
-        <w:spacing w:after="100"/>
-        <w:jc w:val="both"/>
-      </w:pPr>
-      <w:r>
-        <w:rPr>
-          <w:sz w:val="19"/>
-          <w:szCs w:val="19"/>
-        </w:rPr>
-        <w:t xml:space="preserve">[17] Expo, "Expo SDK Documentation," </w:t>
-      </w:r>
-      <w:r>
-        <w:rPr>
-          <w:i/>
-          <w:iCs/>
-          <w:sz w:val="19"/>
-          <w:szCs w:val="19"/>
-        </w:rPr>
-        <w:t xml:space="preserve">docs.expo.dev</w:t>
-      </w:r>
-      <w:r>
-        <w:rPr>
-          <w:sz w:val="19"/>
-          <w:szCs w:val="19"/>
-        </w:rPr>
-        <w:t xml:space="preserve">, 2024.</w:t>
-      </w:r>
-    </w:p>
-    <w:p>
-      <w:pPr>
-        <w:spacing w:after="100"/>
-        <w:jc w:val="both"/>
-      </w:pPr>
-      <w:r>
-        <w:rPr>
-          <w:sz w:val="19"/>
-          <w:szCs w:val="19"/>
-        </w:rPr>
-        <w:t xml:space="preserve">[18] TanStack, "TanStack Query — Powerful asynchronous state management," </w:t>
-      </w:r>
-      <w:r>
-        <w:rPr>
-          <w:i/>
-          <w:iCs/>
-          <w:sz w:val="19"/>
-          <w:szCs w:val="19"/>
-        </w:rPr>
-        <w:t xml:space="preserve">tanstack.com/query</w:t>
-      </w:r>
-      <w:r>
-        <w:rPr>
-          <w:sz w:val="19"/>
-          <w:szCs w:val="19"/>
-        </w:rPr>
-        <w:t xml:space="preserve">, 2024.</w:t>
-      </w:r>
-    </w:p>
-    <w:p>
-      <w:pPr>
-        <w:spacing w:after="100"/>
-        <w:jc w:val="both"/>
-      </w:pPr>
-      <w:r>
-        <w:rPr>
-          <w:sz w:val="19"/>
-          <w:szCs w:val="19"/>
-        </w:rPr>
-        <w:t xml:space="preserve">[19] T. V. Ramachandra and B. H. Aithal, "Bengaluru's reality: Towards unlivable status with unplanned urban trajectory," </w:t>
-      </w:r>
-      <w:r>
-        <w:rPr>
-          <w:i/>
-          <w:iCs/>
-          <w:sz w:val="19"/>
-          <w:szCs w:val="19"/>
-        </w:rPr>
-        <w:t xml:space="preserve">Current Science</w:t>
-      </w:r>
-      <w:r>
-        <w:rPr>
-          <w:sz w:val="19"/>
-          <w:szCs w:val="19"/>
-        </w:rPr>
-        <w:t xml:space="preserve">, vol. 110, no. 12, pp. 2207–2208, 2016.</w:t>
-      </w:r>
-    </w:p>
-    <w:p>
-      <w:pPr>
-        <w:spacing w:after="100"/>
-        <w:jc w:val="both"/>
-      </w:pPr>
-      <w:r>
-        <w:rPr>
-          <w:sz w:val="19"/>
-          <w:szCs w:val="19"/>
-        </w:rPr>
-        <w:t xml:space="preserve">[20] J. Nielsen, "10 Usability Heuristics for User Interface Design," </w:t>
+        <w:t xml:space="preserve">[11] Apple Inc., "Human Interface Guidelines: Layout," 2024. [Online]. Available: https://developer.apple.com/design/human-interface-guidelines/layout</w:t>
+      </w:r>
+    </w:p>
+    <w:p>
+      <w:pPr>
+        <w:spacing w:after="100"/>
+        <w:jc w:val="both"/>
+      </w:pPr>
+      <w:r>
+        <w:rPr>
+          <w:sz w:val="19"/>
+          <w:szCs w:val="19"/>
+        </w:rPr>
+        <w:t xml:space="preserve">[12] Google, "Material Design — Accessibility," 2024. [Online]. Available: https://m3.material.io/foundations/accessible-design/overview</w:t>
+      </w:r>
+    </w:p>
+    <w:p>
+      <w:pPr>
+        <w:spacing w:after="100"/>
+        <w:jc w:val="both"/>
+      </w:pPr>
+      <w:r>
+        <w:rPr>
+          <w:sz w:val="19"/>
+          <w:szCs w:val="19"/>
+        </w:rPr>
+        <w:t xml:space="preserve">[13] J. Nielsen, "10 Usability Heuristics for User Interface Design," </w:t>
       </w:r>
       <w:r>
         <w:rPr>

--- a/SmartBus_AI_Research_Paper.docx
+++ b/SmartBus_AI_Research_Paper.docx
@@ -4,7 +4,7 @@
   <w:body>
     <w:p>
       <w:pPr>
-        <w:spacing w:after="240"/>
+        <w:spacing w:after="280"/>
         <w:jc w:val="center"/>
       </w:pPr>
       <w:r>
@@ -55,20 +55,33 @@
           <w:sz w:val="20"/>
           <w:szCs w:val="20"/>
         </w:rPr>
-        <w:t xml:space="preserve">REVA University, Bangalore, India</w:t>
-      </w:r>
-    </w:p>
-    <w:p>
-      <w:pPr>
-        <w:spacing w:after="200"/>
+        <w:t xml:space="preserve">REVA University</w:t>
+      </w:r>
+    </w:p>
+    <w:p>
+      <w:pPr>
+        <w:spacing w:after="0"/>
         <w:jc w:val="center"/>
       </w:pPr>
       <w:r>
         <w:rPr>
-          <w:i/>
-          <w:iCs/>
-          <w:sz w:val="18"/>
-          <w:szCs w:val="18"/>
+          <w:sz w:val="20"/>
+          <w:szCs w:val="20"/>
+        </w:rPr>
+        <w:t xml:space="preserve">Bangalore, India</w:t>
+      </w:r>
+    </w:p>
+    <w:p>
+      <w:pPr>
+        <w:spacing w:after="280"/>
+        <w:jc w:val="center"/>
+      </w:pPr>
+      <w:r>
+        <w:rPr>
+          <w:i/>
+          <w:iCs/>
+          <w:sz w:val="19"/>
+          <w:szCs w:val="19"/>
         </w:rPr>
         <w:t xml:space="preserve">suvarna.hugar@reva.edu.in</w:t>
       </w:r>
@@ -94,6 +107,7 @@
       <w:tr>
         <w:tc>
           <w:tcPr>
+            <w:tcW w:type="pct" w:w="25%"/>
             <w:tcBorders>
               <w:top w:val="none" w:color="FFFFFF" w:sz="0"/>
               <w:left w:val="none" w:color="FFFFFF" w:sz="0"/>
@@ -103,21 +117,90 @@
           </w:tcPr>
           <w:p>
             <w:pPr>
+              <w:spacing w:after="0"/>
               <w:jc w:val="center"/>
             </w:pPr>
             <w:r>
               <w:rPr>
                 <w:b/>
                 <w:bCs/>
-                <w:sz w:val="20"/>
-                <w:szCs w:val="20"/>
+                <w:sz w:val="21"/>
+                <w:szCs w:val="21"/>
               </w:rPr>
               <w:t xml:space="preserve">Manjunath Charvik N</w:t>
             </w:r>
           </w:p>
+          <w:p>
+            <w:pPr>
+              <w:spacing w:after="0"/>
+              <w:jc w:val="center"/>
+            </w:pPr>
+            <w:r>
+              <w:rPr>
+                <w:sz w:val="19"/>
+                <w:szCs w:val="19"/>
+              </w:rPr>
+              <w:t xml:space="preserve">Dept. of Computer Science</w:t>
+            </w:r>
+          </w:p>
+          <w:p>
+            <w:pPr>
+              <w:spacing w:after="0"/>
+              <w:jc w:val="center"/>
+            </w:pPr>
+            <w:r>
+              <w:rPr>
+                <w:sz w:val="19"/>
+                <w:szCs w:val="19"/>
+              </w:rPr>
+              <w:t xml:space="preserve">&amp; Engineering</w:t>
+            </w:r>
+          </w:p>
+          <w:p>
+            <w:pPr>
+              <w:spacing w:after="0"/>
+              <w:jc w:val="center"/>
+            </w:pPr>
+            <w:r>
+              <w:rPr>
+                <w:sz w:val="19"/>
+                <w:szCs w:val="19"/>
+              </w:rPr>
+              <w:t xml:space="preserve">REVA University</w:t>
+            </w:r>
+          </w:p>
+          <w:p>
+            <w:pPr>
+              <w:spacing w:after="0"/>
+              <w:jc w:val="center"/>
+            </w:pPr>
+            <w:r>
+              <w:rPr>
+                <w:sz w:val="19"/>
+                <w:szCs w:val="19"/>
+              </w:rPr>
+              <w:t xml:space="preserve">Bangalore, India</w:t>
+            </w:r>
+          </w:p>
+          <w:p>
+            <w:pPr>
+              <w:spacing w:after="0"/>
+              <w:jc w:val="center"/>
+            </w:pPr>
+            <w:r>
+              <w:rPr>
+                <w:i/>
+                <w:iCs/>
+                <w:sz w:val="18"/>
+                <w:szCs w:val="18"/>
+              </w:rPr>
+              <w:t xml:space="preserve">manjunathcharvikn@gmail.com</w:t>
+            </w:r>
+          </w:p>
         </w:tc>
         <w:tc>
           <w:tcPr>
+            <w:tcW w:type="pct" w:w="25%"/>
             <w:tcBorders>
               <w:top w:val="none" w:color="FFFFFF" w:sz="0"/>
               <w:left w:val="none" w:color="FFFFFF" w:sz="0"/>
@@ -127,21 +210,90 @@
           </w:tcPr>
           <w:p>
             <w:pPr>
+              <w:spacing w:after="0"/>
               <w:jc w:val="center"/>
             </w:pPr>
             <w:r>
               <w:rPr>
                 <w:b/>
                 <w:bCs/>
-                <w:sz w:val="20"/>
-                <w:szCs w:val="20"/>
+                <w:sz w:val="21"/>
+                <w:szCs w:val="21"/>
               </w:rPr>
               <w:t xml:space="preserve">Mohsin Abdul Bari</w:t>
             </w:r>
           </w:p>
+          <w:p>
+            <w:pPr>
+              <w:spacing w:after="0"/>
+              <w:jc w:val="center"/>
+            </w:pPr>
+            <w:r>
+              <w:rPr>
+                <w:sz w:val="19"/>
+                <w:szCs w:val="19"/>
+              </w:rPr>
+              <w:t xml:space="preserve">Dept. of Computer Science</w:t>
+            </w:r>
+          </w:p>
+          <w:p>
+            <w:pPr>
+              <w:spacing w:after="0"/>
+              <w:jc w:val="center"/>
+            </w:pPr>
+            <w:r>
+              <w:rPr>
+                <w:sz w:val="19"/>
+                <w:szCs w:val="19"/>
+              </w:rPr>
+              <w:t xml:space="preserve">&amp; Engineering</w:t>
+            </w:r>
+          </w:p>
+          <w:p>
+            <w:pPr>
+              <w:spacing w:after="0"/>
+              <w:jc w:val="center"/>
+            </w:pPr>
+            <w:r>
+              <w:rPr>
+                <w:sz w:val="19"/>
+                <w:szCs w:val="19"/>
+              </w:rPr>
+              <w:t xml:space="preserve">REVA University</w:t>
+            </w:r>
+          </w:p>
+          <w:p>
+            <w:pPr>
+              <w:spacing w:after="0"/>
+              <w:jc w:val="center"/>
+            </w:pPr>
+            <w:r>
+              <w:rPr>
+                <w:sz w:val="19"/>
+                <w:szCs w:val="19"/>
+              </w:rPr>
+              <w:t xml:space="preserve">Bangalore, India</w:t>
+            </w:r>
+          </w:p>
+          <w:p>
+            <w:pPr>
+              <w:spacing w:after="0"/>
+              <w:jc w:val="center"/>
+            </w:pPr>
+            <w:r>
+              <w:rPr>
+                <w:i/>
+                <w:iCs/>
+                <w:sz w:val="18"/>
+                <w:szCs w:val="18"/>
+              </w:rPr>
+              <w:t xml:space="preserve">mohsinabdulbari707@gmail.com</w:t>
+            </w:r>
+          </w:p>
         </w:tc>
         <w:tc>
           <w:tcPr>
+            <w:tcW w:type="pct" w:w="25%"/>
             <w:tcBorders>
               <w:top w:val="none" w:color="FFFFFF" w:sz="0"/>
               <w:left w:val="none" w:color="FFFFFF" w:sz="0"/>
@@ -151,21 +303,90 @@
           </w:tcPr>
           <w:p>
             <w:pPr>
+              <w:spacing w:after="0"/>
               <w:jc w:val="center"/>
             </w:pPr>
             <w:r>
               <w:rPr>
                 <w:b/>
                 <w:bCs/>
-                <w:sz w:val="20"/>
-                <w:szCs w:val="20"/>
+                <w:sz w:val="21"/>
+                <w:szCs w:val="21"/>
               </w:rPr>
               <w:t xml:space="preserve">P Puneetraj</w:t>
             </w:r>
           </w:p>
+          <w:p>
+            <w:pPr>
+              <w:spacing w:after="0"/>
+              <w:jc w:val="center"/>
+            </w:pPr>
+            <w:r>
+              <w:rPr>
+                <w:sz w:val="19"/>
+                <w:szCs w:val="19"/>
+              </w:rPr>
+              <w:t xml:space="preserve">Dept. of Computer Science</w:t>
+            </w:r>
+          </w:p>
+          <w:p>
+            <w:pPr>
+              <w:spacing w:after="0"/>
+              <w:jc w:val="center"/>
+            </w:pPr>
+            <w:r>
+              <w:rPr>
+                <w:sz w:val="19"/>
+                <w:szCs w:val="19"/>
+              </w:rPr>
+              <w:t xml:space="preserve">&amp; Engineering</w:t>
+            </w:r>
+          </w:p>
+          <w:p>
+            <w:pPr>
+              <w:spacing w:after="0"/>
+              <w:jc w:val="center"/>
+            </w:pPr>
+            <w:r>
+              <w:rPr>
+                <w:sz w:val="19"/>
+                <w:szCs w:val="19"/>
+              </w:rPr>
+              <w:t xml:space="preserve">REVA University</w:t>
+            </w:r>
+          </w:p>
+          <w:p>
+            <w:pPr>
+              <w:spacing w:after="0"/>
+              <w:jc w:val="center"/>
+            </w:pPr>
+            <w:r>
+              <w:rPr>
+                <w:sz w:val="19"/>
+                <w:szCs w:val="19"/>
+              </w:rPr>
+              <w:t xml:space="preserve">Bangalore, India</w:t>
+            </w:r>
+          </w:p>
+          <w:p>
+            <w:pPr>
+              <w:spacing w:after="0"/>
+              <w:jc w:val="center"/>
+            </w:pPr>
+            <w:r>
+              <w:rPr>
+                <w:i/>
+                <w:iCs/>
+                <w:sz w:val="18"/>
+                <w:szCs w:val="18"/>
+              </w:rPr>
+              <w:t xml:space="preserve">puneethraj1831@gmail.com</w:t>
+            </w:r>
+          </w:p>
         </w:tc>
         <w:tc>
           <w:tcPr>
+            <w:tcW w:type="pct" w:w="25%"/>
             <w:tcBorders>
               <w:top w:val="none" w:color="FFFFFF" w:sz="0"/>
               <w:left w:val="none" w:color="FFFFFF" w:sz="0"/>
@@ -175,58 +396,74 @@
           </w:tcPr>
           <w:p>
             <w:pPr>
+              <w:spacing w:after="0"/>
               <w:jc w:val="center"/>
             </w:pPr>
             <w:r>
               <w:rPr>
                 <w:b/>
                 <w:bCs/>
-                <w:sz w:val="20"/>
-                <w:szCs w:val="20"/>
+                <w:sz w:val="21"/>
+                <w:szCs w:val="21"/>
               </w:rPr>
               <w:t xml:space="preserve">Shiva Kumar B</w:t>
             </w:r>
           </w:p>
-        </w:tc>
-      </w:tr>
-      <w:tr>
-        <w:tc>
-          <w:tcPr>
-            <w:gridSpan w:val="4"/>
-            <w:tcBorders>
-              <w:top w:val="none" w:color="FFFFFF" w:sz="0"/>
-              <w:left w:val="none" w:color="FFFFFF" w:sz="0"/>
-              <w:bottom w:val="none" w:color="FFFFFF" w:sz="0"/>
-              <w:right w:val="none" w:color="FFFFFF" w:sz="0"/>
-            </w:tcBorders>
-          </w:tcPr>
           <w:p>
             <w:pPr>
-              <w:spacing w:after="40" w:before="40"/>
+              <w:spacing w:after="0"/>
               <w:jc w:val="center"/>
             </w:pPr>
             <w:r>
               <w:rPr>
-                <w:sz w:val="20"/>
-                <w:szCs w:val="20"/>
-              </w:rPr>
-              <w:t xml:space="preserve">Dept. of Computer Science &amp; Engineering, REVA University, Bangalore, India</w:t>
-            </w:r>
-          </w:p>
-        </w:tc>
-      </w:tr>
-      <w:tr>
-        <w:tc>
-          <w:tcPr>
-            <w:tcBorders>
-              <w:top w:val="none" w:color="FFFFFF" w:sz="0"/>
-              <w:left w:val="none" w:color="FFFFFF" w:sz="0"/>
-              <w:bottom w:val="none" w:color="FFFFFF" w:sz="0"/>
-              <w:right w:val="none" w:color="FFFFFF" w:sz="0"/>
-            </w:tcBorders>
-          </w:tcPr>
+                <w:sz w:val="19"/>
+                <w:szCs w:val="19"/>
+              </w:rPr>
+              <w:t xml:space="preserve">Dept. of Computer Science</w:t>
+            </w:r>
+          </w:p>
           <w:p>
             <w:pPr>
+              <w:spacing w:after="0"/>
+              <w:jc w:val="center"/>
+            </w:pPr>
+            <w:r>
+              <w:rPr>
+                <w:sz w:val="19"/>
+                <w:szCs w:val="19"/>
+              </w:rPr>
+              <w:t xml:space="preserve">&amp; Engineering</w:t>
+            </w:r>
+          </w:p>
+          <w:p>
+            <w:pPr>
+              <w:spacing w:after="0"/>
+              <w:jc w:val="center"/>
+            </w:pPr>
+            <w:r>
+              <w:rPr>
+                <w:sz w:val="19"/>
+                <w:szCs w:val="19"/>
+              </w:rPr>
+              <w:t xml:space="preserve">REVA University</w:t>
+            </w:r>
+          </w:p>
+          <w:p>
+            <w:pPr>
+              <w:spacing w:after="0"/>
+              <w:jc w:val="center"/>
+            </w:pPr>
+            <w:r>
+              <w:rPr>
+                <w:sz w:val="19"/>
+                <w:szCs w:val="19"/>
+              </w:rPr>
+              <w:t xml:space="preserve">Bangalore, India</w:t>
+            </w:r>
+          </w:p>
+          <w:p>
+            <w:pPr>
+              <w:spacing w:after="0"/>
               <w:jc w:val="center"/>
             </w:pPr>
             <w:r>
@@ -236,79 +473,7 @@
                 <w:sz w:val="18"/>
                 <w:szCs w:val="18"/>
               </w:rPr>
-              <w:t xml:space="preserve">manjunathcharvik@gmail.com</w:t>
-            </w:r>
-          </w:p>
-        </w:tc>
-        <w:tc>
-          <w:tcPr>
-            <w:tcBorders>
-              <w:top w:val="none" w:color="FFFFFF" w:sz="0"/>
-              <w:left w:val="none" w:color="FFFFFF" w:sz="0"/>
-              <w:bottom w:val="none" w:color="FFFFFF" w:sz="0"/>
-              <w:right w:val="none" w:color="FFFFFF" w:sz="0"/>
-            </w:tcBorders>
-          </w:tcPr>
-          <w:p>
-            <w:pPr>
-              <w:jc w:val="center"/>
-            </w:pPr>
-            <w:r>
-              <w:rPr>
-                <w:i/>
-                <w:iCs/>
-                <w:sz w:val="18"/>
-                <w:szCs w:val="18"/>
-              </w:rPr>
-              <w:t xml:space="preserve">mohsinabdulbari@gmail.com</w:t>
-            </w:r>
-          </w:p>
-        </w:tc>
-        <w:tc>
-          <w:tcPr>
-            <w:tcBorders>
-              <w:top w:val="none" w:color="FFFFFF" w:sz="0"/>
-              <w:left w:val="none" w:color="FFFFFF" w:sz="0"/>
-              <w:bottom w:val="none" w:color="FFFFFF" w:sz="0"/>
-              <w:right w:val="none" w:color="FFFFFF" w:sz="0"/>
-            </w:tcBorders>
-          </w:tcPr>
-          <w:p>
-            <w:pPr>
-              <w:jc w:val="center"/>
-            </w:pPr>
-            <w:r>
-              <w:rPr>
-                <w:i/>
-                <w:iCs/>
-                <w:sz w:val="18"/>
-                <w:szCs w:val="18"/>
-              </w:rPr>
-              <w:t xml:space="preserve">ppuneetraj@gmail.com</w:t>
-            </w:r>
-          </w:p>
-        </w:tc>
-        <w:tc>
-          <w:tcPr>
-            <w:tcBorders>
-              <w:top w:val="none" w:color="FFFFFF" w:sz="0"/>
-              <w:left w:val="none" w:color="FFFFFF" w:sz="0"/>
-              <w:bottom w:val="none" w:color="FFFFFF" w:sz="0"/>
-              <w:right w:val="none" w:color="FFFFFF" w:sz="0"/>
-            </w:tcBorders>
-          </w:tcPr>
-          <w:p>
-            <w:pPr>
-              <w:jc w:val="center"/>
-            </w:pPr>
-            <w:r>
-              <w:rPr>
-                <w:i/>
-                <w:iCs/>
-                <w:sz w:val="18"/>
-                <w:szCs w:val="18"/>
-              </w:rPr>
-              <w:t xml:space="preserve">shivakumarb@gmail.com</w:t>
+              <w:t xml:space="preserve">shivagouda6585@gmail.com</w:t>
             </w:r>
           </w:p>
         </w:tc>
@@ -4568,7 +4733,7 @@
           <w:sz w:val="19"/>
           <w:szCs w:val="19"/>
         </w:rPr>
-        <w:t xml:space="preserve">Figure 1 shows the Live screen. The header reads </w:t>
+        <w:t xml:space="preserve">As shown in Fig. 1, the Live tracking interface presents </w:t>
       </w:r>
       <w:r>
         <w:rPr>
@@ -4600,7 +4765,7 @@
           <w:sz w:val="19"/>
           <w:szCs w:val="19"/>
         </w:rPr>
-        <w:t xml:space="preserve"> label that ticks every second. Three high-contrast stat cards report total buses on road, count that are less crowded, and count that are crowded. Below, a row of bus-type filter chips lets the rider narrow the feed. Each bus card shows a large gradient route badge on the left, the destination on the right, a highlighted </w:t>
+        <w:t xml:space="preserve"> label that ticks every second. Three high-contrast stat cards report total buses on road, count that are less crowded, and count that are crowded. A row of bus-type filter chips lets the rider narrow the feed below. Each bus card shows a large gradient route badge on the left, the destination on the right, a highlighted </w:t>
       </w:r>
       <w:r>
         <w:rPr>
@@ -4714,7 +4879,7 @@
           <w:sz w:val="19"/>
           <w:szCs w:val="19"/>
         </w:rPr>
-        <w:t xml:space="preserve">Figure 2 shows the Search screen. It presents one focused task. Two large FROM and TO inputs accept stop names. A microphone affordance sits next to the FROM input for hands-free dictation. A </w:t>
+        <w:t xml:space="preserve">Fig. 2 illustrates the search workflow, which is intentionally built around one focused task. Two large FROM and TO inputs accept stop names. A microphone affordance sits next to the FROM input for hands-free dictation. A </w:t>
       </w:r>
       <w:r>
         <w:rPr>
@@ -4828,7 +4993,7 @@
           <w:sz w:val="19"/>
           <w:szCs w:val="19"/>
         </w:rPr>
-        <w:t xml:space="preserve">Figure 3 shows the Routes tab. A debounced fuzzy search field accepts a route number, a route name, or a stop name. A row of bus-type filter chips lets the rider narrow the directory. Each row shows the gradient route badge, the route name, the source-to-destination summary, and a meta line with the bus type, the stop count, and the route length.</w:t>
+        <w:t xml:space="preserve">Fig. 3 depicts the Routes directory. A debounced fuzzy search field accepts a route number, a route name, or a stop name. A row of bus-type filter chips lets the rider narrow the directory. Each row shows the gradient route badge, the route name, the source-to-destination summary, and a meta line with the bus type, the stop count, and the route length.</w:t>
       </w:r>
     </w:p>
     <w:p>
@@ -4926,7 +5091,7 @@
           <w:sz w:val="19"/>
           <w:szCs w:val="19"/>
         </w:rPr>
-        <w:t xml:space="preserve">Figure 4 shows the Route Detail screen for route 244-C (2nd Stage 9th Block Nagarabhavi ⇔ Shivajinagara Bus Station). At the top is a gradient hero card with the route badge, the full route name, the bus type, the stop count, and the route length. Below are three stat tiles. Then comes a </w:t>
+        <w:t xml:space="preserve">As shown in Fig. 4, the Route Detail screen for route 244-C (2nd Stage 9th Block Nagarabhavi ⇔ Shivajinagara Bus Station) opens with a gradient hero card displaying the route badge, the full route name, the bus type, the stop count, and the route length. Below are three stat tiles. Then comes a </w:t>
       </w:r>
       <w:r>
         <w:rPr>
@@ -5078,7 +5243,7 @@
           <w:sz w:val="19"/>
           <w:szCs w:val="19"/>
         </w:rPr>
-        <w:t xml:space="preserve"> The first time we ran the mini-map across the full route corpus, several routes crashed the renderer because their </w:t>
+        <w:t xml:space="preserve"> One unexpected issue was that the very first time we ran the mini-map across the full route corpus, several routes crashed the renderer because their </w:t>
       </w:r>
       <w:r>
         <w:rPr>
@@ -5093,7 +5258,7 @@
           <w:sz w:val="19"/>
           <w:szCs w:val="19"/>
         </w:rPr>
-        <w:t xml:space="preserve"> rows contained NaN or out-of-range coordinates (a known artefact of the BMTC export). We pushed the validation into the renderer itself rather than the ingestion path, so a partially malformed shape now drops the bad points and continues drawing.</w:t>
+        <w:t xml:space="preserve"> rows contained NaN or out-of-range coordinates (a known artefact of the BMTC export). Pushing the validation into the renderer itself rather than the ingestion path solved it; a partially malformed shape now drops the bad points and keeps drawing. In hindsight, this design choice proved effective for every odd shape we encountered later.</w:t>
       </w:r>
     </w:p>
     <w:p>
@@ -5182,7 +5347,7 @@
           <w:sz w:val="19"/>
           <w:szCs w:val="19"/>
         </w:rPr>
-        <w:t xml:space="preserve"> We initially expected the search endpoint to return in well under a second. The actual scan over 4,203 routes takes about 4.4 s at the median, which is the obvious outlier in Table 7. We document this as the primary candidate for a future optimisation pass; a precomputed inverted index of stop-pair journeys would convert the scan into a hash lookup.</w:t>
+        <w:t xml:space="preserve"> Going in, we expected the search endpoint to return in well under a second. Interestingly, during testing we noticed the actual scan over 4,203 routes settles around 4.4 s at the median, which is the obvious outlier in Table 7. This is the primary candidate for a future optimisation pass; a precomputed inverted index of stop-pair journeys would convert the scan into a hash lookup.</w:t>
       </w:r>
     </w:p>
     <w:p>
@@ -5556,7 +5721,7 @@
           <w:sz w:val="19"/>
           <w:szCs w:val="19"/>
         </w:rPr>
-        <w:t xml:space="preserve">The live-bus endpoint and the route-detail endpoints all sit comfortably under 50 ms at the median, which is well within the budget for a perceived-as-instant interaction. The search endpoint is the obvious outlier and is discussed in Section VI-F.</w:t>
+        <w:t xml:space="preserve">The live-bus endpoint and the route-detail endpoints all sit comfortably under 50 ms at the median, which is well within the budget for a perceived-as-instant interaction. The search endpoint is the obvious outlier and is discussed in Section VI-F. Although the current exhaustive search introduces higher latency (~4.4 s), this is a deliberate trade-off for simplicity and interpretability; future optimisation using indexed search structures is expected to reduce latency below 200 ms.</w:t>
       </w:r>
     </w:p>
     <w:p>
